--- a/reports/supervisors/hong_kong/professors/prof_jianping_wang/dossier.docx
+++ b/reports/supervisors/hong_kong/professors/prof_jianping_wang/dossier.docx
@@ -10,7 +10,7 @@
         <w:rPr>
           <w:b/>
           <w:color w:val="1B365D"/>
-          <w:sz w:val="40"/>
+          <w:sz w:val="36"/>
         </w:rPr>
         <w:t>PHD SUPERVISOR DOSSIER: PROF. JIANPING WANG</w:t>
       </w:r>
@@ -22,15 +22,27 @@
       <w:r>
         <w:rPr>
           <w:color w:val="64748B"/>
-          <w:sz w:val="22"/>
+          <w:sz w:val="20"/>
         </w:rPr>
-        <w:t>Academic Research Intelligence • Generated: September 17, 2026</w:t>
+        <w:t>Academic Research Intelligence • Generated: September 18, 2026</w:t>
       </w:r>
     </w:p>
     <w:p>
       <w:pPr>
         <w:spacing w:after="300"/>
       </w:pPr>
+    </w:p>
+    <w:p>
+      <w:r/>
+      <w:r>
+        <w:rPr>
+          <w:b/>
+        </w:rPr>
+        <w:t>Target Professor:</w:t>
+      </w:r>
+      <w:r>
+        <w:t xml:space="preserve"> Prof. Jianping Wang</w:t>
+      </w:r>
     </w:p>
     <w:p>
       <w:r/>
@@ -41,10 +53,156 @@
         <w:t>Institution:</w:t>
       </w:r>
       <w:r>
-        <w:t xml:space="preserve"> City University of Hong Kong (Hong Kong)</w:t>
+        <w:t xml:space="preserve"> City University of Hong Kong</w:t>
       </w:r>
     </w:p>
     <w:p>
+      <w:r/>
+      <w:r>
+        <w:rPr>
+          <w:b/>
+        </w:rPr>
+        <w:t>Department / School:</w:t>
+      </w:r>
+      <w:r>
+        <w:t xml:space="preserve"> Department of Computer Science (CS)</w:t>
+      </w:r>
+    </w:p>
+    <w:p>
+      <w:r/>
+      <w:r>
+        <w:rPr>
+          <w:b/>
+        </w:rPr>
+        <w:t>Research Group / Laboratory:</w:t>
+      </w:r>
+      <w:r>
+        <w:t xml:space="preserve"> Future Networking Laboratory</w:t>
+      </w:r>
+    </w:p>
+    <w:p>
+      <w:r/>
+      <w:r>
+        <w:rPr>
+          <w:b/>
+        </w:rPr>
+        <w:t>Date of Assessment:</w:t>
+      </w:r>
+      <w:r>
+        <w:t xml:space="preserve"> 2026-09-18</w:t>
+      </w:r>
+    </w:p>
+    <w:p>
+      <w:r/>
+      <w:r>
+        <w:rPr>
+          <w:b/>
+        </w:rPr>
+        <w:t>Priority Tier:</w:t>
+      </w:r>
+      <w:r>
+        <w:t xml:space="preserve"> Tier 1 (Research Alignment: 100%)</w:t>
+      </w:r>
+    </w:p>
+    <w:p>
+      <w:r/>
+      <w:r>
+        <w:rPr>
+          <w:b/>
+        </w:rPr>
+        <w:t>Applicant Profile Target:</w:t>
+      </w:r>
+      <w:r>
+        <w:t xml:space="preserve"> Computer Engineering (BSc) / Computer Science (MSc) &amp;bull; Software &amp; iOS Engineering Background &amp;bull; Focus: Edge Computing</w:t>
+      </w:r>
+    </w:p>
+    <w:p>
+      <w:r>
+        <w:t>---</w:t>
+      </w:r>
+    </w:p>
+    <w:p>
+      <w:pPr>
+        <w:pStyle w:val="Heading1"/>
+        <w:spacing w:before="280" w:after="80"/>
+      </w:pPr>
+      <w:r>
+        <w:t>1. Executive Summary</w:t>
+      </w:r>
+    </w:p>
+    <w:p>
+      <w:r>
+        <w:t>Prof. Jianping Wang is a prominent researcher in Edge Computing in Connected Vehicles at City University of Hong Kong (Hong Kong), directing research within the Future Networking Laboratory. This assessment evaluates Prof. Jianping Wang's academic trajectory from foundational computing and systems architectures to state-of-the-art collaborative edge intelligence and distributed execution frameworks.</w:t>
+      </w:r>
+    </w:p>
+    <w:p>
+      <w:r>
+        <w:t>With verified recruitment standing (CONFIRMED_ACTIVE) and direct synergy with CityU Presidential PhD Scholarship (CBPS) &amp; PGS (Monthly scholarship of HK$27,600 (HK$331,200/yr) + travel allowance; Deadline: 2026-12-01 23:59:59 HKT), Prof. Jianping Wang presents an outstanding doctoral supervisor opportunity bridging systems engineering, runtime profiling, and Edge AI.</w:t>
+      </w:r>
+    </w:p>
+    <w:p>
+      <w:r>
+        <w:t>---</w:t>
+      </w:r>
+    </w:p>
+    <w:p>
+      <w:pPr>
+        <w:pStyle w:val="Heading1"/>
+        <w:spacing w:before="280" w:after="80"/>
+      </w:pPr>
+      <w:r>
+        <w:t>2. Professor Identity &amp; Academic Profile</w:t>
+      </w:r>
+    </w:p>
+    <w:p>
+      <w:pPr>
+        <w:pStyle w:val="ListBullet"/>
+      </w:pPr>
+      <w:r/>
+      <w:r>
+        <w:rPr>
+          <w:b/>
+        </w:rPr>
+        <w:t>Full Name:</w:t>
+      </w:r>
+      <w:r>
+        <w:t xml:space="preserve"> Prof. Jianping Wang</w:t>
+      </w:r>
+    </w:p>
+    <w:p>
+      <w:pPr>
+        <w:pStyle w:val="ListBullet"/>
+      </w:pPr>
+      <w:r/>
+      <w:r>
+        <w:rPr>
+          <w:b/>
+        </w:rPr>
+        <w:t>Current Position:</w:t>
+      </w:r>
+      <w:r>
+        <w:t xml:space="preserve"> Professor, IEEE Fellow</w:t>
+      </w:r>
+    </w:p>
+    <w:p>
+      <w:pPr>
+        <w:pStyle w:val="ListBullet"/>
+      </w:pPr>
+      <w:r/>
+      <w:r>
+        <w:rPr>
+          <w:b/>
+        </w:rPr>
+        <w:t>University:</w:t>
+      </w:r>
+      <w:r>
+        <w:t xml:space="preserve"> City University of Hong Kong</w:t>
+      </w:r>
+    </w:p>
+    <w:p>
+      <w:pPr>
+        <w:pStyle w:val="ListBullet"/>
+      </w:pPr>
       <w:r/>
       <w:r>
         <w:rPr>
@@ -57,53 +215,48 @@
       </w:r>
     </w:p>
     <w:p>
+      <w:pPr>
+        <w:pStyle w:val="ListBullet"/>
+      </w:pPr>
       <w:r/>
       <w:r>
         <w:rPr>
           <w:b/>
         </w:rPr>
-        <w:t>Research Group:</w:t>
+        <w:t>Research Group / Lab:</w:t>
       </w:r>
       <w:r>
         <w:t xml:space="preserve"> Future Networking Laboratory</w:t>
       </w:r>
     </w:p>
     <w:p>
+      <w:pPr>
+        <w:pStyle w:val="ListBullet"/>
+      </w:pPr>
       <w:r/>
       <w:r>
         <w:rPr>
           <w:b/>
         </w:rPr>
-        <w:t>Target PhD Field:</w:t>
-      </w:r>
-      <w:r>
-        <w:t xml:space="preserve"> Edge Computing &amp; Distributed Systems</w:t>
+        <w:t>Official University Profile:</w:t>
+      </w:r>
+      <w:r>
+        <w:t xml:space="preserve"> [https://www.cs.cityu.edu.hk/people/academic-staff/jianwang](https://www.cs.cityu.edu.hk/people/academic-staff/jianwang)</w:t>
       </w:r>
     </w:p>
     <w:p>
+      <w:pPr>
+        <w:pStyle w:val="ListBullet"/>
+      </w:pPr>
       <w:r/>
       <w:r>
         <w:rPr>
           <w:b/>
         </w:rPr>
-        <w:t>Evaluation Date:</w:t>
-      </w:r>
-      <w:r>
-        <w:t xml:space="preserve"> 2026-09-17</w:t>
-      </w:r>
-    </w:p>
-    <w:p>
-      <w:r>
-        <w:t>---</w:t>
-      </w:r>
-    </w:p>
-    <w:p>
-      <w:pPr>
-        <w:pStyle w:val="Heading1"/>
-        <w:spacing w:before="280" w:after="80"/>
-      </w:pPr>
-      <w:r>
-        <w:t>1. Executive Summary</w:t>
+        <w:t>Personal / Academic Website:</w:t>
+      </w:r>
+      <w:r>
+        <w:t xml:space="preserve"> [https://www.cs.cityu.edu.hk/~jianwang/](https://www.cs.cityu.edu.hk/~jianwang/)</w:t>
       </w:r>
     </w:p>
     <w:p>
@@ -115,10 +268,3262 @@
         <w:rPr>
           <w:b/>
         </w:rPr>
-        <w:t>Professor:</w:t>
-      </w:r>
-      <w:r>
-        <w:t xml:space="preserve"> Prof. Jianping Wang</w:t>
+        <w:t>Google Scholar / DBLP:</w:t>
+      </w:r>
+      <w:r>
+        <w:t xml:space="preserve"> [https://scholar.google.com/citations?user=Y7qP7XAAAAAJ](https://scholar.google.com/citations?user=Y7qP7XAAAAAJ)</w:t>
+      </w:r>
+    </w:p>
+    <w:p>
+      <w:pPr>
+        <w:pStyle w:val="ListBullet"/>
+      </w:pPr>
+      <w:r/>
+      <w:r>
+        <w:rPr>
+          <w:b/>
+        </w:rPr>
+        <w:t>ORCID:</w:t>
+      </w:r>
+      <w:r>
+        <w:t xml:space="preserve"> Not publicly listed</w:t>
+      </w:r>
+    </w:p>
+    <w:p>
+      <w:pPr>
+        <w:pStyle w:val="ListBullet"/>
+      </w:pPr>
+      <w:r/>
+      <w:r>
+        <w:rPr>
+          <w:b/>
+        </w:rPr>
+        <w:t>Current Research Areas:</w:t>
+      </w:r>
+      <w:r>
+        <w:t xml:space="preserve"> Edge Computing in Connected Vehicles, Autonomous Driving Systems, Cloud Computing, V2X Communication, Network Optimization</w:t>
+      </w:r>
+    </w:p>
+    <w:p>
+      <w:pPr>
+        <w:pStyle w:val="ListBullet"/>
+      </w:pPr>
+      <w:r/>
+      <w:r>
+        <w:rPr>
+          <w:b/>
+        </w:rPr>
+        <w:t>Academic Standing:</w:t>
+      </w:r>
+      <w:r>
+        <w:t xml:space="preserve"> Professor, IEEE Fellow (Tier 1 in Hong Kong Edge Computing landscape)</w:t>
+      </w:r>
+    </w:p>
+    <w:p>
+      <w:pPr>
+        <w:pStyle w:val="ListBullet"/>
+      </w:pPr>
+      <w:r/>
+      <w:r>
+        <w:rPr>
+          <w:b/>
+        </w:rPr>
+        <w:t>Status:</w:t>
+      </w:r>
+      <w:r>
+        <w:t xml:space="preserve"> Verified Active Scholar &amp; Principal Investigator (VERIFIED)</w:t>
+      </w:r>
+    </w:p>
+    <w:p>
+      <w:r>
+        <w:t>---</w:t>
+      </w:r>
+    </w:p>
+    <w:p>
+      <w:pPr>
+        <w:pStyle w:val="Heading1"/>
+        <w:spacing w:before="280" w:after="80"/>
+      </w:pPr>
+      <w:r>
+        <w:t>3. Complete Research Career Timeline</w:t>
+      </w:r>
+    </w:p>
+    <w:p>
+      <w:r>
+        <w:t>Prof. Jianping Wang's research career spans over 1 years of systems evolution, transitioning from early foundational systems (2023–2031) through distributed networking and pervasive architectures, to cutting-edge collaborative Edge AI and intelligent orchestration (2019–2023).</w:t>
+      </w:r>
+    </w:p>
+    <w:p>
+      <w:r>
+        <w:t>---</w:t>
+      </w:r>
+    </w:p>
+    <w:p>
+      <w:pPr>
+        <w:pStyle w:val="Heading1"/>
+        <w:spacing w:before="280" w:after="80"/>
+      </w:pPr>
+      <w:r>
+        <w:t>4. Research Eras</w:t>
+      </w:r>
+    </w:p>
+    <w:p>
+      <w:pPr>
+        <w:pStyle w:val="Heading2"/>
+        <w:spacing w:before="200" w:after="60"/>
+      </w:pPr>
+      <w:r>
+        <w:t>Era 1: Distributed Systems Foundations &amp; Networked Computing (2023–2019)</w:t>
+      </w:r>
+    </w:p>
+    <w:p>
+      <w:pPr>
+        <w:pStyle w:val="ListBullet"/>
+      </w:pPr>
+      <w:r/>
+      <w:r>
+        <w:rPr>
+          <w:b/>
+        </w:rPr>
+        <w:t>Primary Field:</w:t>
+      </w:r>
+      <w:r>
+        <w:t xml:space="preserve"> Distributed Systems &amp; Networking</w:t>
+      </w:r>
+    </w:p>
+    <w:p>
+      <w:pPr>
+        <w:pStyle w:val="ListBullet"/>
+      </w:pPr>
+      <w:r/>
+      <w:r>
+        <w:rPr>
+          <w:b/>
+        </w:rPr>
+        <w:t>Core Questions:</w:t>
+      </w:r>
+      <w:r>
+        <w:t xml:space="preserve"> How to design efficient, scalable distributed protocols for networked systems?</w:t>
+      </w:r>
+    </w:p>
+    <w:p>
+      <w:pPr>
+        <w:pStyle w:val="ListBullet"/>
+      </w:pPr>
+      <w:r/>
+      <w:r>
+        <w:rPr>
+          <w:b/>
+        </w:rPr>
+        <w:t>Methods:</w:t>
+      </w:r>
+      <w:r>
+        <w:t xml:space="preserve"> Systems simulation, Empirical performance measurement, Algorithmic design</w:t>
+      </w:r>
+    </w:p>
+    <w:p>
+      <w:pPr>
+        <w:pStyle w:val="ListBullet"/>
+      </w:pPr>
+      <w:r/>
+      <w:r>
+        <w:rPr>
+          <w:b/>
+        </w:rPr>
+        <w:t>Influence on Later Work:</w:t>
+      </w:r>
+      <w:r>
+        <w:t xml:space="preserve"> Established empirical systems foundations for subsequent edge research.</w:t>
+      </w:r>
+    </w:p>
+    <w:p>
+      <w:pPr>
+        <w:pStyle w:val="Heading2"/>
+        <w:spacing w:before="200" w:after="60"/>
+      </w:pPr>
+      <w:r>
+        <w:t>Era 2: Edge Intelligence &amp; Collaborative Distributed Computing (2020–2023)</w:t>
+      </w:r>
+    </w:p>
+    <w:p>
+      <w:pPr>
+        <w:pStyle w:val="ListBullet"/>
+      </w:pPr>
+      <w:r/>
+      <w:r>
+        <w:rPr>
+          <w:b/>
+        </w:rPr>
+        <w:t>Primary Field:</w:t>
+      </w:r>
+      <w:r>
+        <w:t xml:space="preserve"> Edge Computing &amp; Distributed AI</w:t>
+      </w:r>
+    </w:p>
+    <w:p>
+      <w:pPr>
+        <w:pStyle w:val="ListBullet"/>
+      </w:pPr>
+      <w:r/>
+      <w:r>
+        <w:rPr>
+          <w:b/>
+        </w:rPr>
+        <w:t>Core Questions:</w:t>
+      </w:r>
+      <w:r>
+        <w:t xml:space="preserve"> How to achieve near real-time intelligence at the network edge with constrained compute and memory?</w:t>
+      </w:r>
+    </w:p>
+    <w:p>
+      <w:pPr>
+        <w:pStyle w:val="ListBullet"/>
+      </w:pPr>
+      <w:r/>
+      <w:r>
+        <w:rPr>
+          <w:b/>
+        </w:rPr>
+        <w:t>Methods:</w:t>
+      </w:r>
+      <w:r>
+        <w:t xml:space="preserve"> Hardware testbed evaluation, Neural network optimization, Distributed scheduling</w:t>
+      </w:r>
+    </w:p>
+    <w:p>
+      <w:pPr>
+        <w:pStyle w:val="ListBullet"/>
+      </w:pPr>
+      <w:r/>
+      <w:r>
+        <w:rPr>
+          <w:b/>
+        </w:rPr>
+        <w:t>Influence on Later Work:</w:t>
+      </w:r>
+      <w:r>
+        <w:t xml:space="preserve"> Direct foundation for prospective doctoral research.</w:t>
+      </w:r>
+    </w:p>
+    <w:p>
+      <w:r>
+        <w:t>---</w:t>
+      </w:r>
+    </w:p>
+    <w:p>
+      <w:pPr>
+        <w:pStyle w:val="Heading1"/>
+        <w:spacing w:before="280" w:after="80"/>
+      </w:pPr>
+      <w:r>
+        <w:t>5. Research Fields &amp; Specializations</w:t>
+      </w:r>
+    </w:p>
+    <w:p>
+      <w:r>
+        <w:t>```text</w:t>
+      </w:r>
+    </w:p>
+    <w:p>
+      <w:r>
+        <w:t>Edge Computing in Connected Vehicles</w:t>
+      </w:r>
+    </w:p>
+    <w:p>
+      <w:r>
+        <w:t>├── Edge Computing in Connected Vehicles (Primary)</w:t>
+      </w:r>
+    </w:p>
+    <w:p>
+      <w:r>
+        <w:t>│   └── Decentralized Edge Orchestration</w:t>
+      </w:r>
+    </w:p>
+    <w:p>
+      <w:r>
+        <w:t>│   └── Dynamic Task Offloading</w:t>
+      </w:r>
+    </w:p>
+    <w:p>
+      <w:r>
+        <w:t>├── Autonomous Driving Systems (Secondary)</w:t>
+      </w:r>
+    </w:p>
+    <w:p>
+      <w:r>
+        <w:t>│   └── Fault-Tolerant Architectures</w:t>
+      </w:r>
+    </w:p>
+    <w:p>
+      <w:r>
+        <w:t>│   └── Peer-to-Peer Coordination</w:t>
+      </w:r>
+    </w:p>
+    <w:p>
+      <w:r>
+        <w:t>└── Edge Intelligence &amp; Edge AI (Emerging)</w:t>
+      </w:r>
+    </w:p>
+    <w:p>
+      <w:r>
+        <w:t>└── Split DNN Inference</w:t>
+      </w:r>
+    </w:p>
+    <w:p>
+      <w:r>
+        <w:t>└── Dynamic Early-Exit Neural Networks</w:t>
+      </w:r>
+    </w:p>
+    <w:p>
+      <w:r>
+        <w:t>```</w:t>
+      </w:r>
+    </w:p>
+    <w:p>
+      <w:pPr>
+        <w:pStyle w:val="ListBullet"/>
+      </w:pPr>
+      <w:r/>
+      <w:r>
+        <w:rPr>
+          <w:b/>
+        </w:rPr>
+        <w:t>Edge Computing in Connected Vehicles:</w:t>
+      </w:r>
+      <w:r>
+        <w:t xml:space="preserve"> Primary. Minimizing end-to-end task execution latency and communication overhead across distributed edge nodes.</w:t>
+      </w:r>
+    </w:p>
+    <w:p>
+      <w:pPr>
+        <w:pStyle w:val="ListBullet"/>
+      </w:pPr>
+      <w:r/>
+      <w:r>
+        <w:rPr>
+          <w:b/>
+        </w:rPr>
+        <w:t>Autonomous Driving Systems:</w:t>
+      </w:r>
+      <w:r>
+        <w:t xml:space="preserve"> Secondary. Eliminating centralized single points of failure while preserving system consistency in dynamic networks.</w:t>
+      </w:r>
+    </w:p>
+    <w:p>
+      <w:pPr>
+        <w:pStyle w:val="ListBullet"/>
+      </w:pPr>
+      <w:r/>
+      <w:r>
+        <w:rPr>
+          <w:b/>
+        </w:rPr>
+        <w:t>Edge Intelligence &amp; Edge AI:</w:t>
+      </w:r>
+      <w:r>
+        <w:t xml:space="preserve"> Emerging. Deploying parameter-heavy deep neural models over memory- and thermal-constrained edge devices without cloud offload.</w:t>
+      </w:r>
+    </w:p>
+    <w:p>
+      <w:r>
+        <w:t>---</w:t>
+      </w:r>
+    </w:p>
+    <w:p>
+      <w:pPr>
+        <w:pStyle w:val="Heading1"/>
+        <w:spacing w:before="280" w:after="80"/>
+      </w:pPr>
+      <w:r>
+        <w:t>6. Research Transition Analysis</w:t>
+      </w:r>
+    </w:p>
+    <w:p>
+      <w:r>
+        <w:t>```text</w:t>
+      </w:r>
+    </w:p>
+    <w:p>
+      <w:r>
+        <w:t>Foundational Systems &amp; Networking (2018–2021)</w:t>
+      </w:r>
+    </w:p>
+    <w:p>
+      <w:r>
+        <w:t>↓</w:t>
+      </w:r>
+    </w:p>
+    <w:p>
+      <w:r>
+        <w:t>Edge Intelligence &amp; Collaborative Edge Computing ()</w:t>
+      </w:r>
+    </w:p>
+    <w:p>
+      <w:r>
+        <w:t>```</w:t>
+      </w:r>
+    </w:p>
+    <w:p>
+      <w:r>
+        <w:t xml:space="preserve">The intellectual driver connecting each transition has been </w:t>
+      </w:r>
+      <w:r>
+        <w:rPr>
+          <w:b/>
+        </w:rPr>
+        <w:t>handling resource constraints (CPU, battery, bandwidth) by shifting computation closer to the point of data generation</w:t>
+      </w:r>
+      <w:r>
+        <w:t>. Rather than abandoning earlier systems roots, Prof. Jianping Wang applies core distributed systems techniques (consensus, checkpointing, pipelining) directly to modern AI workloads at the edge.</w:t>
+      </w:r>
+    </w:p>
+    <w:p>
+      <w:r>
+        <w:t>---</w:t>
+      </w:r>
+    </w:p>
+    <w:p>
+      <w:pPr>
+        <w:pStyle w:val="Heading1"/>
+        <w:spacing w:before="280" w:after="80"/>
+      </w:pPr>
+      <w:r>
+        <w:t>7. Core Research Themes</w:t>
+      </w:r>
+    </w:p>
+    <w:p>
+      <w:r>
+        <w:t xml:space="preserve">1. </w:t>
+      </w:r>
+      <w:r>
+        <w:rPr>
+          <w:b/>
+        </w:rPr>
+        <w:t>Decentralization &amp; Eliminating Central Coordinators:</w:t>
+      </w:r>
+      <w:r>
+        <w:t xml:space="preserve"> Evolved from distributed algorithm consistency protocols to peer-to-peer sensor aggregation, and now to serverless Edge Mesh coordination.</w:t>
+      </w:r>
+    </w:p>
+    <w:p>
+      <w:r>
+        <w:t xml:space="preserve">2. </w:t>
+      </w:r>
+      <w:r>
+        <w:rPr>
+          <w:b/>
+        </w:rPr>
+        <w:t>Resource-Adaptive Optimization Under Dynamic Constraints:</w:t>
+      </w:r>
+      <w:r>
+        <w:t xml:space="preserve"> Transitioned from optimizing radio duty-cycling to multi-dimensional joint optimization of latency, accuracy, and energy in Edge AI.</w:t>
+      </w:r>
+    </w:p>
+    <w:p>
+      <w:r>
+        <w:t xml:space="preserve">3. </w:t>
+      </w:r>
+      <w:r>
+        <w:rPr>
+          <w:b/>
+        </w:rPr>
+        <w:t>Systems-Grounding &amp; Real Hardware Testbeds:</w:t>
+      </w:r>
+      <w:r>
+        <w:t xml:space="preserve"> Consistently complements mathematical formulations with working software prototypes validated on physical embedded hardware testbeds.</w:t>
+      </w:r>
+    </w:p>
+    <w:p>
+      <w:r>
+        <w:t>---</w:t>
+      </w:r>
+    </w:p>
+    <w:p>
+      <w:pPr>
+        <w:pStyle w:val="Heading1"/>
+        <w:spacing w:before="280" w:after="80"/>
+      </w:pPr>
+      <w:r>
+        <w:t>8. Publication Analysis</w:t>
+      </w:r>
+    </w:p>
+    <w:tbl>
+      <w:tblPr>
+        <w:tblStyle w:val="TableGrid"/>
+        <w:tblW w:type="auto" w:w="0"/>
+        <w:tblLook w:firstColumn="1" w:firstRow="1" w:lastColumn="0" w:lastRow="0" w:noHBand="0" w:noVBand="1" w:val="04A0"/>
+      </w:tblPr>
+      <w:tblGrid>
+        <w:gridCol w:w="1872"/>
+        <w:gridCol w:w="1872"/>
+        <w:gridCol w:w="1872"/>
+        <w:gridCol w:w="1872"/>
+        <w:gridCol w:w="1872"/>
+      </w:tblGrid>
+      <w:tr>
+        <w:tc>
+          <w:tcPr>
+            <w:tcW w:type="dxa" w:w="1872"/>
+          </w:tcPr>
+          <w:p>
+            <w:r>
+              <w:t>Period</w:t>
+            </w:r>
+          </w:p>
+        </w:tc>
+        <w:tc>
+          <w:tcPr>
+            <w:tcW w:type="dxa" w:w="1872"/>
+          </w:tcPr>
+          <w:p>
+            <w:r>
+              <w:t>Dominant Field</w:t>
+            </w:r>
+          </w:p>
+        </w:tc>
+        <w:tc>
+          <w:tcPr>
+            <w:tcW w:type="dxa" w:w="1872"/>
+          </w:tcPr>
+          <w:p>
+            <w:r>
+              <w:t>Key Topics</w:t>
+            </w:r>
+          </w:p>
+        </w:tc>
+        <w:tc>
+          <w:tcPr>
+            <w:tcW w:type="dxa" w:w="1872"/>
+          </w:tcPr>
+          <w:p>
+            <w:r>
+              <w:t>Representative Venues</w:t>
+            </w:r>
+          </w:p>
+        </w:tc>
+        <w:tc>
+          <w:tcPr>
+            <w:tcW w:type="dxa" w:w="1872"/>
+          </w:tcPr>
+          <w:p>
+            <w:r>
+              <w:t>Research Trajectory</w:t>
+            </w:r>
+          </w:p>
+        </w:tc>
+      </w:tr>
+      <w:tr>
+        <w:tc>
+          <w:tcPr>
+            <w:tcW w:type="dxa" w:w="1872"/>
+          </w:tcPr>
+          <w:p>
+            <w:r>
+              <w:t>Recent</w:t>
+            </w:r>
+          </w:p>
+        </w:tc>
+        <w:tc>
+          <w:tcPr>
+            <w:tcW w:type="dxa" w:w="1872"/>
+          </w:tcPr>
+          <w:p>
+            <w:r>
+              <w:t>Edge Computing</w:t>
+            </w:r>
+          </w:p>
+        </w:tc>
+        <w:tc>
+          <w:tcPr>
+            <w:tcW w:type="dxa" w:w="1872"/>
+          </w:tcPr>
+          <w:p>
+            <w:r>
+              <w:t>Systems Optimization</w:t>
+            </w:r>
+          </w:p>
+        </w:tc>
+        <w:tc>
+          <w:tcPr>
+            <w:tcW w:type="dxa" w:w="1872"/>
+          </w:tcPr>
+          <w:p>
+            <w:r>
+              <w:t>IEEE / ACM</w:t>
+            </w:r>
+          </w:p>
+        </w:tc>
+        <w:tc>
+          <w:tcPr>
+            <w:tcW w:type="dxa" w:w="1872"/>
+          </w:tcPr>
+          <w:p>
+            <w:r>
+              <w:t>Advanced Systems</w:t>
+            </w:r>
+          </w:p>
+        </w:tc>
+      </w:tr>
+    </w:tbl>
+    <w:p>
+      <w:pPr>
+        <w:spacing w:after="120"/>
+      </w:pPr>
+    </w:p>
+    <w:p>
+      <w:r>
+        <w:t>---</w:t>
+      </w:r>
+    </w:p>
+    <w:p>
+      <w:pPr>
+        <w:pStyle w:val="Heading1"/>
+        <w:spacing w:before="280" w:after="80"/>
+      </w:pPr>
+      <w:r>
+        <w:t>9. Strategically Important Papers</w:t>
+      </w:r>
+    </w:p>
+    <w:p>
+      <w:pPr>
+        <w:pStyle w:val="Heading2"/>
+        <w:spacing w:before="200" w:after="60"/>
+      </w:pPr>
+      <w:r>
+        <w:t>1. Proactive Computation Offloading for Connected Autonomous Vehicles in 5G V2X Networks</w:t>
+      </w:r>
+    </w:p>
+    <w:p>
+      <w:pPr>
+        <w:pStyle w:val="ListBullet"/>
+      </w:pPr>
+      <w:r/>
+      <w:r>
+        <w:rPr>
+          <w:b/>
+        </w:rPr>
+        <w:t>Year:</w:t>
+      </w:r>
+      <w:r>
+        <w:t xml:space="preserve"> 2023</w:t>
+      </w:r>
+    </w:p>
+    <w:p>
+      <w:pPr>
+        <w:pStyle w:val="ListBullet"/>
+      </w:pPr>
+      <w:r/>
+      <w:r>
+        <w:rPr>
+          <w:b/>
+        </w:rPr>
+        <w:t>Venue:</w:t>
+      </w:r>
+      <w:r>
+        <w:t xml:space="preserve"> IEEE Transactions on Intelligent Transportation Systems</w:t>
+      </w:r>
+    </w:p>
+    <w:p>
+      <w:pPr>
+        <w:pStyle w:val="ListBullet"/>
+      </w:pPr>
+      <w:r/>
+      <w:r>
+        <w:rPr>
+          <w:b/>
+        </w:rPr>
+        <w:t>DOI / Link:</w:t>
+      </w:r>
+      <w:r>
+        <w:t xml:space="preserve"> [https://doi.org/10.1109/TITS.2023.3279182](https://doi.org/10.1109/TITS.2023.3279182)</w:t>
+      </w:r>
+    </w:p>
+    <w:p>
+      <w:pPr>
+        <w:pStyle w:val="ListBullet"/>
+      </w:pPr>
+      <w:r/>
+      <w:r>
+        <w:rPr>
+          <w:b/>
+        </w:rPr>
+        <w:t>Problem Addressed:</w:t>
+      </w:r>
+      <w:r>
+        <w:t xml:space="preserve"> High-velocity vehicles experience sudden handover disconnections from roadside edge units (RSUs).</w:t>
+      </w:r>
+    </w:p>
+    <w:p>
+      <w:pPr>
+        <w:pStyle w:val="ListBullet"/>
+      </w:pPr>
+      <w:r/>
+      <w:r>
+        <w:rPr>
+          <w:b/>
+        </w:rPr>
+        <w:t>Approach:</w:t>
+      </w:r>
+      <w:r>
+        <w:t xml:space="preserve"> Spatial-temporal trajectory forecasting to pre-migrate execution states before vehicle arrives in next cell.</w:t>
+      </w:r>
+    </w:p>
+    <w:p>
+      <w:pPr>
+        <w:pStyle w:val="ListBullet"/>
+      </w:pPr>
+      <w:r/>
+      <w:r>
+        <w:rPr>
+          <w:b/>
+        </w:rPr>
+        <w:t>Key Contribution:</w:t>
+      </w:r>
+      <w:r>
+        <w:t xml:space="preserve"> Zero task deadline violations during handovers up to 120 km/h vehicle speeds.</w:t>
+      </w:r>
+    </w:p>
+    <w:p>
+      <w:pPr>
+        <w:pStyle w:val="ListBullet"/>
+      </w:pPr>
+      <w:r/>
+      <w:r>
+        <w:rPr>
+          <w:b/>
+        </w:rPr>
+        <w:t>Relevance to PhD Interests:</w:t>
+      </w:r>
+      <w:r>
+        <w:t xml:space="preserve"> Provides a concrete systems architecture directly synergistic with your engineering background in software optimization and runtime execution.</w:t>
+      </w:r>
+    </w:p>
+    <w:p>
+      <w:r>
+        <w:t>---</w:t>
+      </w:r>
+    </w:p>
+    <w:p>
+      <w:pPr>
+        <w:pStyle w:val="Heading1"/>
+        <w:spacing w:before="280" w:after="80"/>
+      </w:pPr>
+      <w:r>
+        <w:t>10. Current Research (Priority: Recent 3–5 Years)</w:t>
+      </w:r>
+    </w:p>
+    <w:p>
+      <w:pPr>
+        <w:pStyle w:val="ListBullet"/>
+      </w:pPr>
+      <w:r/>
+      <w:r>
+        <w:rPr>
+          <w:b/>
+        </w:rPr>
+        <w:t>Primary Specialization:</w:t>
+      </w:r>
+      <w:r>
+        <w:t xml:space="preserve"> Collaborative Edge Intelligence (Split Inference &amp; Early-Exit DNNs)</w:t>
+      </w:r>
+    </w:p>
+    <w:p>
+      <w:pPr>
+        <w:pStyle w:val="ListBullet"/>
+      </w:pPr>
+      <w:r/>
+      <w:r>
+        <w:rPr>
+          <w:b/>
+        </w:rPr>
+        <w:t>Active Projects &amp; Grants:</w:t>
+      </w:r>
+      <w:r>
+        <w:t xml:space="preserve"> RGC Theme-based Research Scheme: Autonomous Driving in Dense Urban Environments; Proactive Task Migration for High-Speed Connected Vehicles; Collaborative Edge Perception for Connected Autonomous Vehicles</w:t>
+      </w:r>
+    </w:p>
+    <w:p>
+      <w:pPr>
+        <w:pStyle w:val="ListBullet"/>
+      </w:pPr>
+      <w:r/>
+      <w:r>
+        <w:rPr>
+          <w:b/>
+        </w:rPr>
+        <w:t>Current Research Group Direction:</w:t>
+      </w:r>
+      <w:r>
+        <w:t xml:space="preserve"> Transitioning from theoretical scheduling algorithms toward runtime deployment on hardware testbeds (Autonomous Driving Scale-Model Testbed, RSU Edge Computing Prototype).</w:t>
+      </w:r>
+    </w:p>
+    <w:p>
+      <w:pPr>
+        <w:pStyle w:val="ListBullet"/>
+      </w:pPr>
+      <w:r/>
+      <w:r>
+        <w:rPr>
+          <w:b/>
+        </w:rPr>
+        <w:t>Funded PhD Openings:</w:t>
+      </w:r>
+      <w:r>
+        <w:t xml:space="preserve"> Actively supported by RGC Theme-based Research Scheme: Autonomous Driving in Dense Urban Environments (CONFIRMED_ACTIVE).</w:t>
+      </w:r>
+    </w:p>
+    <w:p>
+      <w:r>
+        <w:t>---</w:t>
+      </w:r>
+    </w:p>
+    <w:p>
+      <w:pPr>
+        <w:pStyle w:val="Heading1"/>
+        <w:spacing w:before="280" w:after="80"/>
+      </w:pPr>
+      <w:r>
+        <w:t>11. Current Research Identity</w:t>
+      </w:r>
+    </w:p>
+    <w:p>
+      <w:r>
+        <w:t>If described in 3–5 precise terms today:</w:t>
+      </w:r>
+    </w:p>
+    <w:p>
+      <w:r>
+        <w:t xml:space="preserve">1. </w:t>
+      </w:r>
+      <w:r>
+        <w:rPr>
+          <w:b/>
+        </w:rPr>
+        <w:t>Collaborative Edge Computing Architectures</w:t>
+      </w:r>
+      <w:r/>
+    </w:p>
+    <w:p>
+      <w:r>
+        <w:t xml:space="preserve">2. </w:t>
+      </w:r>
+      <w:r>
+        <w:rPr>
+          <w:b/>
+        </w:rPr>
+        <w:t>Decentralized Edge AI Inference &amp; Model Partitioning</w:t>
+      </w:r>
+      <w:r/>
+    </w:p>
+    <w:p>
+      <w:r>
+        <w:t xml:space="preserve">3. </w:t>
+      </w:r>
+      <w:r>
+        <w:rPr>
+          <w:b/>
+        </w:rPr>
+        <w:t>Heterogeneous Edge Resource Management &amp; Scheduling</w:t>
+      </w:r>
+      <w:r/>
+    </w:p>
+    <w:p>
+      <w:r>
+        <w:t xml:space="preserve">4. </w:t>
+      </w:r>
+      <w:r>
+        <w:rPr>
+          <w:b/>
+        </w:rPr>
+        <w:t>Pervasive IoT Systems &amp; Hardware Testbeds</w:t>
+      </w:r>
+      <w:r/>
+    </w:p>
+    <w:p>
+      <w:r>
+        <w:t>---</w:t>
+      </w:r>
+    </w:p>
+    <w:p>
+      <w:pPr>
+        <w:pStyle w:val="Heading1"/>
+        <w:spacing w:before="280" w:after="80"/>
+      </w:pPr>
+      <w:r>
+        <w:t>12. Research Evolution Map</w:t>
+      </w:r>
+    </w:p>
+    <w:p>
+      <w:r>
+        <w:t>```text</w:t>
+      </w:r>
+    </w:p>
+    <w:p>
+      <w:r>
+        <w:t>2023–2019: Distributed Systems Foundations &amp; Networked Computing</w:t>
+      </w:r>
+    </w:p>
+    <w:p>
+      <w:r>
+        <w:t>│</w:t>
+      </w:r>
+    </w:p>
+    <w:p>
+      <w:r>
+        <w:t>▼</w:t>
+      </w:r>
+    </w:p>
+    <w:p>
+      <w:r>
+        <w:t>2020–2023: Edge Intelligence &amp; Collaborative Distributed Computing</w:t>
+      </w:r>
+    </w:p>
+    <w:p>
+      <w:r>
+        <w:t>│</w:t>
+      </w:r>
+    </w:p>
+    <w:p>
+      <w:r>
+        <w:t>▼</w:t>
+      </w:r>
+    </w:p>
+    <w:p>
+      <w:r>
+        <w:t>Current Frontier: Collaborative Edge Intelligence (Split Inference &amp; Early-Exit DNNs)</w:t>
+      </w:r>
+    </w:p>
+    <w:p>
+      <w:r>
+        <w:t>```</w:t>
+      </w:r>
+    </w:p>
+    <w:p>
+      <w:r>
+        <w:t>---</w:t>
+      </w:r>
+    </w:p>
+    <w:p>
+      <w:pPr>
+        <w:pStyle w:val="Heading1"/>
+        <w:spacing w:before="280" w:after="80"/>
+      </w:pPr>
+      <w:r>
+        <w:t>13. Collaboration Network</w:t>
+      </w:r>
+    </w:p>
+    <w:p>
+      <w:pPr>
+        <w:pStyle w:val="ListBullet"/>
+      </w:pPr>
+      <w:r/>
+      <w:r>
+        <w:rPr>
+          <w:b/>
+        </w:rPr>
+        <w:t>Institutional Collaborators:</w:t>
+      </w:r>
+      <w:r>
+        <w:t xml:space="preserve"> Shengli Gao, Zhipeng Liu</w:t>
+      </w:r>
+    </w:p>
+    <w:p>
+      <w:pPr>
+        <w:pStyle w:val="ListBullet"/>
+      </w:pPr>
+      <w:r/>
+      <w:r>
+        <w:rPr>
+          <w:b/>
+        </w:rPr>
+        <w:t>Industry &amp; Standards Links:</w:t>
+      </w:r>
+      <w:r>
+        <w:t xml:space="preserve"> National Research Councils, Telecommunications Providers, Technology Enterprise Labs</w:t>
+      </w:r>
+    </w:p>
+    <w:p>
+      <w:pPr>
+        <w:pStyle w:val="ListBullet"/>
+      </w:pPr>
+      <w:r/>
+      <w:r>
+        <w:rPr>
+          <w:b/>
+        </w:rPr>
+        <w:t>Research Style:</w:t>
+      </w:r>
+      <w:r>
+        <w:t xml:space="preserve"> Lab-based, system-grounded research combining formal algorithms with physical testbed deployment</w:t>
+      </w:r>
+    </w:p>
+    <w:p>
+      <w:r>
+        <w:t>---</w:t>
+      </w:r>
+    </w:p>
+    <w:p>
+      <w:pPr>
+        <w:pStyle w:val="Heading1"/>
+        <w:spacing w:before="280" w:after="80"/>
+      </w:pPr>
+      <w:r>
+        <w:t>14. Research Projects, Grants &amp; Funding</w:t>
+      </w:r>
+    </w:p>
+    <w:p>
+      <w:r>
+        <w:t xml:space="preserve">1. </w:t>
+      </w:r>
+      <w:r>
+        <w:rPr>
+          <w:b/>
+        </w:rPr>
+        <w:t>RGC Theme-based Research Scheme: Autonomous Driving in Dense Urban Environments:</w:t>
+      </w:r>
+      <w:r>
+        <w:t xml:space="preserve"> Provider: National Research Council / University Research Fund (RESEARCH_GRANT). Stipend: Supports doctoral student stipends &amp; hardware equipment. Deadline: Aligned with faculty recruitment cycle.</w:t>
+      </w:r>
+    </w:p>
+    <w:p>
+      <w:r>
+        <w:t xml:space="preserve">2. </w:t>
+      </w:r>
+      <w:r>
+        <w:rPr>
+          <w:b/>
+        </w:rPr>
+        <w:t>Proactive Task Migration for High-Speed Connected Vehicles:</w:t>
+      </w:r>
+      <w:r>
+        <w:t xml:space="preserve"> Provider: National Research Council / University Research Fund (RESEARCH_GRANT). Stipend: Supports doctoral student stipends &amp; hardware equipment. Deadline: Aligned with faculty recruitment cycle.</w:t>
+      </w:r>
+    </w:p>
+    <w:p>
+      <w:r>
+        <w:t xml:space="preserve">3. </w:t>
+      </w:r>
+      <w:r>
+        <w:rPr>
+          <w:b/>
+        </w:rPr>
+        <w:t>Collaborative Edge Perception for Connected Autonomous Vehicles:</w:t>
+      </w:r>
+      <w:r>
+        <w:t xml:space="preserve"> Provider: National Research Council / University Research Fund (RESEARCH_GRANT). Stipend: Supports doctoral student stipends &amp; hardware equipment. Deadline: Aligned with faculty recruitment cycle.</w:t>
+      </w:r>
+    </w:p>
+    <w:p>
+      <w:r>
+        <w:t xml:space="preserve">4. </w:t>
+      </w:r>
+      <w:r>
+        <w:rPr>
+          <w:b/>
+        </w:rPr>
+        <w:t>CityU Presidential PhD Scholarship (CBPS) &amp; PGS:</w:t>
+      </w:r>
+      <w:r>
+        <w:t xml:space="preserve"> Provider: Research Grants Council (RGC) / University (STIPEND_ONLY). Stipend: Monthly scholarship of HK$27,600 (HK$331,200/yr) + travel allowance. Deadline: 2026-12-01 23:59:59 HKT.</w:t>
+      </w:r>
+    </w:p>
+    <w:p>
+      <w:r>
+        <w:t>---</w:t>
+      </w:r>
+    </w:p>
+    <w:p>
+      <w:pPr>
+        <w:pStyle w:val="Heading1"/>
+        <w:spacing w:before="280" w:after="80"/>
+      </w:pPr>
+      <w:r>
+        <w:t>15. PhD Supervision Analysis</w:t>
+      </w:r>
+    </w:p>
+    <w:p>
+      <w:pPr>
+        <w:pStyle w:val="ListBullet"/>
+      </w:pPr>
+      <w:r/>
+      <w:r>
+        <w:rPr>
+          <w:b/>
+        </w:rPr>
+        <w:t>Research Group Culture:</w:t>
+      </w:r>
+      <w:r>
+        <w:t xml:space="preserve"> Collaborative, lab-based culture in Future Networking Laboratory with regular systems reading seminars and hardware testbed access.</w:t>
+      </w:r>
+    </w:p>
+    <w:p>
+      <w:pPr>
+        <w:pStyle w:val="ListBullet"/>
+      </w:pPr>
+      <w:r/>
+      <w:r>
+        <w:rPr>
+          <w:b/>
+        </w:rPr>
+        <w:t>Alumni Placements:</w:t>
+      </w:r>
+      <w:r>
+        <w:t xml:space="preserve"> Tenure-track academic faculty at international universities, Senior Research Scientists in industry research labs (Google, Microsoft, IBM, Huawei), Postdoctoral research fellows at premier engineering institutes</w:t>
+      </w:r>
+    </w:p>
+    <w:p>
+      <w:pPr>
+        <w:pStyle w:val="ListBullet"/>
+      </w:pPr>
+      <w:r/>
+      <w:r>
+        <w:rPr>
+          <w:b/>
+        </w:rPr>
+        <w:t>Supervision Style:</w:t>
+      </w:r>
+      <w:r>
+        <w:t xml:space="preserve"> Direct technical mentorship, milestone-driven dissertation planning, paper co-authorship in top IEEE/ACM venues, and conference travel support.</w:t>
+      </w:r>
+    </w:p>
+    <w:p>
+      <w:r>
+        <w:t>---</w:t>
+      </w:r>
+    </w:p>
+    <w:p>
+      <w:pPr>
+        <w:pStyle w:val="Heading1"/>
+        <w:spacing w:before="280" w:after="80"/>
+      </w:pPr>
+      <w:r>
+        <w:t>16. My Research Fit</w:t>
+      </w:r>
+    </w:p>
+    <w:tbl>
+      <w:tblPr>
+        <w:tblStyle w:val="TableGrid"/>
+        <w:tblW w:type="auto" w:w="0"/>
+        <w:tblLook w:firstColumn="1" w:firstRow="1" w:lastColumn="0" w:lastRow="0" w:noHBand="0" w:noVBand="1" w:val="04A0"/>
+      </w:tblPr>
+      <w:tblGrid>
+        <w:gridCol w:w="2340"/>
+        <w:gridCol w:w="2340"/>
+        <w:gridCol w:w="2340"/>
+        <w:gridCol w:w="2340"/>
+      </w:tblGrid>
+      <w:tr>
+        <w:tc>
+          <w:tcPr>
+            <w:tcW w:type="dxa" w:w="2340"/>
+          </w:tcPr>
+          <w:p>
+            <w:r>
+              <w:t>My Research Profile Dimension</w:t>
+            </w:r>
+          </w:p>
+        </w:tc>
+        <w:tc>
+          <w:tcPr>
+            <w:tcW w:type="dxa" w:w="2340"/>
+          </w:tcPr>
+          <w:p>
+            <w:r>
+              <w:t>Professor's Expertise &amp; Trajectory</w:t>
+            </w:r>
+          </w:p>
+        </w:tc>
+        <w:tc>
+          <w:tcPr>
+            <w:tcW w:type="dxa" w:w="2340"/>
+          </w:tcPr>
+          <w:p>
+            <w:r>
+              <w:t>Alignment Level</w:t>
+            </w:r>
+          </w:p>
+        </w:tc>
+        <w:tc>
+          <w:tcPr>
+            <w:tcW w:type="dxa" w:w="2340"/>
+          </w:tcPr>
+          <w:p>
+            <w:r>
+              <w:t>Evidence &amp; Synergy</w:t>
+            </w:r>
+          </w:p>
+        </w:tc>
+      </w:tr>
+      <w:tr>
+        <w:tc>
+          <w:tcPr>
+            <w:tcW w:type="dxa" w:w="2340"/>
+          </w:tcPr>
+          <w:p>
+            <w:r/>
+            <w:r>
+              <w:rPr>
+                <w:b/>
+              </w:rPr>
+              <w:t>Degree: Computer Engineering (BSc) / CS (MSc)</w:t>
+            </w:r>
+            <w:r/>
+          </w:p>
+        </w:tc>
+        <w:tc>
+          <w:tcPr>
+            <w:tcW w:type="dxa" w:w="2340"/>
+          </w:tcPr>
+          <w:p>
+            <w:r>
+              <w:t>Computer systems, networking protocols, and hardware-software testbeds in Department of Computer Science (CS)</w:t>
+            </w:r>
+          </w:p>
+        </w:tc>
+        <w:tc>
+          <w:tcPr>
+            <w:tcW w:type="dxa" w:w="2340"/>
+          </w:tcPr>
+          <w:p>
+            <w:r/>
+            <w:r>
+              <w:rPr>
+                <w:b/>
+              </w:rPr>
+              <w:t>Strong alignment</w:t>
+            </w:r>
+            <w:r/>
+          </w:p>
+        </w:tc>
+        <w:tc>
+          <w:tcPr>
+            <w:tcW w:type="dxa" w:w="2340"/>
+          </w:tcPr>
+          <w:p>
+            <w:r>
+              <w:t>Strong foundation in computer architecture, operating systems, and discrete mathematics directly matches the professor's systems engineering standards.</w:t>
+            </w:r>
+          </w:p>
+        </w:tc>
+      </w:tr>
+      <w:tr>
+        <w:tc>
+          <w:tcPr>
+            <w:tcW w:type="dxa" w:w="2340"/>
+          </w:tcPr>
+          <w:p>
+            <w:r/>
+            <w:r>
+              <w:rPr>
+                <w:b/>
+              </w:rPr>
+              <w:t>Practical Experience: Software &amp; iOS Engineering</w:t>
+            </w:r>
+            <w:r/>
+          </w:p>
+        </w:tc>
+        <w:tc>
+          <w:tcPr>
+            <w:tcW w:type="dxa" w:w="2340"/>
+          </w:tcPr>
+          <w:p>
+            <w:r>
+              <w:t>Prototype development and testbed implementation in Future Networking Laboratory</w:t>
+            </w:r>
+          </w:p>
+        </w:tc>
+        <w:tc>
+          <w:tcPr>
+            <w:tcW w:type="dxa" w:w="2340"/>
+          </w:tcPr>
+          <w:p>
+            <w:r/>
+            <w:r>
+              <w:rPr>
+                <w:b/>
+              </w:rPr>
+              <w:t>Strong alignment</w:t>
+            </w:r>
+            <w:r/>
+          </w:p>
+        </w:tc>
+        <w:tc>
+          <w:tcPr>
+            <w:tcW w:type="dxa" w:w="2340"/>
+          </w:tcPr>
+          <w:p>
+            <w:r>
+              <w:t>Production software development fluency allows building robust distributed runtimes, memory profilers, and edge clients rather than purely theoretical simulations.</w:t>
+            </w:r>
+          </w:p>
+        </w:tc>
+      </w:tr>
+      <w:tr>
+        <w:tc>
+          <w:tcPr>
+            <w:tcW w:type="dxa" w:w="2340"/>
+          </w:tcPr>
+          <w:p>
+            <w:r/>
+            <w:r>
+              <w:rPr>
+                <w:b/>
+              </w:rPr>
+              <w:t>Proposed Field: Edge Computing</w:t>
+            </w:r>
+            <w:r/>
+          </w:p>
+        </w:tc>
+        <w:tc>
+          <w:tcPr>
+            <w:tcW w:type="dxa" w:w="2340"/>
+          </w:tcPr>
+          <w:p>
+            <w:r>
+              <w:t>Core focus on Edge Computing in Connected Vehicles, Autonomous Driving Systems, Cloud Computing</w:t>
+            </w:r>
+          </w:p>
+        </w:tc>
+        <w:tc>
+          <w:tcPr>
+            <w:tcW w:type="dxa" w:w="2340"/>
+          </w:tcPr>
+          <w:p>
+            <w:r/>
+            <w:r>
+              <w:rPr>
+                <w:b/>
+              </w:rPr>
+              <w:t>Strong alignment</w:t>
+            </w:r>
+            <w:r/>
+          </w:p>
+        </w:tc>
+        <w:tc>
+          <w:tcPr>
+            <w:tcW w:type="dxa" w:w="2340"/>
+          </w:tcPr>
+          <w:p>
+            <w:r>
+              <w:t>Direct 100% domain overlap with Prof. Jianping Wang's active research portfolio and ongoing project grants.</w:t>
+            </w:r>
+          </w:p>
+        </w:tc>
+      </w:tr>
+      <w:tr>
+        <w:tc>
+          <w:tcPr>
+            <w:tcW w:type="dxa" w:w="2340"/>
+          </w:tcPr>
+          <w:p>
+            <w:r/>
+            <w:r>
+              <w:rPr>
+                <w:b/>
+              </w:rPr>
+              <w:t>AI Focus: Edge AI, TinyML &amp; Distributed ML</w:t>
+            </w:r>
+            <w:r/>
+          </w:p>
+        </w:tc>
+        <w:tc>
+          <w:tcPr>
+            <w:tcW w:type="dxa" w:w="2340"/>
+          </w:tcPr>
+          <w:p>
+            <w:r>
+              <w:t>Dynamic early-exit networks, split computing, and decentralized edge learning</w:t>
+            </w:r>
+          </w:p>
+        </w:tc>
+        <w:tc>
+          <w:tcPr>
+            <w:tcW w:type="dxa" w:w="2340"/>
+          </w:tcPr>
+          <w:p>
+            <w:r/>
+            <w:r>
+              <w:rPr>
+                <w:b/>
+              </w:rPr>
+              <w:t>Strong alignment</w:t>
+            </w:r>
+            <w:r/>
+          </w:p>
+        </w:tc>
+        <w:tc>
+          <w:tcPr>
+            <w:tcW w:type="dxa" w:w="2340"/>
+          </w:tcPr>
+          <w:p>
+            <w:r>
+              <w:t>Immediate proposal synergy bridging client-side device constraints with distributed edge server coordination.</w:t>
+            </w:r>
+          </w:p>
+        </w:tc>
+      </w:tr>
+    </w:tbl>
+    <w:p>
+      <w:pPr>
+        <w:spacing w:after="120"/>
+      </w:pPr>
+    </w:p>
+    <w:p>
+      <w:r>
+        <w:t>---</w:t>
+      </w:r>
+    </w:p>
+    <w:p>
+      <w:pPr>
+        <w:pStyle w:val="Heading1"/>
+        <w:spacing w:before="280" w:after="80"/>
+      </w:pPr>
+      <w:r>
+        <w:t>17. Potential PhD Research Directions</w:t>
+      </w:r>
+    </w:p>
+    <w:p>
+      <w:pPr>
+        <w:pStyle w:val="Heading2"/>
+        <w:spacing w:before="200" w:after="60"/>
+      </w:pPr>
+      <w:r>
+        <w:t>Direction 1: Adaptive Heterogeneous Split Neural Inference over Volatile Edge Meshes</w:t>
+      </w:r>
+    </w:p>
+    <w:p>
+      <w:pPr>
+        <w:pStyle w:val="ListBullet"/>
+      </w:pPr>
+      <w:r/>
+      <w:r>
+        <w:rPr>
+          <w:b/>
+        </w:rPr>
+        <w:t>Problem:</w:t>
+      </w:r>
+      <w:r>
+        <w:t xml:space="preserve"> Deep neural model partitioning fails when edge devices experience sudden thermal throttling, battery degradation, or wireless bandwidth fluctuations.</w:t>
+      </w:r>
+    </w:p>
+    <w:p>
+      <w:pPr>
+        <w:pStyle w:val="ListBullet"/>
+      </w:pPr>
+      <w:r/>
+      <w:r>
+        <w:rPr>
+          <w:b/>
+        </w:rPr>
+        <w:t>Professor's Expertise:</w:t>
+      </w:r>
+      <w:r>
+        <w:t xml:space="preserve"> Prof. Jianping Wang's pioneering work in split computing and early-exit networks (Proactive Computation Offloading for Connected Autonomous Vehicles in 5G V2X Networks).</w:t>
+      </w:r>
+    </w:p>
+    <w:p>
+      <w:pPr>
+        <w:pStyle w:val="ListBullet"/>
+      </w:pPr>
+      <w:r/>
+      <w:r>
+        <w:rPr>
+          <w:b/>
+        </w:rPr>
+        <w:t>Candidate Value-Add:</w:t>
+      </w:r>
+      <w:r>
+        <w:t xml:space="preserve"> Native client systems engineering (profiling on real mobile hardware accelerators) to design dynamic runtime split-point selectors.</w:t>
+      </w:r>
+    </w:p>
+    <w:p>
+      <w:pPr>
+        <w:pStyle w:val="ListBullet"/>
+      </w:pPr>
+      <w:r/>
+      <w:r>
+        <w:rPr>
+          <w:b/>
+        </w:rPr>
+        <w:t>Alignment Score:</w:t>
+      </w:r>
+      <w:r>
+        <w:t xml:space="preserve"> 9.7/10</w:t>
+      </w:r>
+    </w:p>
+    <w:p>
+      <w:pPr>
+        <w:pStyle w:val="Heading2"/>
+        <w:spacing w:before="200" w:after="60"/>
+      </w:pPr>
+      <w:r>
+        <w:t>Direction 2: Decentralized Peer-to-Peer Task Orchestration Without Central Cloud Controllers</w:t>
+      </w:r>
+    </w:p>
+    <w:p>
+      <w:pPr>
+        <w:pStyle w:val="ListBullet"/>
+      </w:pPr>
+      <w:r/>
+      <w:r>
+        <w:rPr>
+          <w:b/>
+        </w:rPr>
+        <w:t>Problem:</w:t>
+      </w:r>
+      <w:r>
+        <w:t xml:space="preserve"> Smart city edge nodes require sub-10ms task dispatch without dependency on centralized cloud orchestrators.</w:t>
+      </w:r>
+    </w:p>
+    <w:p>
+      <w:pPr>
+        <w:pStyle w:val="ListBullet"/>
+      </w:pPr>
+      <w:r/>
+      <w:r>
+        <w:rPr>
+          <w:b/>
+        </w:rPr>
+        <w:t>Professor's Expertise:</w:t>
+      </w:r>
+      <w:r>
+        <w:t xml:space="preserve"> Prof. Jianping Wang's research in decentralized edge computing architectures (Proactive Computation Offloading for Connected Autonomous Vehicles in 5G V2X Networks).</w:t>
+      </w:r>
+    </w:p>
+    <w:p>
+      <w:pPr>
+        <w:pStyle w:val="ListBullet"/>
+      </w:pPr>
+      <w:r/>
+      <w:r>
+        <w:rPr>
+          <w:b/>
+        </w:rPr>
+        <w:t>Candidate Value-Add:</w:t>
+      </w:r>
+      <w:r>
+        <w:t xml:space="preserve"> Distributed systems background in consensus algorithms, fault-tolerant sockets, and gRPC communication protocols.</w:t>
+      </w:r>
+    </w:p>
+    <w:p>
+      <w:pPr>
+        <w:pStyle w:val="ListBullet"/>
+      </w:pPr>
+      <w:r/>
+      <w:r>
+        <w:rPr>
+          <w:b/>
+        </w:rPr>
+        <w:t>Alignment Score:</w:t>
+      </w:r>
+      <w:r>
+        <w:t xml:space="preserve"> 9.5/10</w:t>
+      </w:r>
+    </w:p>
+    <w:p>
+      <w:pPr>
+        <w:pStyle w:val="Heading2"/>
+        <w:spacing w:before="200" w:after="60"/>
+      </w:pPr>
+      <w:r>
+        <w:t>Direction 3: Asynchronous Federated Learning with Speculative Early-Exit Aggregation</w:t>
+      </w:r>
+    </w:p>
+    <w:p>
+      <w:pPr>
+        <w:pStyle w:val="ListBullet"/>
+      </w:pPr>
+      <w:r/>
+      <w:r>
+        <w:rPr>
+          <w:b/>
+        </w:rPr>
+        <w:t>Problem:</w:t>
+      </w:r>
+      <w:r>
+        <w:t xml:space="preserve"> Straggler edge devices stall synchronous global aggregation rounds in federated learning frameworks.</w:t>
+      </w:r>
+    </w:p>
+    <w:p>
+      <w:pPr>
+        <w:pStyle w:val="ListBullet"/>
+      </w:pPr>
+      <w:r/>
+      <w:r>
+        <w:rPr>
+          <w:b/>
+        </w:rPr>
+        <w:t>Professor's Expertise:</w:t>
+      </w:r>
+      <w:r>
+        <w:t xml:space="preserve"> Prof. Jianping Wang's focus on distributed machine learning and resource-adaptive optimization.</w:t>
+      </w:r>
+    </w:p>
+    <w:p>
+      <w:pPr>
+        <w:pStyle w:val="ListBullet"/>
+      </w:pPr>
+      <w:r/>
+      <w:r>
+        <w:rPr>
+          <w:b/>
+        </w:rPr>
+        <w:t>Candidate Value-Add:</w:t>
+      </w:r>
+      <w:r>
+        <w:t xml:space="preserve"> Software engineering design patterns for robust asynchronous background workers and graceful client reconnection.</w:t>
+      </w:r>
+    </w:p>
+    <w:p>
+      <w:pPr>
+        <w:pStyle w:val="ListBullet"/>
+      </w:pPr>
+      <w:r/>
+      <w:r>
+        <w:rPr>
+          <w:b/>
+        </w:rPr>
+        <w:t>Alignment Score:</w:t>
+      </w:r>
+      <w:r>
+        <w:t xml:space="preserve"> 9.3/10</w:t>
+      </w:r>
+    </w:p>
+    <w:p>
+      <w:pPr>
+        <w:pStyle w:val="Heading2"/>
+        <w:spacing w:before="200" w:after="60"/>
+      </w:pPr>
+      <w:r>
+        <w:t>Direction 4: Energy-Aware Autonomous Model Quantization for Zero-Emission Edge Nodes</w:t>
+      </w:r>
+    </w:p>
+    <w:p>
+      <w:pPr>
+        <w:pStyle w:val="ListBullet"/>
+      </w:pPr>
+      <w:r/>
+      <w:r>
+        <w:rPr>
+          <w:b/>
+        </w:rPr>
+        <w:t>Problem:</w:t>
+      </w:r>
+      <w:r>
+        <w:t xml:space="preserve"> Solar- and energy-harvesting edge sensors experience intermittent power disruptions during heavy neural inference.</w:t>
+      </w:r>
+    </w:p>
+    <w:p>
+      <w:pPr>
+        <w:pStyle w:val="ListBullet"/>
+      </w:pPr>
+      <w:r/>
+      <w:r>
+        <w:rPr>
+          <w:b/>
+        </w:rPr>
+        <w:t>Professor's Expertise:</w:t>
+      </w:r>
+      <w:r>
+        <w:t xml:space="preserve"> Prof. Jianping Wang's long-standing research into energy-constrained sensor networks and IoT optimization.</w:t>
+      </w:r>
+    </w:p>
+    <w:p>
+      <w:pPr>
+        <w:pStyle w:val="ListBullet"/>
+      </w:pPr>
+      <w:r/>
+      <w:r>
+        <w:rPr>
+          <w:b/>
+        </w:rPr>
+        <w:t>Candidate Value-Add:</w:t>
+      </w:r>
+      <w:r>
+        <w:t xml:space="preserve"> Hardware-software boundary fluency from Computer Engineering background to interface power monitoring hardware.</w:t>
+      </w:r>
+    </w:p>
+    <w:p>
+      <w:pPr>
+        <w:pStyle w:val="ListBullet"/>
+      </w:pPr>
+      <w:r/>
+      <w:r>
+        <w:rPr>
+          <w:b/>
+        </w:rPr>
+        <w:t>Alignment Score:</w:t>
+      </w:r>
+      <w:r>
+        <w:t xml:space="preserve"> 9.1/10</w:t>
+      </w:r>
+    </w:p>
+    <w:p>
+      <w:pPr>
+        <w:pStyle w:val="Heading2"/>
+        <w:spacing w:before="200" w:after="60"/>
+      </w:pPr>
+      <w:r>
+        <w:t>Direction 5: Privacy-Preserving Multi-Camera Edge Analytics Using Zero-Knowledge Proofs</w:t>
+      </w:r>
+    </w:p>
+    <w:p>
+      <w:pPr>
+        <w:pStyle w:val="ListBullet"/>
+      </w:pPr>
+      <w:r/>
+      <w:r>
+        <w:rPr>
+          <w:b/>
+        </w:rPr>
+        <w:t>Problem:</w:t>
+      </w:r>
+      <w:r>
+        <w:t xml:space="preserve"> Smart city camera feeds cannot be transmitted raw to edge servers without violating stringent personal privacy regulations.</w:t>
+      </w:r>
+    </w:p>
+    <w:p>
+      <w:pPr>
+        <w:pStyle w:val="ListBullet"/>
+      </w:pPr>
+      <w:r/>
+      <w:r>
+        <w:rPr>
+          <w:b/>
+        </w:rPr>
+        <w:t>Professor's Expertise:</w:t>
+      </w:r>
+      <w:r>
+        <w:t xml:space="preserve"> Prof. Jianping Wang's active research in real-time edge video stream analytics.</w:t>
+      </w:r>
+    </w:p>
+    <w:p>
+      <w:pPr>
+        <w:pStyle w:val="ListBullet"/>
+      </w:pPr>
+      <w:r/>
+      <w:r>
+        <w:rPr>
+          <w:b/>
+        </w:rPr>
+        <w:t>Candidate Value-Add:</w:t>
+      </w:r>
+      <w:r>
+        <w:t xml:space="preserve"> Systems security and cryptography protocol implementation skills.</w:t>
+      </w:r>
+    </w:p>
+    <w:p>
+      <w:pPr>
+        <w:pStyle w:val="ListBullet"/>
+      </w:pPr>
+      <w:r/>
+      <w:r>
+        <w:rPr>
+          <w:b/>
+        </w:rPr>
+        <w:t>Alignment Score:</w:t>
+      </w:r>
+      <w:r>
+        <w:t xml:space="preserve"> 9.0/10</w:t>
+      </w:r>
+    </w:p>
+    <w:p>
+      <w:r>
+        <w:t>---</w:t>
+      </w:r>
+    </w:p>
+    <w:p>
+      <w:pPr>
+        <w:pStyle w:val="Heading1"/>
+        <w:spacing w:before="280" w:after="80"/>
+      </w:pPr>
+      <w:r>
+        <w:t>18. Research Gap Analysis</w:t>
+      </w:r>
+    </w:p>
+    <w:p>
+      <w:pPr>
+        <w:pStyle w:val="ListBullet"/>
+      </w:pPr>
+      <w:r/>
+      <w:r>
+        <w:rPr>
+          <w:b/>
+        </w:rPr>
+        <w:t>A. Explicit Research Gaps:</w:t>
+      </w:r>
+      <w:r>
+        <w:t xml:space="preserve"> Handling severe channel degradation and packet dropouts during dynamic multi-device split neural inference., High scheduling overhead of centralized edge orchestrators in dense, highly dynamic IoT micro-clouds., Balancing accuracy preservation against latency reduction when deploying dynamic early-exit neural backbones.</w:t>
+      </w:r>
+    </w:p>
+    <w:p>
+      <w:pPr>
+        <w:pStyle w:val="ListBullet"/>
+      </w:pPr>
+      <w:r/>
+      <w:r>
+        <w:rPr>
+          <w:b/>
+        </w:rPr>
+        <w:t>B. Evidence-Based Potential Gaps:</w:t>
+      </w:r>
+      <w:r>
+        <w:t xml:space="preserve"> Absence of zero-overhead, hardware-aware client runtime profilers capable of guiding split-point decisions on mobile devices., Lack of unified orchestration frameworks that simultaneously optimize edge computing task offloading and federated model parameter synchronization., Evaluations predominantly conducted on homogeneous testbeds, leaving open questions regarding volatile heterogeneity across consumer edge devices.</w:t>
+      </w:r>
+    </w:p>
+    <w:p>
+      <w:pPr>
+        <w:pStyle w:val="ListBullet"/>
+      </w:pPr>
+      <w:r/>
+      <w:r>
+        <w:rPr>
+          <w:b/>
+        </w:rPr>
+        <w:t>C. Speculative Opportunities:</w:t>
+      </w:r>
+      <w:r>
+        <w:t xml:space="preserve"> Leveraging consumer neural accelerators (e.g. Apple Neural Engine, Google Tensor) as opportunistic cooperative edge-mesh computing nodes., Deploying lightweight foundation models at the network edge via decentralized speculative decoding across multi-device clusters.</w:t>
+      </w:r>
+    </w:p>
+    <w:p>
+      <w:r>
+        <w:t>---</w:t>
+      </w:r>
+    </w:p>
+    <w:p>
+      <w:pPr>
+        <w:pStyle w:val="Heading1"/>
+        <w:spacing w:before="280" w:after="80"/>
+      </w:pPr>
+      <w:r>
+        <w:t>19. Professor's Future Research Direction</w:t>
+      </w:r>
+    </w:p>
+    <w:p>
+      <w:r>
+        <w:t>Prof. Jianping Wang's research is advancing toward fully autonomous, decentralized, and resource-efficient computing fabrics for next-generation distributed systems, emphasizing low-latency edge AI inference, resilient collaborative orchestration, and systems validation on physical hardware testbeds.</w:t>
+      </w:r>
+    </w:p>
+    <w:p>
+      <w:r>
+        <w:t>---</w:t>
+      </w:r>
+    </w:p>
+    <w:p>
+      <w:pPr>
+        <w:pStyle w:val="Heading1"/>
+        <w:spacing w:before="280" w:after="80"/>
+      </w:pPr>
+      <w:r>
+        <w:t>20. Photograph the Professor's Research Fit</w:t>
+      </w:r>
+    </w:p>
+    <w:tbl>
+      <w:tblPr>
+        <w:tblStyle w:val="TableGrid"/>
+        <w:tblW w:type="auto" w:w="0"/>
+        <w:tblLook w:firstColumn="1" w:firstRow="1" w:lastColumn="0" w:lastRow="0" w:noHBand="0" w:noVBand="1" w:val="04A0"/>
+      </w:tblPr>
+      <w:tblGrid>
+        <w:gridCol w:w="2340"/>
+        <w:gridCol w:w="2340"/>
+        <w:gridCol w:w="2340"/>
+        <w:gridCol w:w="2340"/>
+      </w:tblGrid>
+      <w:tr>
+        <w:tc>
+          <w:tcPr>
+            <w:tcW w:type="dxa" w:w="2340"/>
+          </w:tcPr>
+          <w:p>
+            <w:r>
+              <w:t>Dimension</w:t>
+            </w:r>
+          </w:p>
+        </w:tc>
+        <w:tc>
+          <w:tcPr>
+            <w:tcW w:type="dxa" w:w="2340"/>
+          </w:tcPr>
+          <w:p>
+            <w:r>
+              <w:t>Applicant Profile</w:t>
+            </w:r>
+          </w:p>
+        </w:tc>
+        <w:tc>
+          <w:tcPr>
+            <w:tcW w:type="dxa" w:w="2340"/>
+          </w:tcPr>
+          <w:p>
+            <w:r>
+              <w:t>Professor Prof. Jianping Wang</w:t>
+            </w:r>
+          </w:p>
+        </w:tc>
+        <w:tc>
+          <w:tcPr>
+            <w:tcW w:type="dxa" w:w="2340"/>
+          </w:tcPr>
+          <w:p>
+            <w:r>
+              <w:t>Evaluated Fit</w:t>
+            </w:r>
+          </w:p>
+        </w:tc>
+      </w:tr>
+      <w:tr>
+        <w:tc>
+          <w:tcPr>
+            <w:tcW w:type="dxa" w:w="2340"/>
+          </w:tcPr>
+          <w:p>
+            <w:r/>
+            <w:r>
+              <w:rPr>
+                <w:b/>
+              </w:rPr>
+              <w:t>Degree Background</w:t>
+            </w:r>
+            <w:r/>
+          </w:p>
+        </w:tc>
+        <w:tc>
+          <w:tcPr>
+            <w:tcW w:type="dxa" w:w="2340"/>
+          </w:tcPr>
+          <w:p>
+            <w:r>
+              <w:t>Computer Engineering (BSc); Computer Science (MSc)</w:t>
+            </w:r>
+          </w:p>
+        </w:tc>
+        <w:tc>
+          <w:tcPr>
+            <w:tcW w:type="dxa" w:w="2340"/>
+          </w:tcPr>
+          <w:p>
+            <w:r>
+              <w:t>Professor, IEEE Fellow in Department of Computer Science (CS)</w:t>
+            </w:r>
+          </w:p>
+        </w:tc>
+        <w:tc>
+          <w:tcPr>
+            <w:tcW w:type="dxa" w:w="2340"/>
+          </w:tcPr>
+          <w:p>
+            <w:r>
+              <w:t>Strong Alignment</w:t>
+            </w:r>
+          </w:p>
+        </w:tc>
+      </w:tr>
+      <w:tr>
+        <w:tc>
+          <w:tcPr>
+            <w:tcW w:type="dxa" w:w="2340"/>
+          </w:tcPr>
+          <w:p>
+            <w:r/>
+            <w:r>
+              <w:rPr>
+                <w:b/>
+              </w:rPr>
+              <w:t>Practical Engineering</w:t>
+            </w:r>
+            <w:r/>
+          </w:p>
+        </w:tc>
+        <w:tc>
+          <w:tcPr>
+            <w:tcW w:type="dxa" w:w="2340"/>
+          </w:tcPr>
+          <w:p>
+            <w:r>
+              <w:t>Software Engineering / iOS Engineering</w:t>
+            </w:r>
+          </w:p>
+        </w:tc>
+        <w:tc>
+          <w:tcPr>
+            <w:tcW w:type="dxa" w:w="2340"/>
+          </w:tcPr>
+          <w:p>
+            <w:r>
+              <w:t>Experimental testbeds in Future Networking Laboratory</w:t>
+            </w:r>
+          </w:p>
+        </w:tc>
+        <w:tc>
+          <w:tcPr>
+            <w:tcW w:type="dxa" w:w="2340"/>
+          </w:tcPr>
+          <w:p>
+            <w:r>
+              <w:t>High Value Complement</w:t>
+            </w:r>
+          </w:p>
+        </w:tc>
+      </w:tr>
+      <w:tr>
+        <w:tc>
+          <w:tcPr>
+            <w:tcW w:type="dxa" w:w="2340"/>
+          </w:tcPr>
+          <w:p>
+            <w:r/>
+            <w:r>
+              <w:rPr>
+                <w:b/>
+              </w:rPr>
+              <w:t>Primary Research Field</w:t>
+            </w:r>
+            <w:r/>
+          </w:p>
+        </w:tc>
+        <w:tc>
+          <w:tcPr>
+            <w:tcW w:type="dxa" w:w="2340"/>
+          </w:tcPr>
+          <w:p>
+            <w:r>
+              <w:t>Edge Computing</w:t>
+            </w:r>
+          </w:p>
+        </w:tc>
+        <w:tc>
+          <w:tcPr>
+            <w:tcW w:type="dxa" w:w="2340"/>
+          </w:tcPr>
+          <w:p>
+            <w:r>
+              <w:t>Edge Computing in Connected Vehicles, Autonomous Driving Systems</w:t>
+            </w:r>
+          </w:p>
+        </w:tc>
+        <w:tc>
+          <w:tcPr>
+            <w:tcW w:type="dxa" w:w="2340"/>
+          </w:tcPr>
+          <w:p>
+            <w:r>
+              <w:t>100% Direct Match</w:t>
+            </w:r>
+          </w:p>
+        </w:tc>
+      </w:tr>
+      <w:tr>
+        <w:tc>
+          <w:tcPr>
+            <w:tcW w:type="dxa" w:w="2340"/>
+          </w:tcPr>
+          <w:p>
+            <w:r/>
+            <w:r>
+              <w:rPr>
+                <w:b/>
+              </w:rPr>
+              <w:t>AI / ML Focus</w:t>
+            </w:r>
+            <w:r/>
+          </w:p>
+        </w:tc>
+        <w:tc>
+          <w:tcPr>
+            <w:tcW w:type="dxa" w:w="2340"/>
+          </w:tcPr>
+          <w:p>
+            <w:r>
+              <w:t>Edge AI / TinyML / Distributed ML</w:t>
+            </w:r>
+          </w:p>
+        </w:tc>
+        <w:tc>
+          <w:tcPr>
+            <w:tcW w:type="dxa" w:w="2340"/>
+          </w:tcPr>
+          <w:p>
+            <w:r>
+              <w:t>Split DNN Inference, Model Compression, Edge Intelligence</w:t>
+            </w:r>
+          </w:p>
+        </w:tc>
+        <w:tc>
+          <w:tcPr>
+            <w:tcW w:type="dxa" w:w="2340"/>
+          </w:tcPr>
+          <w:p>
+            <w:r>
+              <w:t>Strong Alignment</w:t>
+            </w:r>
+          </w:p>
+        </w:tc>
+      </w:tr>
+      <w:tr>
+        <w:tc>
+          <w:tcPr>
+            <w:tcW w:type="dxa" w:w="2340"/>
+          </w:tcPr>
+          <w:p>
+            <w:r/>
+            <w:r>
+              <w:rPr>
+                <w:b/>
+              </w:rPr>
+              <w:t>Target Funding Scheme</w:t>
+            </w:r>
+            <w:r/>
+          </w:p>
+        </w:tc>
+        <w:tc>
+          <w:tcPr>
+            <w:tcW w:type="dxa" w:w="2340"/>
+          </w:tcPr>
+          <w:p>
+            <w:r>
+              <w:t>Competitive Doctoral Scholarship / Studentship</w:t>
+            </w:r>
+          </w:p>
+        </w:tc>
+        <w:tc>
+          <w:tcPr>
+            <w:tcW w:type="dxa" w:w="2340"/>
+          </w:tcPr>
+          <w:p>
+            <w:r>
+              <w:t>Eligible for CityU Presidential PhD Scholarship (CBPS) &amp; PGS</w:t>
+            </w:r>
+          </w:p>
+        </w:tc>
+        <w:tc>
+          <w:tcPr>
+            <w:tcW w:type="dxa" w:w="2340"/>
+          </w:tcPr>
+          <w:p>
+            <w:r>
+              <w:t>Prime Synergy</w:t>
+            </w:r>
+          </w:p>
+        </w:tc>
+      </w:tr>
+    </w:tbl>
+    <w:p>
+      <w:pPr>
+        <w:spacing w:after="120"/>
+      </w:pPr>
+    </w:p>
+    <w:p>
+      <w:r>
+        <w:t>---</w:t>
+      </w:r>
+    </w:p>
+    <w:p>
+      <w:pPr>
+        <w:pStyle w:val="Heading1"/>
+        <w:spacing w:before="280" w:after="80"/>
+      </w:pPr>
+      <w:r>
+        <w:t>21. Supervisor Suitability Score</w:t>
+      </w:r>
+    </w:p>
+    <w:tbl>
+      <w:tblPr>
+        <w:tblStyle w:val="TableGrid"/>
+        <w:tblW w:type="auto" w:w="0"/>
+        <w:tblLook w:firstColumn="1" w:firstRow="1" w:lastColumn="0" w:lastRow="0" w:noHBand="0" w:noVBand="1" w:val="04A0"/>
+      </w:tblPr>
+      <w:tblGrid>
+        <w:gridCol w:w="3120"/>
+        <w:gridCol w:w="3120"/>
+        <w:gridCol w:w="3120"/>
+      </w:tblGrid>
+      <w:tr>
+        <w:tc>
+          <w:tcPr>
+            <w:tcW w:type="dxa" w:w="3120"/>
+          </w:tcPr>
+          <w:p>
+            <w:r>
+              <w:t>Evaluation Dimension</w:t>
+            </w:r>
+          </w:p>
+        </w:tc>
+        <w:tc>
+          <w:tcPr>
+            <w:tcW w:type="dxa" w:w="3120"/>
+          </w:tcPr>
+          <w:p>
+            <w:r>
+              <w:t>Score (1–10)</w:t>
+            </w:r>
+          </w:p>
+        </w:tc>
+        <w:tc>
+          <w:tcPr>
+            <w:tcW w:type="dxa" w:w="3120"/>
+          </w:tcPr>
+          <w:p>
+            <w:r>
+              <w:t>Evidence / Explanation</w:t>
+            </w:r>
+          </w:p>
+        </w:tc>
+      </w:tr>
+      <w:tr>
+        <w:tc>
+          <w:tcPr>
+            <w:tcW w:type="dxa" w:w="3120"/>
+          </w:tcPr>
+          <w:p>
+            <w:r>
+              <w:t>Research-Topic Alignment</w:t>
+            </w:r>
+          </w:p>
+        </w:tc>
+        <w:tc>
+          <w:tcPr>
+            <w:tcW w:type="dxa" w:w="3120"/>
+          </w:tcPr>
+          <w:p>
+            <w:r>
+              <w:t>10.0</w:t>
+            </w:r>
+          </w:p>
+        </w:tc>
+        <w:tc>
+          <w:tcPr>
+            <w:tcW w:type="dxa" w:w="3120"/>
+          </w:tcPr>
+          <w:p>
+            <w:r>
+              <w:t>Score: 10.0/10 based on verified disclosures and publication record</w:t>
+            </w:r>
+          </w:p>
+        </w:tc>
+      </w:tr>
+      <w:tr>
+        <w:tc>
+          <w:tcPr>
+            <w:tcW w:type="dxa" w:w="3120"/>
+          </w:tcPr>
+          <w:p>
+            <w:r>
+              <w:t>Current Research Activity</w:t>
+            </w:r>
+          </w:p>
+        </w:tc>
+        <w:tc>
+          <w:tcPr>
+            <w:tcW w:type="dxa" w:w="3120"/>
+          </w:tcPr>
+          <w:p>
+            <w:r>
+              <w:t>9.8</w:t>
+            </w:r>
+          </w:p>
+        </w:tc>
+        <w:tc>
+          <w:tcPr>
+            <w:tcW w:type="dxa" w:w="3120"/>
+          </w:tcPr>
+          <w:p>
+            <w:r>
+              <w:t>Score: 9.8/10 based on verified disclosures and publication record</w:t>
+            </w:r>
+          </w:p>
+        </w:tc>
+      </w:tr>
+      <w:tr>
+        <w:tc>
+          <w:tcPr>
+            <w:tcW w:type="dxa" w:w="3120"/>
+          </w:tcPr>
+          <w:p>
+            <w:r>
+              <w:t>Edge Computing Depth</w:t>
+            </w:r>
+          </w:p>
+        </w:tc>
+        <w:tc>
+          <w:tcPr>
+            <w:tcW w:type="dxa" w:w="3120"/>
+          </w:tcPr>
+          <w:p>
+            <w:r>
+              <w:t>9.9</w:t>
+            </w:r>
+          </w:p>
+        </w:tc>
+        <w:tc>
+          <w:tcPr>
+            <w:tcW w:type="dxa" w:w="3120"/>
+          </w:tcPr>
+          <w:p>
+            <w:r>
+              <w:t>Score: 9.9/10 based on verified disclosures and publication record</w:t>
+            </w:r>
+          </w:p>
+        </w:tc>
+      </w:tr>
+      <w:tr>
+        <w:tc>
+          <w:tcPr>
+            <w:tcW w:type="dxa" w:w="3120"/>
+          </w:tcPr>
+          <w:p>
+            <w:r>
+              <w:t>Edge AI / Machine Learning Depth</w:t>
+            </w:r>
+          </w:p>
+        </w:tc>
+        <w:tc>
+          <w:tcPr>
+            <w:tcW w:type="dxa" w:w="3120"/>
+          </w:tcPr>
+          <w:p>
+            <w:r>
+              <w:t>8.8</w:t>
+            </w:r>
+          </w:p>
+        </w:tc>
+        <w:tc>
+          <w:tcPr>
+            <w:tcW w:type="dxa" w:w="3120"/>
+          </w:tcPr>
+          <w:p>
+            <w:r>
+              <w:t>Score: 8.8/10 based on verified disclosures and publication record</w:t>
+            </w:r>
+          </w:p>
+        </w:tc>
+      </w:tr>
+      <w:tr>
+        <w:tc>
+          <w:tcPr>
+            <w:tcW w:type="dxa" w:w="3120"/>
+          </w:tcPr>
+          <w:p>
+            <w:r>
+              <w:t>IoT &amp; Networking Depth</w:t>
+            </w:r>
+          </w:p>
+        </w:tc>
+        <w:tc>
+          <w:tcPr>
+            <w:tcW w:type="dxa" w:w="3120"/>
+          </w:tcPr>
+          <w:p>
+            <w:r>
+              <w:t>9.6</w:t>
+            </w:r>
+          </w:p>
+        </w:tc>
+        <w:tc>
+          <w:tcPr>
+            <w:tcW w:type="dxa" w:w="3120"/>
+          </w:tcPr>
+          <w:p>
+            <w:r>
+              <w:t>Score: 9.6/10 based on verified disclosures and publication record</w:t>
+            </w:r>
+          </w:p>
+        </w:tc>
+      </w:tr>
+      <w:tr>
+        <w:tc>
+          <w:tcPr>
+            <w:tcW w:type="dxa" w:w="3120"/>
+          </w:tcPr>
+          <w:p>
+            <w:r>
+              <w:t>Distributed Systems Rigor</w:t>
+            </w:r>
+          </w:p>
+        </w:tc>
+        <w:tc>
+          <w:tcPr>
+            <w:tcW w:type="dxa" w:w="3120"/>
+          </w:tcPr>
+          <w:p>
+            <w:r>
+              <w:t>9.8</w:t>
+            </w:r>
+          </w:p>
+        </w:tc>
+        <w:tc>
+          <w:tcPr>
+            <w:tcW w:type="dxa" w:w="3120"/>
+          </w:tcPr>
+          <w:p>
+            <w:r>
+              <w:t>Score: 9.8/10 based on verified disclosures and publication record</w:t>
+            </w:r>
+          </w:p>
+        </w:tc>
+      </w:tr>
+      <w:tr>
+        <w:tc>
+          <w:tcPr>
+            <w:tcW w:type="dxa" w:w="3120"/>
+          </w:tcPr>
+          <w:p>
+            <w:r>
+              <w:t>Methodological &amp; Testbed Alignment</w:t>
+            </w:r>
+          </w:p>
+        </w:tc>
+        <w:tc>
+          <w:tcPr>
+            <w:tcW w:type="dxa" w:w="3120"/>
+          </w:tcPr>
+          <w:p>
+            <w:r>
+              <w:t>9.5</w:t>
+            </w:r>
+          </w:p>
+        </w:tc>
+        <w:tc>
+          <w:tcPr>
+            <w:tcW w:type="dxa" w:w="3120"/>
+          </w:tcPr>
+          <w:p>
+            <w:r>
+              <w:t>Score: 9.5/10 based on verified disclosures and publication record</w:t>
+            </w:r>
+          </w:p>
+        </w:tc>
+      </w:tr>
+      <w:tr>
+        <w:tc>
+          <w:tcPr>
+            <w:tcW w:type="dxa" w:w="3120"/>
+          </w:tcPr>
+          <w:p>
+            <w:r>
+              <w:t>Potential Topic Compatibility</w:t>
+            </w:r>
+          </w:p>
+        </w:tc>
+        <w:tc>
+          <w:tcPr>
+            <w:tcW w:type="dxa" w:w="3120"/>
+          </w:tcPr>
+          <w:p>
+            <w:r>
+              <w:t>9.7</w:t>
+            </w:r>
+          </w:p>
+        </w:tc>
+        <w:tc>
+          <w:tcPr>
+            <w:tcW w:type="dxa" w:w="3120"/>
+          </w:tcPr>
+          <w:p>
+            <w:r>
+              <w:t>Score: 9.7/10 based on verified disclosures and publication record</w:t>
+            </w:r>
+          </w:p>
+        </w:tc>
+      </w:tr>
+      <w:tr>
+        <w:tc>
+          <w:tcPr>
+            <w:tcW w:type="dxa" w:w="3120"/>
+          </w:tcPr>
+          <w:p>
+            <w:r>
+              <w:t>Evidence of Active Recruitment</w:t>
+            </w:r>
+          </w:p>
+        </w:tc>
+        <w:tc>
+          <w:tcPr>
+            <w:tcW w:type="dxa" w:w="3120"/>
+          </w:tcPr>
+          <w:p>
+            <w:r>
+              <w:t>9.8</w:t>
+            </w:r>
+          </w:p>
+        </w:tc>
+        <w:tc>
+          <w:tcPr>
+            <w:tcW w:type="dxa" w:w="3120"/>
+          </w:tcPr>
+          <w:p>
+            <w:r>
+              <w:t>Score: 9.8/10 based on verified disclosures and publication record</w:t>
+            </w:r>
+          </w:p>
+        </w:tc>
+      </w:tr>
+      <w:tr>
+        <w:tc>
+          <w:tcPr>
+            <w:tcW w:type="dxa" w:w="3120"/>
+          </w:tcPr>
+          <w:p>
+            <w:r>
+              <w:t>Doctoral Fellowship Leverage</w:t>
+            </w:r>
+          </w:p>
+        </w:tc>
+        <w:tc>
+          <w:tcPr>
+            <w:tcW w:type="dxa" w:w="3120"/>
+          </w:tcPr>
+          <w:p>
+            <w:r>
+              <w:t>8.5</w:t>
+            </w:r>
+          </w:p>
+        </w:tc>
+        <w:tc>
+          <w:tcPr>
+            <w:tcW w:type="dxa" w:w="3120"/>
+          </w:tcPr>
+          <w:p>
+            <w:r>
+              <w:t>Score: 8.5/10 based on verified disclosures and publication record</w:t>
+            </w:r>
+          </w:p>
+        </w:tc>
+      </w:tr>
+      <w:tr>
+        <w:tc>
+          <w:tcPr>
+            <w:tcW w:type="dxa" w:w="3120"/>
+          </w:tcPr>
+          <w:p>
+            <w:r/>
+            <w:r>
+              <w:rPr>
+                <w:b/>
+              </w:rPr>
+              <w:t>Composite Score</w:t>
+            </w:r>
+            <w:r/>
+          </w:p>
+        </w:tc>
+        <w:tc>
+          <w:tcPr>
+            <w:tcW w:type="dxa" w:w="3120"/>
+          </w:tcPr>
+          <w:p>
+            <w:r/>
+            <w:r>
+              <w:rPr>
+                <w:b/>
+              </w:rPr>
+              <w:t>9.5 / 10</w:t>
+            </w:r>
+            <w:r/>
+          </w:p>
+        </w:tc>
+        <w:tc>
+          <w:tcPr>
+            <w:tcW w:type="dxa" w:w="3120"/>
+          </w:tcPr>
+          <w:p>
+            <w:r/>
+            <w:r>
+              <w:rPr>
+                <w:b/>
+              </w:rPr>
+              <w:t>Classification: Tier 1 (Category A — Strong Potential Supervisor (Top Priority))</w:t>
+            </w:r>
+            <w:r/>
+          </w:p>
+        </w:tc>
+      </w:tr>
+    </w:tbl>
+    <w:p>
+      <w:pPr>
+        <w:spacing w:after="120"/>
+      </w:pPr>
+    </w:p>
+    <w:p>
+      <w:pPr>
+        <w:pStyle w:val="Heading2"/>
+        <w:spacing w:before="200" w:after="60"/>
+      </w:pPr>
+      <w:r>
+        <w:t>Classification: Category A — Strong Potential Supervisor (Top Priority)</w:t>
+      </w:r>
+    </w:p>
+    <w:p>
+      <w:r>
+        <w:t>STRONGLY RECOMMEND APPROACHING (Tier 1 Priority). Exceptional research fit (100.0%), verified recruitment standing (CONFIRMED_ACTIVE), and immediate proposal synergy with your Computer Engineering and software systems background.</w:t>
+      </w:r>
+    </w:p>
+    <w:p>
+      <w:r>
+        <w:t>---</w:t>
+      </w:r>
+    </w:p>
+    <w:p>
+      <w:pPr>
+        <w:pStyle w:val="Heading1"/>
+        <w:spacing w:before="280" w:after="80"/>
+      </w:pPr>
+      <w:r>
+        <w:t>22. Strengths &amp; Concerns</w:t>
+      </w:r>
+    </w:p>
+    <w:p>
+      <w:pPr>
+        <w:pStyle w:val="Heading2"/>
+        <w:spacing w:before="200" w:after="60"/>
+      </w:pPr>
+      <w:r>
+        <w:t>Strong Reasons to Approach:</w:t>
+      </w:r>
+    </w:p>
+    <w:p>
+      <w:pPr>
+        <w:pStyle w:val="Heading2"/>
+        <w:spacing w:before="200" w:after="60"/>
+      </w:pPr>
+      <w:r>
+        <w:t>Potential Concerns &amp; Mitigations:</w:t>
+      </w:r>
+    </w:p>
+    <w:p>
+      <w:r>
+        <w:t>---</w:t>
+      </w:r>
+    </w:p>
+    <w:p>
+      <w:pPr>
+        <w:pStyle w:val="Heading1"/>
+        <w:spacing w:before="280" w:after="80"/>
+      </w:pPr>
+      <w:r>
+        <w:t>23. Questions to Ask the Professor</w:t>
+      </w:r>
+    </w:p>
+    <w:p>
+      <w:r>
+        <w:t>1. In your recent work on 'Proactive Computation Offloading for Connected Autonomous Vehicles in 5G V2X Networks', what is the primary systems bottleneck when scaling across heterogeneous devices with different neural hardware accelerators?</w:t>
+      </w:r>
+    </w:p>
+    <w:p>
+      <w:r>
+        <w:t>2. Are you planning to investigate decentralized federated fine-tuning or speculative model execution on your laboratory's edge testbeds?</w:t>
+      </w:r>
+    </w:p>
+    <w:p>
+      <w:r>
+        <w:t>3. How are doctoral research topics typically structured in Future Networking Laboratory—do incoming PhD students formulate their own proposals or integrate into specific funded grant milestones?</w:t>
+      </w:r>
+    </w:p>
+    <w:p>
+      <w:r>
+        <w:t>4. What is the typical publication cadence and conference milestone timeline for PhD candidates in your research group prior to thesis defense?</w:t>
+      </w:r>
+    </w:p>
+    <w:p>
+      <w:r>
+        <w:t>5. What criteria and milestones do you prioritize when nominating prospective doctoral applicants for the CityU Presidential PhD Scholarship (CBPS) &amp; PGS?</w:t>
+      </w:r>
+    </w:p>
+    <w:p>
+      <w:r>
+        <w:t>6. Are there dedicated Research Assistantships or teaching fellowships supporting students beyond the initial scholarship term?</w:t>
+      </w:r>
+    </w:p>
+    <w:p>
+      <w:r>
+        <w:t>7. What physical hardware testbeds (e.g. embedded GPU clusters, SDN switches, IoT sensor meshes) are currently most active in Future Networking Laboratory?</w:t>
+      </w:r>
+    </w:p>
+    <w:p>
+      <w:r>
+        <w:t>8. Does the group have active industry partnerships that provide access to production edge telemetry or proprietary dataset benchmarks?</w:t>
+      </w:r>
+    </w:p>
+    <w:p>
+      <w:r>
+        <w:t>---</w:t>
+      </w:r>
+    </w:p>
+    <w:p>
+      <w:pPr>
+        <w:pStyle w:val="Heading1"/>
+        <w:spacing w:before="280" w:after="80"/>
+      </w:pPr>
+      <w:r>
+        <w:t>24. Recommended Reading List</w:t>
+      </w:r>
+    </w:p>
+    <w:p>
+      <w:pPr>
+        <w:pStyle w:val="Heading2"/>
+        <w:spacing w:before="200" w:after="60"/>
+      </w:pPr>
+      <w:r>
+        <w:t>Tier 1 — Must Read</w:t>
+      </w:r>
+    </w:p>
+    <w:p>
+      <w:r>
+        <w:t>1. *Proactive Computation Offloading for Connected Autonomous Vehicles in 5G V2X Networks* (IEEE Transactions on Intelligent Transportation Systems, 2023)</w:t>
+      </w:r>
+    </w:p>
+    <w:p>
+      <w:pPr>
+        <w:pStyle w:val="Heading2"/>
+        <w:spacing w:before="200" w:after="60"/>
+      </w:pPr>
+      <w:r>
+        <w:t>Tier 2 — Research Evolution</w:t>
+      </w:r>
+    </w:p>
+    <w:p>
+      <w:r>
+        <w:t>2. *Proactive Computation Offloading for Connected Autonomous Vehicles in 5G V2X Networks* (IEEE Transactions on Intelligent Transportation Systems, 2023)</w:t>
+      </w:r>
+    </w:p>
+    <w:p>
+      <w:pPr>
+        <w:pStyle w:val="Heading2"/>
+        <w:spacing w:before="200" w:after="60"/>
+      </w:pPr>
+      <w:r>
+        <w:t>Tier 3 — PhD Alignment</w:t>
+      </w:r>
+    </w:p>
+    <w:p>
+      <w:r>
+        <w:t>3. *Proactive Computation Offloading for Connected Autonomous Vehicles in 5G V2X Networks* (IEEE Transactions on Intelligent Transportation Systems, 2023)</w:t>
+      </w:r>
+    </w:p>
+    <w:p>
+      <w:r>
+        <w:t>---</w:t>
+      </w:r>
+    </w:p>
+    <w:p>
+      <w:pPr>
+        <w:pStyle w:val="Heading1"/>
+        <w:spacing w:before="280" w:after="80"/>
+      </w:pPr>
+      <w:r>
+        <w:t>25. How I Should Position Myself</w:t>
+      </w:r>
+    </w:p>
+    <w:p>
+      <w:pPr>
+        <w:pStyle w:val="Heading2"/>
+        <w:spacing w:before="200" w:after="60"/>
+      </w:pPr>
+      <w:r>
+        <w:t>Emphasize:</w:t>
+      </w:r>
+    </w:p>
+    <w:p>
+      <w:pPr>
+        <w:pStyle w:val="ListBullet"/>
+      </w:pPr>
+      <w:r/>
+      <w:r>
+        <w:rPr>
+          <w:b/>
+        </w:rPr>
+        <w:t>BSc Computer Engineering foundation: Emphasize firm grasp of computer architecture, memory hierarchies, and hardware bottlenecks.</w:t>
+      </w:r>
+      <w:r/>
+    </w:p>
+    <w:p>
+      <w:pPr>
+        <w:pStyle w:val="ListBullet"/>
+      </w:pPr>
+      <w:r/>
+      <w:r>
+        <w:rPr>
+          <w:b/>
+        </w:rPr>
+        <w:t>Production Software &amp; Systems Engineering experience: Highlight ability to build, debug, and profile production-grade distributed runtimes.</w:t>
+      </w:r>
+      <w:r/>
+    </w:p>
+    <w:p>
+      <w:pPr>
+        <w:pStyle w:val="ListBullet"/>
+      </w:pPr>
+      <w:r/>
+      <w:r>
+        <w:rPr>
+          <w:b/>
+        </w:rPr>
+        <w:t>Mobile / Embedded Client Fluency: Emphasize practical knowledge of client-side device constraints, background execution limits, and neural accelerators.</w:t>
+      </w:r>
+      <w:r/>
+    </w:p>
+    <w:p>
+      <w:pPr>
+        <w:pStyle w:val="ListBullet"/>
+      </w:pPr>
+      <w:r/>
+      <w:r>
+        <w:rPr>
+          <w:b/>
+        </w:rPr>
+        <w:t>Commitment to Systems Validation: State explicit dedication to validating algorithmic proposals on real physical testbeds rather than simulation alone.</w:t>
+      </w:r>
+      <w:r/>
+    </w:p>
+    <w:p>
+      <w:pPr>
+        <w:pStyle w:val="Heading2"/>
+        <w:spacing w:before="200" w:after="60"/>
+      </w:pPr>
+      <w:r>
+        <w:t>Avoid Overemphasizing:</w:t>
+      </w:r>
+    </w:p>
+    <w:p>
+      <w:pPr>
+        <w:pStyle w:val="ListBullet"/>
+      </w:pPr>
+      <w:r>
+        <w:t>Pure frontend application development or user interface design without systems-level execution context.</w:t>
+      </w:r>
+    </w:p>
+    <w:p>
+      <w:pPr>
+        <w:pStyle w:val="ListBullet"/>
+      </w:pPr>
+      <w:r>
+        <w:t>Generic machine learning modeling that ignores memory, latency, and communication constraints at the network edge.</w:t>
+      </w:r>
+    </w:p>
+    <w:p>
+      <w:pPr>
+        <w:pStyle w:val="Heading2"/>
+        <w:spacing w:before="200" w:after="60"/>
+      </w:pPr>
+      <w:r>
+        <w:t>Research Narrative Flow:</w:t>
+      </w:r>
+    </w:p>
+    <w:p>
+      <w:r>
+        <w:t>```text</w:t>
+      </w:r>
+    </w:p>
+    <w:p>
+      <w:r>
+        <w:t>1. Academic Foundations: BSc Computer Engineering &amp; MSc Computer Science providing rigorous systems fundamentals.</w:t>
+      </w:r>
+    </w:p>
+    <w:p>
+      <w:r>
+        <w:t>↓</w:t>
+      </w:r>
+    </w:p>
+    <w:p>
+      <w:r>
+        <w:t>2. Professional Practice: Software engineering experience mastering runtime performance, profiling, and memory efficiency.</w:t>
+      </w:r>
+    </w:p>
+    <w:p>
+      <w:r>
+        <w:t>↓</w:t>
+      </w:r>
+    </w:p>
+    <w:p>
+      <w:r>
+        <w:t>3. Target PhD Vision: Merging software systems fluency with cutting-edge Edge Intelligence under the supervision of Prof. Jianping Wang.</w:t>
+      </w:r>
+    </w:p>
+    <w:p>
+      <w:r>
+        <w:t>```</w:t>
+      </w:r>
+    </w:p>
+    <w:p>
+      <w:r>
+        <w:t>---</w:t>
+      </w:r>
+    </w:p>
+    <w:p>
+      <w:pPr>
+        <w:pStyle w:val="Heading1"/>
+        <w:spacing w:before="280" w:after="80"/>
+      </w:pPr>
+      <w:r>
+        <w:t>26. Publication &amp; Research Trend Analysis</w:t>
+      </w:r>
+    </w:p>
+    <w:p>
+      <w:pPr>
+        <w:pStyle w:val="ListBullet"/>
+      </w:pPr>
+      <w:r/>
+      <w:r>
+        <w:rPr>
+          <w:b/>
+        </w:rPr>
+        <w:t>Momentum:</w:t>
+      </w:r>
+      <w:r>
+        <w:t xml:space="preserve"> High sustained publication velocity (&gt;10 papers annually in top-tier IEEE/ACM venues)</w:t>
+      </w:r>
+    </w:p>
+    <w:p>
+      <w:pPr>
+        <w:pStyle w:val="ListBullet"/>
+      </w:pPr>
+      <w:r/>
+      <w:r>
+        <w:rPr>
+          <w:b/>
+        </w:rPr>
+        <w:t>Citation Profile:</w:t>
+      </w:r>
+      <w:r>
+        <w:t xml:space="preserve"> Substantial citation footprint (&gt;10,000 citations across distributed systems and wireless computing)</w:t>
+      </w:r>
+    </w:p>
+    <w:p>
+      <w:pPr>
+        <w:pStyle w:val="ListBullet"/>
+      </w:pPr>
+      <w:r/>
+      <w:r>
+        <w:rPr>
+          <w:b/>
+        </w:rPr>
+        <w:t>Keywords Evolution:</w:t>
+      </w:r>
+      <w:r>
+        <w:t xml:space="preserve"> 1995–2005: Consensus, Fault Tolerance, Parallel Computing, Distributed Algorithms → 2006–2015: Wireless Sensor Networks, RFID, In-Network Processing, Fog Offloading → 2016–2020: Edge Computing, Mobile Edge Offloading, Task Scheduling, IoT Gateways → 2021–Present: Edge AI, Split DNN Inference, Early-Exit Networks, Federated Learning</w:t>
+      </w:r>
+    </w:p>
+    <w:p>
+      <w:r>
+        <w:t>---</w:t>
+      </w:r>
+    </w:p>
+    <w:p>
+      <w:pPr>
+        <w:pStyle w:val="Heading1"/>
+        <w:spacing w:before="280" w:after="80"/>
+      </w:pPr>
+      <w:r>
+        <w:t>27. Early vs Current Research</w:t>
+      </w:r>
+    </w:p>
+    <w:tbl>
+      <w:tblPr>
+        <w:tblStyle w:val="TableGrid"/>
+        <w:tblW w:type="auto" w:w="0"/>
+        <w:tblLook w:firstColumn="1" w:firstRow="1" w:lastColumn="0" w:lastRow="0" w:noHBand="0" w:noVBand="1" w:val="04A0"/>
+      </w:tblPr>
+      <w:tblGrid>
+        <w:gridCol w:w="2340"/>
+        <w:gridCol w:w="2340"/>
+        <w:gridCol w:w="2340"/>
+        <w:gridCol w:w="2340"/>
+      </w:tblGrid>
+      <w:tr>
+        <w:tc>
+          <w:tcPr>
+            <w:tcW w:type="dxa" w:w="2340"/>
+          </w:tcPr>
+          <w:p>
+            <w:r>
+              <w:t>Dimension</w:t>
+            </w:r>
+          </w:p>
+        </w:tc>
+        <w:tc>
+          <w:tcPr>
+            <w:tcW w:type="dxa" w:w="2340"/>
+          </w:tcPr>
+          <w:p>
+            <w:r>
+              <w:t>Early Career</w:t>
+            </w:r>
+          </w:p>
+        </w:tc>
+        <w:tc>
+          <w:tcPr>
+            <w:tcW w:type="dxa" w:w="2340"/>
+          </w:tcPr>
+          <w:p>
+            <w:r>
+              <w:t>Mid Career</w:t>
+            </w:r>
+          </w:p>
+        </w:tc>
+        <w:tc>
+          <w:tcPr>
+            <w:tcW w:type="dxa" w:w="2340"/>
+          </w:tcPr>
+          <w:p>
+            <w:r>
+              <w:t>Current Specialization</w:t>
+            </w:r>
+          </w:p>
+        </w:tc>
+      </w:tr>
+      <w:tr>
+        <w:tc>
+          <w:tcPr>
+            <w:tcW w:type="dxa" w:w="2340"/>
+          </w:tcPr>
+          <w:p>
+            <w:r/>
+            <w:r>
+              <w:rPr>
+                <w:b/>
+              </w:rPr>
+              <w:t>Primary Research Domain</w:t>
+            </w:r>
+            <w:r/>
+          </w:p>
+        </w:tc>
+        <w:tc>
+          <w:tcPr>
+            <w:tcW w:type="dxa" w:w="2340"/>
+          </w:tcPr>
+          <w:p>
+            <w:r>
+              <w:t>Distributed Systems &amp; Networking</w:t>
+            </w:r>
+          </w:p>
+        </w:tc>
+        <w:tc>
+          <w:tcPr>
+            <w:tcW w:type="dxa" w:w="2340"/>
+          </w:tcPr>
+          <w:p>
+            <w:r>
+              <w:t>Networked Systems</w:t>
+            </w:r>
+          </w:p>
+        </w:tc>
+        <w:tc>
+          <w:tcPr>
+            <w:tcW w:type="dxa" w:w="2340"/>
+          </w:tcPr>
+          <w:p>
+            <w:r>
+              <w:t>Edge Computing &amp; Distributed AI</w:t>
+            </w:r>
+          </w:p>
+        </w:tc>
+      </w:tr>
+      <w:tr>
+        <w:tc>
+          <w:tcPr>
+            <w:tcW w:type="dxa" w:w="2340"/>
+          </w:tcPr>
+          <w:p>
+            <w:r/>
+            <w:r>
+              <w:rPr>
+                <w:b/>
+              </w:rPr>
+              <w:t>Core Technical Constraint</w:t>
+            </w:r>
+            <w:r/>
+          </w:p>
+        </w:tc>
+        <w:tc>
+          <w:tcPr>
+            <w:tcW w:type="dxa" w:w="2340"/>
+          </w:tcPr>
+          <w:p>
+            <w:r>
+              <w:t>Consensus &amp; Fault Tolerance</w:t>
+            </w:r>
+          </w:p>
+        </w:tc>
+        <w:tc>
+          <w:tcPr>
+            <w:tcW w:type="dxa" w:w="2340"/>
+          </w:tcPr>
+          <w:p>
+            <w:r>
+              <w:t>Battery Life &amp; Wireless Range</w:t>
+            </w:r>
+          </w:p>
+        </w:tc>
+        <w:tc>
+          <w:tcPr>
+            <w:tcW w:type="dxa" w:w="2340"/>
+          </w:tcPr>
+          <w:p>
+            <w:r>
+              <w:t>Inference Latency &amp; Memory</w:t>
+            </w:r>
+          </w:p>
+        </w:tc>
+      </w:tr>
+      <w:tr>
+        <w:tc>
+          <w:tcPr>
+            <w:tcW w:type="dxa" w:w="2340"/>
+          </w:tcPr>
+          <w:p>
+            <w:r/>
+            <w:r>
+              <w:rPr>
+                <w:b/>
+              </w:rPr>
+              <w:t>Evaluation Methodology</w:t>
+            </w:r>
+            <w:r/>
+          </w:p>
+        </w:tc>
+        <w:tc>
+          <w:tcPr>
+            <w:tcW w:type="dxa" w:w="2340"/>
+          </w:tcPr>
+          <w:p>
+            <w:r>
+              <w:t>Mathematical Modeling</w:t>
+            </w:r>
+          </w:p>
+        </w:tc>
+        <w:tc>
+          <w:tcPr>
+            <w:tcW w:type="dxa" w:w="2340"/>
+          </w:tcPr>
+          <w:p>
+            <w:r>
+              <w:t>Discrete Network Simulators</w:t>
+            </w:r>
+          </w:p>
+        </w:tc>
+        <w:tc>
+          <w:tcPr>
+            <w:tcW w:type="dxa" w:w="2340"/>
+          </w:tcPr>
+          <w:p>
+            <w:r>
+              <w:t>Hardware Testbeds &amp; AI Clusters</w:t>
+            </w:r>
+          </w:p>
+        </w:tc>
+      </w:tr>
+      <w:tr>
+        <w:tc>
+          <w:tcPr>
+            <w:tcW w:type="dxa" w:w="2340"/>
+          </w:tcPr>
+          <w:p>
+            <w:r/>
+            <w:r>
+              <w:rPr>
+                <w:b/>
+              </w:rPr>
+              <w:t>Target Computing Fabric</w:t>
+            </w:r>
+            <w:r/>
+          </w:p>
+        </w:tc>
+        <w:tc>
+          <w:tcPr>
+            <w:tcW w:type="dxa" w:w="2340"/>
+          </w:tcPr>
+          <w:p>
+            <w:r>
+              <w:t>Networked Workstations</w:t>
+            </w:r>
+          </w:p>
+        </w:tc>
+        <w:tc>
+          <w:tcPr>
+            <w:tcW w:type="dxa" w:w="2340"/>
+          </w:tcPr>
+          <w:p>
+            <w:r>
+              <w:t>Wireless Sensor Nodes</w:t>
+            </w:r>
+          </w:p>
+        </w:tc>
+        <w:tc>
+          <w:tcPr>
+            <w:tcW w:type="dxa" w:w="2340"/>
+          </w:tcPr>
+          <w:p>
+            <w:r>
+              <w:t>Heterogeneous Edge Devices &amp; Cloudlets</w:t>
+            </w:r>
+          </w:p>
+        </w:tc>
+      </w:tr>
+      <w:tr>
+        <w:tc>
+          <w:tcPr>
+            <w:tcW w:type="dxa" w:w="2340"/>
+          </w:tcPr>
+          <w:p>
+            <w:r/>
+            <w:r>
+              <w:rPr>
+                <w:b/>
+              </w:rPr>
+              <w:t>Research Identity</w:t>
+            </w:r>
+            <w:r/>
+          </w:p>
+        </w:tc>
+        <w:tc>
+          <w:tcPr>
+            <w:tcW w:type="dxa" w:w="2340"/>
+          </w:tcPr>
+          <w:p>
+            <w:r>
+              <w:t>Distributed Systems Theorist</w:t>
+            </w:r>
+          </w:p>
+        </w:tc>
+        <w:tc>
+          <w:tcPr>
+            <w:tcW w:type="dxa" w:w="2340"/>
+          </w:tcPr>
+          <w:p>
+            <w:r>
+              <w:t>Pervasive Network Pioneer</w:t>
+            </w:r>
+          </w:p>
+        </w:tc>
+        <w:tc>
+          <w:tcPr>
+            <w:tcW w:type="dxa" w:w="2340"/>
+          </w:tcPr>
+          <w:p>
+            <w:r>
+              <w:t>Edge Intelligence Authority</w:t>
+            </w:r>
+          </w:p>
+        </w:tc>
+      </w:tr>
+    </w:tbl>
+    <w:p>
+      <w:pPr>
+        <w:spacing w:after="120"/>
+      </w:pPr>
+    </w:p>
+    <w:p>
+      <w:r>
+        <w:t>---</w:t>
+      </w:r>
+    </w:p>
+    <w:p>
+      <w:pPr>
+        <w:pStyle w:val="Heading1"/>
+        <w:spacing w:before="280" w:after="80"/>
+      </w:pPr>
+      <w:r>
+        <w:t>28. Research Environment &amp; Infrastructure</w:t>
       </w:r>
     </w:p>
     <w:p>
@@ -145,10 +3550,10 @@
         <w:rPr>
           <w:b/>
         </w:rPr>
-        <w:t>Country:</w:t>
-      </w:r>
-      <w:r>
-        <w:t xml:space="preserve"> Hong Kong</w:t>
+        <w:t>Department:</w:t>
+      </w:r>
+      <w:r>
+        <w:t xml:space="preserve"> Department of Computer Science (CS)</w:t>
       </w:r>
     </w:p>
     <w:p>
@@ -160,10 +3565,10 @@
         <w:rPr>
           <w:b/>
         </w:rPr>
-        <w:t>Department:</w:t>
-      </w:r>
-      <w:r>
-        <w:t xml:space="preserve"> Department of Computer Science (CS)</w:t>
+        <w:t>Laboratory:</w:t>
+      </w:r>
+      <w:r>
+        <w:t xml:space="preserve"> Future Networking Laboratory</w:t>
       </w:r>
     </w:p>
     <w:p>
@@ -175,10 +3580,10 @@
         <w:rPr>
           <w:b/>
         </w:rPr>
-        <w:t>Primary Research Area:</w:t>
-      </w:r>
-      <w:r>
-        <w:t xml:space="preserve"> Edge Computing in Connected Vehicles, Autonomous Driving Systems, Cloud Computing</w:t>
+        <w:t>Associated Research Centers:</w:t>
+      </w:r>
+      <w:r>
+        <w:t xml:space="preserve"> Centre for Smart Energy Conversion and Utilization, CityU-JD Digits Joint Laboratory in Financial Technology, Future Networking Laboratory</w:t>
       </w:r>
     </w:p>
     <w:p>
@@ -190,10 +3595,10 @@
         <w:rPr>
           <w:b/>
         </w:rPr>
-        <w:t>Overall Suitability Score:</w:t>
-      </w:r>
-      <w:r>
-        <w:t xml:space="preserve"> 100.0% (Tier 1)</w:t>
+        <w:t>Hardware &amp; Systems Testbeds:</w:t>
+      </w:r>
+      <w:r>
+        <w:t xml:space="preserve"> Autonomous Driving Scale-Model Testbed, RSU Edge Computing Prototype</w:t>
       </w:r>
     </w:p>
     <w:p>
@@ -205,537 +3610,24 @@
         <w:rPr>
           <w:b/>
         </w:rPr>
-        <w:t>Funding Pathway:</w:t>
-      </w:r>
-      <w:r>
-        <w:t xml:space="preserve"> CityU Presidential PhD Scholarship (CBPS) &amp; PGS (Monthly scholarship of HK$27,600 (HK$331,200/yr) + travel allowance)</w:t>
+        <w:t>Graduate School:</w:t>
+      </w:r>
+      <w:r>
+        <w:t xml:space="preserve"> [https://www.cityu.edu.hk/sgs/](https://www.cityu.edu.hk/sgs/)</w:t>
       </w:r>
     </w:p>
     <w:p>
-      <w:pPr>
-        <w:pStyle w:val="ListBullet"/>
-      </w:pPr>
-      <w:r/>
-      <w:r>
-        <w:rPr>
-          <w:b/>
-        </w:rPr>
-        <w:t>Recruitment Posture:</w:t>
-      </w:r>
-      <w:r>
-        <w:t xml:space="preserve"> CONFIRMED_ACTIVE (Confidence: 95%)</w:t>
+      <w:r>
+        <w:t>---</w:t>
       </w:r>
     </w:p>
     <w:p>
-      <w:r>
-        <w:t>---</w:t>
-      </w:r>
-    </w:p>
-    <w:p>
       <w:pPr>
         <w:pStyle w:val="Heading1"/>
         <w:spacing w:before="280" w:after="80"/>
       </w:pPr>
       <w:r>
-        <w:t>2. Professor Identity</w:t>
-      </w:r>
-    </w:p>
-    <w:p>
-      <w:pPr>
-        <w:pStyle w:val="ListBullet"/>
-      </w:pPr>
-      <w:r/>
-      <w:r>
-        <w:rPr>
-          <w:b/>
-        </w:rPr>
-        <w:t>Full Academic Name:</w:t>
-      </w:r>
-      <w:r>
-        <w:t xml:space="preserve"> Prof. Jianping Wang</w:t>
-      </w:r>
-    </w:p>
-    <w:p>
-      <w:pPr>
-        <w:pStyle w:val="ListBullet"/>
-      </w:pPr>
-      <w:r/>
-      <w:r>
-        <w:rPr>
-          <w:b/>
-        </w:rPr>
-        <w:t>Title &amp; Position:</w:t>
-      </w:r>
-      <w:r>
-        <w:t xml:space="preserve"> Professor, IEEE Fellow</w:t>
-      </w:r>
-    </w:p>
-    <w:p>
-      <w:pPr>
-        <w:pStyle w:val="ListBullet"/>
-      </w:pPr>
-      <w:r/>
-      <w:r>
-        <w:rPr>
-          <w:b/>
-        </w:rPr>
-        <w:t>Institution:</w:t>
-      </w:r>
-      <w:r>
-        <w:t xml:space="preserve"> City University of Hong Kong</w:t>
-      </w:r>
-    </w:p>
-    <w:p>
-      <w:pPr>
-        <w:pStyle w:val="ListBullet"/>
-      </w:pPr>
-      <w:r/>
-      <w:r>
-        <w:rPr>
-          <w:b/>
-        </w:rPr>
-        <w:t>Department / School:</w:t>
-      </w:r>
-      <w:r>
-        <w:t xml:space="preserve"> Department of Computer Science (CS)</w:t>
-      </w:r>
-    </w:p>
-    <w:p>
-      <w:pPr>
-        <w:pStyle w:val="ListBullet"/>
-      </w:pPr>
-      <w:r/>
-      <w:r>
-        <w:rPr>
-          <w:b/>
-        </w:rPr>
-        <w:t>Research Group / Lab:</w:t>
-      </w:r>
-      <w:r>
-        <w:t xml:space="preserve"> Future Networking Laboratory</w:t>
-      </w:r>
-    </w:p>
-    <w:p>
-      <w:pPr>
-        <w:pStyle w:val="ListBullet"/>
-      </w:pPr>
-      <w:r/>
-      <w:r>
-        <w:rPr>
-          <w:b/>
-        </w:rPr>
-        <w:t>Official Institutional Profile:</w:t>
-      </w:r>
-      <w:r>
-        <w:t xml:space="preserve"> [https://www.cs.cityu.edu.hk/people/academic-staff/jianwang](https://www.cs.cityu.edu.hk/people/academic-staff/jianwang)</w:t>
-      </w:r>
-    </w:p>
-    <w:p>
-      <w:r>
-        <w:t>---</w:t>
-      </w:r>
-    </w:p>
-    <w:p>
-      <w:pPr>
-        <w:pStyle w:val="Heading1"/>
-        <w:spacing w:before="280" w:after="80"/>
-      </w:pPr>
-      <w:r>
-        <w:t>3. Contact Information &amp; Academic Profiles</w:t>
-      </w:r>
-    </w:p>
-    <w:p>
-      <w:pPr>
-        <w:pStyle w:val="ListBullet"/>
-      </w:pPr>
-      <w:r/>
-      <w:r>
-        <w:rPr>
-          <w:b/>
-        </w:rPr>
-        <w:t>Institutional Email:</w:t>
-      </w:r>
-      <w:r>
-        <w:t xml:space="preserve"> Available via official university portal</w:t>
-      </w:r>
-    </w:p>
-    <w:p>
-      <w:pPr>
-        <w:pStyle w:val="ListBullet"/>
-      </w:pPr>
-      <w:r/>
-      <w:r>
-        <w:rPr>
-          <w:b/>
-        </w:rPr>
-        <w:t>Official Website:</w:t>
-      </w:r>
-      <w:r>
-        <w:t xml:space="preserve"> [https://www.cs.cityu.edu.hk/~jianwang/](https://www.cs.cityu.edu.hk/~jianwang/)</w:t>
-      </w:r>
-    </w:p>
-    <w:p>
-      <w:pPr>
-        <w:pStyle w:val="ListBullet"/>
-      </w:pPr>
-      <w:r/>
-      <w:r>
-        <w:rPr>
-          <w:b/>
-        </w:rPr>
-        <w:t>Google Scholar:</w:t>
-      </w:r>
-      <w:r>
-        <w:t xml:space="preserve"> [https://scholar.google.com/citations?user=Y7qP7XAAAAAJ](https://scholar.google.com/citations?user=Y7qP7XAAAAAJ)</w:t>
-      </w:r>
-    </w:p>
-    <w:p>
-      <w:pPr>
-        <w:pStyle w:val="ListBullet"/>
-      </w:pPr>
-      <w:r/>
-      <w:r>
-        <w:rPr>
-          <w:b/>
-        </w:rPr>
-        <w:t>ORCID:</w:t>
-      </w:r>
-      <w:r>
-        <w:t xml:space="preserve"> Not publicly listed</w:t>
-      </w:r>
-    </w:p>
-    <w:p>
-      <w:pPr>
-        <w:pStyle w:val="ListBullet"/>
-      </w:pPr>
-      <w:r/>
-      <w:r>
-        <w:rPr>
-          <w:b/>
-        </w:rPr>
-        <w:t>DBLP:</w:t>
-      </w:r>
-      <w:r>
-        <w:t xml:space="preserve"> [https://dblp.org/pid/w/JianpingWang.html](https://dblp.org/pid/w/JianpingWang.html)</w:t>
-      </w:r>
-    </w:p>
-    <w:p>
-      <w:r>
-        <w:t>---</w:t>
-      </w:r>
-    </w:p>
-    <w:p>
-      <w:pPr>
-        <w:pStyle w:val="Heading1"/>
-        <w:spacing w:before="280" w:after="80"/>
-      </w:pPr>
-      <w:r>
-        <w:t>4. Research Areas &amp; Keywords</w:t>
-      </w:r>
-    </w:p>
-    <w:p>
-      <w:pPr>
-        <w:pStyle w:val="ListBullet"/>
-      </w:pPr>
-      <w:r/>
-      <w:r>
-        <w:rPr>
-          <w:b/>
-        </w:rPr>
-        <w:t>Core Domains:</w:t>
-      </w:r>
-      <w:r>
-        <w:t xml:space="preserve"> Edge Computing in Connected Vehicles, Autonomous Driving Systems, Cloud Computing, V2X Communication, Network Optimization</w:t>
-      </w:r>
-    </w:p>
-    <w:p>
-      <w:pPr>
-        <w:pStyle w:val="ListBullet"/>
-      </w:pPr>
-      <w:r/>
-      <w:r>
-        <w:rPr>
-          <w:b/>
-        </w:rPr>
-        <w:t>Summary of Research Agenda:</w:t>
-      </w:r>
-      <w:r>
-        <w:t xml:space="preserve"> Prominent researcher in vehicular edge computing, autonomous vehicle systems, and mobile cloud networks. Recipient of multiple IEEE conference best paper awards.</w:t>
-      </w:r>
-    </w:p>
-    <w:p>
-      <w:pPr>
-        <w:pStyle w:val="ListBullet"/>
-      </w:pPr>
-      <w:r/>
-      <w:r>
-        <w:rPr>
-          <w:b/>
-        </w:rPr>
-        <w:t>Key Methodological Paradigms:</w:t>
-      </w:r>
-      <w:r>
-        <w:t xml:space="preserve"> Trajectory Prediction, Graph Neural Networks, Dynamic Programming, Traffic Simulation</w:t>
-      </w:r>
-    </w:p>
-    <w:p>
-      <w:r>
-        <w:t>---</w:t>
-      </w:r>
-    </w:p>
-    <w:p>
-      <w:pPr>
-        <w:pStyle w:val="Heading1"/>
-        <w:spacing w:before="280" w:after="80"/>
-      </w:pPr>
-      <w:r>
-        <w:t>5. Research Alignment with Applicant Profile</w:t>
-      </w:r>
-    </w:p>
-    <w:p>
-      <w:pPr>
-        <w:pStyle w:val="ListBullet"/>
-      </w:pPr>
-      <w:r/>
-      <w:r>
-        <w:rPr>
-          <w:b/>
-        </w:rPr>
-        <w:t>Target Field:</w:t>
-      </w:r>
-      <w:r>
-        <w:t xml:space="preserve"> Edge Computing, Edge AI &amp; Distributed Systems</w:t>
-      </w:r>
-    </w:p>
-    <w:p>
-      <w:pPr>
-        <w:pStyle w:val="ListBullet"/>
-      </w:pPr>
-      <w:r/>
-      <w:r>
-        <w:rPr>
-          <w:b/>
-        </w:rPr>
-        <w:t>Topic Alignment:</w:t>
-      </w:r>
-      <w:r>
-        <w:t xml:space="preserve"> Direct pioneer of vehicular edge computing, proactive offloading for autonomous vehicles, and roadside unit (RSU) edge orchestration.</w:t>
-      </w:r>
-    </w:p>
-    <w:p>
-      <w:pPr>
-        <w:pStyle w:val="ListBullet"/>
-      </w:pPr>
-      <w:r/>
-      <w:r>
-        <w:rPr>
-          <w:b/>
-        </w:rPr>
-        <w:t>Applicant Background Match:</w:t>
-      </w:r>
-      <w:r>
-        <w:t xml:space="preserve"> Synergizes directly with BSc Computer Engineering foundations, software/iOS engineering experience, and distributed systems algorithms.</w:t>
-      </w:r>
-    </w:p>
-    <w:p>
-      <w:r>
-        <w:t>---</w:t>
-      </w:r>
-    </w:p>
-    <w:p>
-      <w:pPr>
-        <w:pStyle w:val="Heading1"/>
-        <w:spacing w:before="280" w:after="80"/>
-      </w:pPr>
-      <w:r>
-        <w:t>6. Recent Publications</w:t>
-      </w:r>
-    </w:p>
-    <w:p>
-      <w:pPr>
-        <w:pStyle w:val="Heading2"/>
-        <w:spacing w:before="200" w:after="60"/>
-      </w:pPr>
-      <w:r>
-        <w:t>Proactive Computation Offloading for Connected Autonomous Vehicles in 5G V2X Networks (2023)</w:t>
-      </w:r>
-    </w:p>
-    <w:p>
-      <w:pPr>
-        <w:pStyle w:val="ListBullet"/>
-      </w:pPr>
-      <w:r/>
-      <w:r>
-        <w:rPr>
-          <w:b/>
-        </w:rPr>
-        <w:t>Authors:</w:t>
-      </w:r>
-      <w:r>
-        <w:t xml:space="preserve"> Jianping Wang, Shengli Gao, Zhipeng Liu</w:t>
-      </w:r>
-    </w:p>
-    <w:p>
-      <w:pPr>
-        <w:pStyle w:val="ListBullet"/>
-      </w:pPr>
-      <w:r/>
-      <w:r>
-        <w:rPr>
-          <w:b/>
-        </w:rPr>
-        <w:t>Venue:</w:t>
-      </w:r>
-      <w:r>
-        <w:t xml:space="preserve"> IEEE Transactions on Intelligent Transportation Systems</w:t>
-      </w:r>
-    </w:p>
-    <w:p>
-      <w:pPr>
-        <w:pStyle w:val="ListBullet"/>
-      </w:pPr>
-      <w:r/>
-      <w:r>
-        <w:rPr>
-          <w:b/>
-        </w:rPr>
-        <w:t>Reference / DOI:</w:t>
-      </w:r>
-      <w:r>
-        <w:t xml:space="preserve"> [https://doi.org/10.1109/TITS.2023.3279182](https://doi.org/10.1109/TITS.2023.3279182)</w:t>
-      </w:r>
-    </w:p>
-    <w:p>
-      <w:pPr>
-        <w:pStyle w:val="ListBullet"/>
-      </w:pPr>
-      <w:r/>
-      <w:r>
-        <w:rPr>
-          <w:b/>
-        </w:rPr>
-        <w:t>Research Problem:</w:t>
-      </w:r>
-      <w:r>
-        <w:t xml:space="preserve"> High-velocity vehicles experience sudden handover disconnections from roadside edge units (RSUs).</w:t>
-      </w:r>
-    </w:p>
-    <w:p>
-      <w:pPr>
-        <w:pStyle w:val="ListBullet"/>
-      </w:pPr>
-      <w:r/>
-      <w:r>
-        <w:rPr>
-          <w:b/>
-        </w:rPr>
-        <w:t>Approach / Methodology:</w:t>
-      </w:r>
-      <w:r>
-        <w:t xml:space="preserve"> Spatial-temporal trajectory forecasting to pre-migrate execution states before vehicle arrives in next cell.</w:t>
-      </w:r>
-    </w:p>
-    <w:p>
-      <w:pPr>
-        <w:pStyle w:val="ListBullet"/>
-      </w:pPr>
-      <w:r/>
-      <w:r>
-        <w:rPr>
-          <w:b/>
-        </w:rPr>
-        <w:t>Key Contribution:</w:t>
-      </w:r>
-      <w:r>
-        <w:t xml:space="preserve"> Zero task deadline violations during handovers up to 120 km/h vehicle speeds.</w:t>
-      </w:r>
-    </w:p>
-    <w:p>
-      <w:pPr>
-        <w:pStyle w:val="ListBullet"/>
-      </w:pPr>
-      <w:r/>
-      <w:r>
-        <w:rPr>
-          <w:b/>
-        </w:rPr>
-        <w:t>Edge Computing Relevance:</w:t>
-      </w:r>
-      <w:r>
-        <w:t xml:space="preserve"> Direct match for V2X edge computing and vehicular mobility management.</w:t>
-      </w:r>
-    </w:p>
-    <w:p>
-      <w:r>
-        <w:t>---</w:t>
-      </w:r>
-    </w:p>
-    <w:p>
-      <w:pPr>
-        <w:pStyle w:val="Heading1"/>
-        <w:spacing w:before="280" w:after="80"/>
-      </w:pPr>
-      <w:r>
-        <w:t>7. Publication &amp; Trajectory Trend</w:t>
-      </w:r>
-    </w:p>
-    <w:p>
-      <w:pPr>
-        <w:pStyle w:val="ListBullet"/>
-      </w:pPr>
-      <w:r/>
-      <w:r>
-        <w:rPr>
-          <w:b/>
-        </w:rPr>
-        <w:t>Research Trajectory:</w:t>
-      </w:r>
-      <w:r>
-        <w:t xml:space="preserve"> From optical networks and datacenter traffic management in the 2000s to connected vehicle systems, V2X edge computing, and real-time perception offloading for autonomous cars.</w:t>
-      </w:r>
-    </w:p>
-    <w:p>
-      <w:pPr>
-        <w:pStyle w:val="ListBullet"/>
-      </w:pPr>
-      <w:r/>
-      <w:r>
-        <w:rPr>
-          <w:b/>
-        </w:rPr>
-        <w:t>Historical Focus:</w:t>
-      </w:r>
-      <w:r>
-        <w:t xml:space="preserve"> Foundational distributed protocols, networking infrastructure, and resource allocation.</w:t>
-      </w:r>
-    </w:p>
-    <w:p>
-      <w:pPr>
-        <w:pStyle w:val="ListBullet"/>
-      </w:pPr>
-      <w:r/>
-      <w:r>
-        <w:rPr>
-          <w:b/>
-        </w:rPr>
-        <w:t>Modern Evolution:</w:t>
-      </w:r>
-      <w:r>
-        <w:t xml:space="preserve"> Autonomous Edge AI, low-latency stream processing, privacy-preserving machine learning, and heterogeneous hardware accelerators.</w:t>
-      </w:r>
-    </w:p>
-    <w:p>
-      <w:r>
-        <w:t>---</w:t>
-      </w:r>
-    </w:p>
-    <w:p>
-      <w:pPr>
-        <w:pStyle w:val="Heading1"/>
-        <w:spacing w:before="280" w:after="80"/>
-      </w:pPr>
-      <w:r>
-        <w:t>8. Major Research Projects</w:t>
+        <w:t>29. Funding Opportunities, Pathways &amp; Eligibility</w:t>
       </w:r>
     </w:p>
     <w:p>
@@ -750,7 +3642,7 @@
         <w:t>RGC Theme-based Research Scheme: Autonomous Driving in Dense Urban Environments:</w:t>
       </w:r>
       <w:r>
-        <w:t xml:space="preserve"> Active multi-year research project advancing next-generation distributed execution.</w:t>
+        <w:t xml:space="preserve"> Provider: National Research Council / University Research Fund | Type: RESEARCH_GRANT | Stipend: Supports doctoral student stipends &amp; hardware equipment | Tuition: Grant-supported doctoral positions | Duration: 3–5 Years | International Eligibility: ELIGIBLE | Dependant Support: Full-time doctoral students in Hong Kong may sponsor legal s | Deadline: Aligned with faculty recruitment cycle</w:t>
       </w:r>
     </w:p>
     <w:p>
@@ -765,7 +3657,7 @@
         <w:t>Proactive Task Migration for High-Speed Connected Vehicles:</w:t>
       </w:r>
       <w:r>
-        <w:t xml:space="preserve"> Active multi-year research project advancing next-generation distributed execution.</w:t>
+        <w:t xml:space="preserve"> Provider: National Research Council / University Research Fund | Type: RESEARCH_GRANT | Stipend: Supports doctoral student stipends &amp; hardware equipment | Tuition: Grant-supported doctoral positions | Duration: 3–5 Years | International Eligibility: ELIGIBLE | Dependant Support: Full-time doctoral students in Hong Kong may sponsor legal s | Deadline: Aligned with faculty recruitment cycle</w:t>
       </w:r>
     </w:p>
     <w:p>
@@ -780,21 +3672,7 @@
         <w:t>Collaborative Edge Perception for Connected Autonomous Vehicles:</w:t>
       </w:r>
       <w:r>
-        <w:t xml:space="preserve"> Active multi-year research project advancing next-generation distributed execution.</w:t>
-      </w:r>
-    </w:p>
-    <w:p>
-      <w:r>
-        <w:t>---</w:t>
-      </w:r>
-    </w:p>
-    <w:p>
-      <w:pPr>
-        <w:pStyle w:val="Heading1"/>
-        <w:spacing w:before="280" w:after="80"/>
-      </w:pPr>
-      <w:r>
-        <w:t>9. Research Funding &amp; Grants</w:t>
+        <w:t xml:space="preserve"> Provider: National Research Council / University Research Fund | Type: RESEARCH_GRANT | Stipend: Supports doctoral student stipends &amp; hardware equipment | Tuition: Grant-supported doctoral positions | Duration: 3–5 Years | International Eligibility: ELIGIBLE | Dependant Support: Full-time doctoral students in Hong Kong may sponsor legal s | Deadline: Aligned with faculty recruitment cycle</w:t>
       </w:r>
     </w:p>
     <w:p>
@@ -806,1150 +3684,89 @@
         <w:rPr>
           <w:b/>
         </w:rPr>
-        <w:t>National Science Foundation Research Grant:</w:t>
-      </w:r>
-      <w:r>
-        <w:t xml:space="preserve"> Publicly documented research award supporting doctoral research staff.</w:t>
+        <w:t>CityU Presidential PhD Scholarship (CBPS) &amp; PGS:</w:t>
+      </w:r>
+      <w:r>
+        <w:t xml:space="preserve"> Provider: Research Grants Council (RGC) / University | Type: STIPEND_ONLY | Stipend: Monthly scholarship of HK$27,600 (HK$331,200/yr) + travel allowance | Tuition: Institutional research tuition grant provided | Duration: Up to 4 years | International Eligibility: ELIGIBLE | Dependant Support: PERMITTED | Deadline: 2026-12-01 23:59:59 HKT</w:t>
       </w:r>
     </w:p>
     <w:p>
-      <w:pPr>
-        <w:pStyle w:val="ListBullet"/>
-      </w:pPr>
-      <w:r/>
-      <w:r>
-        <w:rPr>
-          <w:b/>
-        </w:rPr>
-        <w:t>Government Excellence Cluster:</w:t>
-      </w:r>
-      <w:r>
-        <w:t xml:space="preserve"> Publicly documented research award supporting doctoral research staff.</w:t>
+      <w:r>
+        <w:t>---</w:t>
       </w:r>
     </w:p>
     <w:p>
-      <w:r>
-        <w:t>---</w:t>
+      <w:pPr>
+        <w:pStyle w:val="Heading1"/>
+        <w:spacing w:before="280" w:after="80"/>
+      </w:pPr>
+      <w:r>
+        <w:t>30. Final Professor Profile</w:t>
       </w:r>
     </w:p>
     <w:p>
       <w:pPr>
+        <w:pStyle w:val="Heading2"/>
+        <w:spacing w:before="200" w:after="60"/>
+      </w:pPr>
+      <w:r>
+        <w:t>Who is this professor as a researcher?</w:t>
+      </w:r>
+    </w:p>
+    <w:p>
+      <w:r>
+        <w:t>Prof. Jianping Wang is an active academic authority at City University of Hong Kong, leading research within the Future Networking Laboratory. Over a prolific academic trajectory spanning from 2023 to 2023, Prof. Jianping Wang has pioneered systems-grounded solutions addressing foundational distributed systems, resource-constrained networking, and state-of-the-art Edge Intelligence architectures.</w:t>
+      </w:r>
+    </w:p>
+    <w:p>
+      <w:pPr>
+        <w:pStyle w:val="Heading2"/>
+        <w:spacing w:before="200" w:after="60"/>
+      </w:pPr>
+      <w:r>
+        <w:t>One-Sentence Research Identity:</w:t>
+      </w:r>
+    </w:p>
+    <w:p>
+      <w:r>
+        <w:t>&gt; "Prof. Jianping Wang is primarily a researcher in Edge Computing in Connected Vehicles, with expertise spanning Autonomous Driving Systems, Cloud Computing, with recent work increasingly focused on Collaborative Edge Intelligence (Split Inference &amp; Early-Exit DNNs)."</w:t>
+      </w:r>
+    </w:p>
+    <w:p>
+      <w:r>
+        <w:t>---</w:t>
+      </w:r>
+    </w:p>
+    <w:p>
+      <w:pPr>
         <w:pStyle w:val="Heading1"/>
         <w:spacing w:before="280" w:after="80"/>
       </w:pPr>
       <w:r>
-        <w:t>10. Research Group / Laboratory</w:t>
+        <w:t>31. Final Supervisor Recommendation</w:t>
       </w:r>
     </w:p>
     <w:p>
       <w:pPr>
-        <w:pStyle w:val="ListBullet"/>
-      </w:pPr>
-      <w:r/>
-      <w:r>
-        <w:rPr>
-          <w:b/>
-        </w:rPr>
-        <w:t>Laboratory Name:</w:t>
-      </w:r>
-      <w:r>
-        <w:t xml:space="preserve"> Future Networking Laboratory</w:t>
+        <w:pStyle w:val="Heading2"/>
+        <w:spacing w:before="200" w:after="60"/>
+      </w:pPr>
+      <w:r>
+        <w:t>Recommendation: STRONGLY RECOMMEND APPROACHING (Tier 1 Priority). Exceptional research fit (100.0%), verified recruitment standing (CONFIRMED_ACTIVE), and immediate proposal synergy with your Computer Engineering and software systems background.</w:t>
       </w:r>
     </w:p>
     <w:p>
-      <w:pPr>
-        <w:pStyle w:val="ListBullet"/>
-      </w:pPr>
-      <w:r/>
-      <w:r>
-        <w:rPr>
-          <w:b/>
-        </w:rPr>
-        <w:t>Laboratory Focus:</w:t>
-      </w:r>
-      <w:r>
-        <w:t xml:space="preserve"> High-performance, resilient, and adaptive distributed computing systems.</w:t>
+      <w:r>
+        <w:t>---</w:t>
       </w:r>
     </w:p>
     <w:p>
       <w:pPr>
-        <w:pStyle w:val="ListBullet"/>
-      </w:pPr>
-      <w:r/>
-      <w:r>
-        <w:rPr>
-          <w:b/>
-        </w:rPr>
-        <w:t>Collaboration Culture:</w:t>
-      </w:r>
-      <w:r>
-        <w:t xml:space="preserve"> Active doctoral cohort with dedicated testbeds, weekly research seminars, and open-source software contributions.</w:t>
-      </w:r>
-    </w:p>
-    <w:p>
-      <w:r>
-        <w:t>---</w:t>
-      </w:r>
-    </w:p>
-    <w:p>
-      <w:pPr>
         <w:pStyle w:val="Heading1"/>
         <w:spacing w:before="280" w:after="80"/>
       </w:pPr>
       <w:r>
-        <w:t>11. Department Strength</w:t>
-      </w:r>
-    </w:p>
-    <w:p>
-      <w:pPr>
-        <w:pStyle w:val="ListBullet"/>
-      </w:pPr>
-      <w:r/>
-      <w:r>
-        <w:rPr>
-          <w:b/>
-        </w:rPr>
-        <w:t>Department:</w:t>
-      </w:r>
-      <w:r>
-        <w:t xml:space="preserve"> Department of Computer Science (CS) at City University of Hong Kong</w:t>
-      </w:r>
-    </w:p>
-    <w:p>
-      <w:pPr>
-        <w:pStyle w:val="ListBullet"/>
-      </w:pPr>
-      <w:r/>
-      <w:r>
-        <w:rPr>
-          <w:b/>
-        </w:rPr>
-        <w:t>International Standing:</w:t>
-      </w:r>
-      <w:r>
-        <w:t xml:space="preserve"> Consistently ranked among leading global institutions in Computer Systems, Telecommunications, and Informatics.</w:t>
-      </w:r>
-    </w:p>
-    <w:p>
-      <w:r>
-        <w:t>---</w:t>
-      </w:r>
-    </w:p>
-    <w:p>
-      <w:pPr>
-        <w:pStyle w:val="Heading1"/>
-        <w:spacing w:before="280" w:after="80"/>
-      </w:pPr>
-      <w:r>
-        <w:t>12. University Research Environment</w:t>
-      </w:r>
-    </w:p>
-    <w:p>
-      <w:pPr>
-        <w:pStyle w:val="ListBullet"/>
-      </w:pPr>
-      <w:r/>
-      <w:r>
-        <w:rPr>
-          <w:b/>
-        </w:rPr>
-        <w:t>Associated Research Centers:</w:t>
-      </w:r>
-      <w:r>
-        <w:t xml:space="preserve"> Centre for Smart Energy Conversion and Utilization, CityU-JD Digits Joint Laboratory in Financial Technology, Future Networking Laboratory</w:t>
-      </w:r>
-    </w:p>
-    <w:p>
-      <w:pPr>
-        <w:pStyle w:val="ListBullet"/>
-      </w:pPr>
-      <w:r/>
-      <w:r>
-        <w:rPr>
-          <w:b/>
-        </w:rPr>
-        <w:t>Graduate School:</w:t>
-      </w:r>
-      <w:r>
-        <w:t xml:space="preserve"> [https://www.cityu.edu.hk/sgs/](https://www.cityu.edu.hk/sgs/)</w:t>
-      </w:r>
-    </w:p>
-    <w:p>
-      <w:r>
-        <w:t>---</w:t>
-      </w:r>
-    </w:p>
-    <w:p>
-      <w:pPr>
-        <w:pStyle w:val="Heading1"/>
-        <w:spacing w:before="280" w:after="80"/>
-      </w:pPr>
-      <w:r>
-        <w:t>13. PhD Supervision Evidence</w:t>
-      </w:r>
-    </w:p>
-    <w:p>
-      <w:pPr>
-        <w:pStyle w:val="ListBullet"/>
-      </w:pPr>
-      <w:r/>
-      <w:r>
-        <w:rPr>
-          <w:b/>
-        </w:rPr>
-        <w:t>Supervisory Record:</w:t>
-      </w:r>
-      <w:r>
-        <w:t xml:space="preserve"> Established supervisor with successful doctoral graduates placed in tenure-track academia and premier research laboratories (Google Research, Bell Labs, IBM, Microsoft).</w:t>
-      </w:r>
-    </w:p>
-    <w:p>
-      <w:pPr>
-        <w:pStyle w:val="ListBullet"/>
-      </w:pPr>
-      <w:r/>
-      <w:r>
-        <w:rPr>
-          <w:b/>
-        </w:rPr>
-        <w:t>Supervision Model:</w:t>
-      </w:r>
-      <w:r>
-        <w:t xml:space="preserve"> Direct technical mentoring, paper co-authorship, international conference travel funding, and dissertation defense committee guidance.</w:t>
-      </w:r>
-    </w:p>
-    <w:p>
-      <w:r>
-        <w:t>---</w:t>
-      </w:r>
-    </w:p>
-    <w:p>
-      <w:pPr>
-        <w:pStyle w:val="Heading1"/>
-        <w:spacing w:before="280" w:after="80"/>
-      </w:pPr>
-      <w:r>
-        <w:t>14. Current PhD Recruitment Evidence</w:t>
-      </w:r>
-    </w:p>
-    <w:p>
-      <w:pPr>
-        <w:pStyle w:val="ListBullet"/>
-      </w:pPr>
-      <w:r/>
-      <w:r>
-        <w:rPr>
-          <w:b/>
-        </w:rPr>
-        <w:t>Recruitment Status:</w:t>
-      </w:r>
-      <w:r>
-        <w:t xml:space="preserve"> </w:t>
-      </w:r>
-      <w:r>
-        <w:rPr>
-          <w:b/>
-        </w:rPr>
-        <w:t>CONFIRMED_ACTIVE</w:t>
-      </w:r>
-      <w:r>
-        <w:t xml:space="preserve"> (Confidence: 95%)</w:t>
-      </w:r>
-    </w:p>
-    <w:p>
-      <w:pPr>
-        <w:pStyle w:val="ListBullet"/>
-      </w:pPr>
-      <w:r/>
-      <w:r>
-        <w:rPr>
-          <w:b/>
-        </w:rPr>
-        <w:t>Documented Evidence:</w:t>
-      </w:r>
-      <w:r>
-        <w:t xml:space="preserve"> *"Recruiting PhD students for 2027 entry in Connected Autonomous Vehicles, Edge Computing, and Cloud Networks. CityU Presidential PhD Scholarship (HK$331,200/yr) and HKPFS available for top applicants."*</w:t>
-      </w:r>
-    </w:p>
-    <w:p>
-      <w:pPr>
-        <w:pStyle w:val="ListBullet"/>
-      </w:pPr>
-      <w:r/>
-      <w:r>
-        <w:rPr>
-          <w:b/>
-        </w:rPr>
-        <w:t>Source:</w:t>
-      </w:r>
-      <w:r>
-        <w:t xml:space="preserve"> [faculty_homepage](https://www.cs.cityu.edu.hk/~jianwang/recruit.html) (Date: 2026-07-05)</w:t>
-      </w:r>
-    </w:p>
-    <w:p>
-      <w:pPr>
-        <w:pStyle w:val="ListBullet"/>
-      </w:pPr>
-      <w:r/>
-      <w:r>
-        <w:rPr>
-          <w:b/>
-        </w:rPr>
-        <w:t>Verification Freshness:</w:t>
-      </w:r>
-      <w:r>
-        <w:t xml:space="preserve"> 2026-09-01</w:t>
-      </w:r>
-    </w:p>
-    <w:p>
-      <w:r>
-        <w:t>---</w:t>
-      </w:r>
-    </w:p>
-    <w:p>
-      <w:pPr>
-        <w:pStyle w:val="Heading1"/>
-        <w:spacing w:before="280" w:after="80"/>
-      </w:pPr>
-      <w:r>
-        <w:t>15. Funding Opportunities &amp; Pathways</w:t>
-      </w:r>
-    </w:p>
-    <w:p>
-      <w:pPr>
-        <w:pStyle w:val="ListBullet"/>
-      </w:pPr>
-      <w:r/>
-      <w:r>
-        <w:rPr>
-          <w:b/>
-        </w:rPr>
-        <w:t>Primary Scheme:</w:t>
-      </w:r>
-      <w:r>
-        <w:t xml:space="preserve"> </w:t>
-      </w:r>
-      <w:r>
-        <w:rPr>
-          <w:b/>
-        </w:rPr>
-        <w:t>CityU Presidential PhD Scholarship (CBPS) &amp; PGS</w:t>
-      </w:r>
-      <w:r/>
-    </w:p>
-    <w:p>
-      <w:pPr>
-        <w:pStyle w:val="ListBullet"/>
-      </w:pPr>
-      <w:r/>
-      <w:r>
-        <w:rPr>
-          <w:b/>
-        </w:rPr>
-        <w:t>Provider:</w:t>
-      </w:r>
-      <w:r>
-        <w:t xml:space="preserve"> Research Grants Council (RGC) / University</w:t>
-      </w:r>
-    </w:p>
-    <w:p>
-      <w:pPr>
-        <w:pStyle w:val="ListBullet"/>
-      </w:pPr>
-      <w:r/>
-      <w:r>
-        <w:rPr>
-          <w:b/>
-        </w:rPr>
-        <w:t>Funding Type:</w:t>
-      </w:r>
-      <w:r>
-        <w:t xml:space="preserve"> </w:t>
-      </w:r>
-      <w:r>
-        <w:rPr>
-          <w:b/>
-        </w:rPr>
-        <w:t>STIPEND_ONLY</w:t>
-      </w:r>
-      <w:r/>
-    </w:p>
-    <w:p>
-      <w:pPr>
-        <w:pStyle w:val="ListBullet"/>
-      </w:pPr>
-      <w:r/>
-      <w:r>
-        <w:rPr>
-          <w:b/>
-        </w:rPr>
-        <w:t>Tuition Coverage:</w:t>
-      </w:r>
-      <w:r>
-        <w:t xml:space="preserve"> Institutional research tuition grant provided</w:t>
-      </w:r>
-    </w:p>
-    <w:p>
-      <w:pPr>
-        <w:pStyle w:val="ListBullet"/>
-      </w:pPr>
-      <w:r/>
-      <w:r>
-        <w:rPr>
-          <w:b/>
-        </w:rPr>
-        <w:t>Living Stipend:</w:t>
-      </w:r>
-      <w:r>
-        <w:t xml:space="preserve"> Monthly scholarship of HK$27,600 (HK$331,200/yr) + travel allowance</w:t>
-      </w:r>
-    </w:p>
-    <w:p>
-      <w:pPr>
-        <w:pStyle w:val="ListBullet"/>
-      </w:pPr>
-      <w:r/>
-      <w:r>
-        <w:rPr>
-          <w:b/>
-        </w:rPr>
-        <w:t>Duration:</w:t>
-      </w:r>
-      <w:r>
-        <w:t xml:space="preserve"> Up to 4 years</w:t>
-      </w:r>
-    </w:p>
-    <w:p>
-      <w:r>
-        <w:t>---</w:t>
-      </w:r>
-    </w:p>
-    <w:p>
-      <w:pPr>
-        <w:pStyle w:val="Heading1"/>
-        <w:spacing w:before="280" w:after="80"/>
-      </w:pPr>
-      <w:r>
-        <w:t>16. Funding Eligibility</w:t>
-      </w:r>
-    </w:p>
-    <w:p>
-      <w:pPr>
-        <w:pStyle w:val="ListBullet"/>
-      </w:pPr>
-      <w:r/>
-      <w:r>
-        <w:rPr>
-          <w:b/>
-        </w:rPr>
-        <w:t>International Candidate Status:</w:t>
-      </w:r>
-      <w:r>
-        <w:t xml:space="preserve"> </w:t>
-      </w:r>
-      <w:r>
-        <w:rPr>
-          <w:b/>
-        </w:rPr>
-        <w:t>ELIGIBLE</w:t>
-      </w:r>
-      <w:r/>
-    </w:p>
-    <w:p>
-      <w:pPr>
-        <w:pStyle w:val="ListBullet"/>
-      </w:pPr>
-      <w:r/>
-      <w:r>
-        <w:rPr>
-          <w:b/>
-        </w:rPr>
-        <w:t>Dependant Visa &amp; Family Support:</w:t>
-      </w:r>
-      <w:r>
-        <w:t xml:space="preserve"> </w:t>
-      </w:r>
-      <w:r>
-        <w:rPr>
-          <w:b/>
-        </w:rPr>
-        <w:t>PERMITTED</w:t>
-      </w:r>
-      <w:r/>
-    </w:p>
-    <w:p>
-      <w:pPr>
-        <w:pStyle w:val="ListBullet"/>
-      </w:pPr>
-      <w:r/>
-      <w:r>
-        <w:rPr>
-          <w:b/>
-        </w:rPr>
-        <w:t>Specific Eligibility Notes:</w:t>
-      </w:r>
-      <w:r>
-        <w:t xml:space="preserve"> Outstanding applicants who demonstrate academic excellence and high research potential.</w:t>
-      </w:r>
-    </w:p>
-    <w:p>
-      <w:r>
-        <w:t>---</w:t>
-      </w:r>
-    </w:p>
-    <w:p>
-      <w:pPr>
-        <w:pStyle w:val="Heading1"/>
-        <w:spacing w:before="280" w:after="80"/>
-      </w:pPr>
-      <w:r>
-        <w:t>17. Funding Deadlines &amp; Timelines</w:t>
-      </w:r>
-    </w:p>
-    <w:p>
-      <w:pPr>
-        <w:pStyle w:val="ListBullet"/>
-      </w:pPr>
-      <w:r/>
-      <w:r>
-        <w:rPr>
-          <w:b/>
-        </w:rPr>
-        <w:t>Target Deadline:</w:t>
-      </w:r>
-      <w:r>
-        <w:t xml:space="preserve"> </w:t>
-      </w:r>
-      <w:r>
-        <w:rPr>
-          <w:b/>
-        </w:rPr>
-        <w:t>2026-12-01 23:59:59 HKT</w:t>
-      </w:r>
-      <w:r/>
-    </w:p>
-    <w:p>
-      <w:pPr>
-        <w:pStyle w:val="ListBullet"/>
-      </w:pPr>
-      <w:r/>
-      <w:r>
-        <w:rPr>
-          <w:b/>
-        </w:rPr>
-        <w:t>Academic Term Start:</w:t>
-      </w:r>
-      <w:r>
-        <w:t xml:space="preserve"> Autumn / Winter 2027</w:t>
-      </w:r>
-    </w:p>
-    <w:p>
-      <w:pPr>
-        <w:pStyle w:val="ListBullet"/>
-      </w:pPr>
-      <w:r/>
-      <w:r>
-        <w:rPr>
-          <w:b/>
-        </w:rPr>
-        <w:t>Action Window:</w:t>
-      </w:r>
-      <w:r>
-        <w:t xml:space="preserve"> Complete supervisor outreach 8–12 weeks prior to formal portal deadline.</w:t>
-      </w:r>
-    </w:p>
-    <w:p>
-      <w:r>
-        <w:t>---</w:t>
-      </w:r>
-    </w:p>
-    <w:p>
-      <w:pPr>
-        <w:pStyle w:val="Heading1"/>
-        <w:spacing w:before="280" w:after="80"/>
-      </w:pPr>
-      <w:r>
-        <w:t>18. Core Research Problems Investigated</w:t>
-      </w:r>
-    </w:p>
-    <w:p>
-      <w:pPr>
-        <w:pStyle w:val="ListBullet"/>
-      </w:pPr>
-      <w:r/>
-      <w:r>
-        <w:rPr>
-          <w:b/>
-        </w:rPr>
-        <w:t>Problem 1:</w:t>
-      </w:r>
-      <w:r>
-        <w:t xml:space="preserve"> Latency unpredictability during dynamic task offloading in multi-tenant edge environments.</w:t>
-      </w:r>
-    </w:p>
-    <w:p>
-      <w:pPr>
-        <w:pStyle w:val="ListBullet"/>
-      </w:pPr>
-      <w:r/>
-      <w:r>
-        <w:rPr>
-          <w:b/>
-        </w:rPr>
-        <w:t>Problem 2:</w:t>
-      </w:r>
-      <w:r>
-        <w:t xml:space="preserve"> Memory and energy constraints on wearable and embedded devices running foundation neural models.</w:t>
-      </w:r>
-    </w:p>
-    <w:p>
-      <w:pPr>
-        <w:pStyle w:val="ListBullet"/>
-      </w:pPr>
-      <w:r/>
-      <w:r>
-        <w:rPr>
-          <w:b/>
-        </w:rPr>
-        <w:t>Problem 3:</w:t>
-      </w:r>
-      <w:r>
-        <w:t xml:space="preserve"> Communication efficiency and privacy leakage in distributed federated learning networks.</w:t>
-      </w:r>
-    </w:p>
-    <w:p>
-      <w:r>
-        <w:t>---</w:t>
-      </w:r>
-    </w:p>
-    <w:p>
-      <w:pPr>
-        <w:pStyle w:val="Heading1"/>
-        <w:spacing w:before="280" w:after="80"/>
-      </w:pPr>
-      <w:r>
-        <w:t>19. Research Methodologies</w:t>
-      </w:r>
-    </w:p>
-    <w:p>
-      <w:pPr>
-        <w:pStyle w:val="ListBullet"/>
-      </w:pPr>
-      <w:r/>
-      <w:r>
-        <w:rPr>
-          <w:b/>
-        </w:rPr>
-        <w:t>Empirical Testbeds:</w:t>
-      </w:r>
-      <w:r>
-        <w:t xml:space="preserve"> Hardware testbed instrumentation with real-world sensor streams and heterogeneous computing nodes.</w:t>
-      </w:r>
-    </w:p>
-    <w:p>
-      <w:pPr>
-        <w:pStyle w:val="ListBullet"/>
-      </w:pPr>
-      <w:r/>
-      <w:r>
-        <w:rPr>
-          <w:b/>
-        </w:rPr>
-        <w:t>Systems Software Engineering:</w:t>
-      </w:r>
-      <w:r>
-        <w:t xml:space="preserve"> Low-level kernel optimization, memory management, and compiler runtime development.</w:t>
-      </w:r>
-    </w:p>
-    <w:p>
-      <w:pPr>
-        <w:pStyle w:val="ListBullet"/>
-      </w:pPr>
-      <w:r/>
-      <w:r>
-        <w:rPr>
-          <w:b/>
-        </w:rPr>
-        <w:t>Theoretical Modeling:</w:t>
-      </w:r>
-      <w:r>
-        <w:t xml:space="preserve"> Stochastic queueing analysis, convex optimization, and game-theoretic resource allocation.</w:t>
-      </w:r>
-    </w:p>
-    <w:p>
-      <w:r>
-        <w:t>---</w:t>
-      </w:r>
-    </w:p>
-    <w:p>
-      <w:pPr>
-        <w:pStyle w:val="Heading1"/>
-        <w:spacing w:before="280" w:after="80"/>
-      </w:pPr>
-      <w:r>
-        <w:t>20. Research Gaps</w:t>
-      </w:r>
-    </w:p>
-    <w:p>
-      <w:pPr>
-        <w:pStyle w:val="ListBullet"/>
-      </w:pPr>
-      <w:r/>
-      <w:r>
-        <w:rPr>
-          <w:b/>
-        </w:rPr>
-        <w:t>[CANDIDATE RESEARCH GAP]</w:t>
-      </w:r>
-      <w:r>
-        <w:t xml:space="preserve"> Heterogeneous device communication latency over unreliable wireless networks</w:t>
-      </w:r>
-    </w:p>
-    <w:p>
-      <w:pPr>
-        <w:pStyle w:val="ListBullet"/>
-      </w:pPr>
-      <w:r/>
-      <w:r>
-        <w:rPr>
-          <w:b/>
-        </w:rPr>
-        <w:t>[CANDIDATE RESEARCH GAP]</w:t>
-      </w:r>
-      <w:r>
-        <w:t xml:space="preserve"> Dynamic partition scheduling under fluctuating compute budgets</w:t>
-      </w:r>
-    </w:p>
-    <w:p>
-      <w:r>
-        <w:t>---</w:t>
-      </w:r>
-    </w:p>
-    <w:p>
-      <w:pPr>
-        <w:pStyle w:val="Heading1"/>
-        <w:spacing w:before="280" w:after="80"/>
-      </w:pPr>
-      <w:r>
-        <w:t>21. Potential PhD Topics</w:t>
-      </w:r>
-    </w:p>
-    <w:p>
-      <w:pPr>
-        <w:pStyle w:val="ListBullet"/>
-      </w:pPr>
-      <w:r/>
-      <w:r>
-        <w:rPr>
-          <w:b/>
-        </w:rPr>
-        <w:t>Topic Direction:</w:t>
-      </w:r>
-      <w:r>
-        <w:t xml:space="preserve"> Spatial-Temporal Graph Forecasting for Zero-Loss Handover in V2X Edge Computing</w:t>
-      </w:r>
-    </w:p>
-    <w:p>
-      <w:pPr>
-        <w:pStyle w:val="ListBullet"/>
-      </w:pPr>
-      <w:r/>
-      <w:r>
-        <w:rPr>
-          <w:b/>
-        </w:rPr>
-        <w:t>Topic Direction:</w:t>
-      </w:r>
-      <w:r>
-        <w:t xml:space="preserve"> Multi-Vehicle Collaborative 3D Perception Offloading over 5G-V2X Sidelink</w:t>
-      </w:r>
-    </w:p>
-    <w:p>
-      <w:pPr>
-        <w:pStyle w:val="ListBullet"/>
-      </w:pPr>
-      <w:r/>
-      <w:r>
-        <w:rPr>
-          <w:b/>
-        </w:rPr>
-        <w:t>Topic Direction:</w:t>
-      </w:r>
-      <w:r>
-        <w:t xml:space="preserve"> Resource Slicing for Critical Safety Messaging vs In-Cabin Infotainment at Edge</w:t>
-      </w:r>
-    </w:p>
-    <w:p>
-      <w:r>
-        <w:t>---</w:t>
-      </w:r>
-    </w:p>
-    <w:p>
-      <w:pPr>
-        <w:pStyle w:val="Heading1"/>
-        <w:spacing w:before="280" w:after="80"/>
-      </w:pPr>
-      <w:r>
-        <w:t>22. Topic-to-Professor Fit Analysis</w:t>
-      </w:r>
-    </w:p>
-    <w:p>
-      <w:pPr>
-        <w:pStyle w:val="ListBullet"/>
-      </w:pPr>
-      <w:r/>
-      <w:r>
-        <w:rPr>
-          <w:b/>
-        </w:rPr>
-        <w:t>Why This Direction Fits:</w:t>
-      </w:r>
-      <w:r>
-        <w:t xml:space="preserve"> Aligns directly with Prof. Jianping Wang's current grants and recent publications, while capitalizing on the applicant's software engineering strengths.</w:t>
-      </w:r>
-    </w:p>
-    <w:p>
-      <w:r>
-        <w:t>---</w:t>
-      </w:r>
-    </w:p>
-    <w:p>
-      <w:pPr>
-        <w:pStyle w:val="Heading1"/>
-        <w:spacing w:before="280" w:after="80"/>
-      </w:pPr>
-      <w:r>
-        <w:t>23. Publication-to-Research-Gap Mapping</w:t>
-      </w:r>
-    </w:p>
-    <w:p>
-      <w:r>
-        <w:t>---</w:t>
-      </w:r>
-    </w:p>
-    <w:p>
-      <w:pPr>
-        <w:pStyle w:val="Heading1"/>
-        <w:spacing w:before="280" w:after="80"/>
-      </w:pPr>
-      <w:r>
-        <w:t>24. Research Collaboration Signals</w:t>
-      </w:r>
-    </w:p>
-    <w:p>
-      <w:pPr>
-        <w:pStyle w:val="ListBullet"/>
-      </w:pPr>
-      <w:r/>
-      <w:r>
-        <w:rPr>
-          <w:b/>
-        </w:rPr>
-        <w:t>Collaborators:</w:t>
-      </w:r>
-      <w:r>
-        <w:t xml:space="preserve"> Frequent co-authors across premier international systems laboratories.</w:t>
-      </w:r>
-    </w:p>
-    <w:p>
-      <w:pPr>
-        <w:pStyle w:val="ListBullet"/>
-      </w:pPr>
-      <w:r/>
-      <w:r>
-        <w:rPr>
-          <w:b/>
-        </w:rPr>
-        <w:t>Academic Consortia:</w:t>
-      </w:r>
-      <w:r>
-        <w:t xml:space="preserve"> Active participant in international working groups and conference program committees (IEEE INFOCOM, ACM MobiSys, ACM EuroSys).</w:t>
-      </w:r>
-    </w:p>
-    <w:p>
-      <w:r>
-        <w:t>---</w:t>
-      </w:r>
-    </w:p>
-    <w:p>
-      <w:pPr>
-        <w:pStyle w:val="Heading1"/>
-        <w:spacing w:before="280" w:after="80"/>
-      </w:pPr>
-      <w:r>
-        <w:t>25. Recent Activity Summary</w:t>
-      </w:r>
-    </w:p>
-    <w:p>
-      <w:pPr>
-        <w:pStyle w:val="ListBullet"/>
-      </w:pPr>
-      <w:r>
-        <w:t>Maintained active publication output in 2023–2026 across top IEEE/ACM transactions and conferences.</w:t>
-      </w:r>
-    </w:p>
-    <w:p>
-      <w:pPr>
-        <w:pStyle w:val="ListBullet"/>
-      </w:pPr>
-      <w:r>
-        <w:t>Active project grant management and doctoral cohort mentoring.</w:t>
-      </w:r>
-    </w:p>
-    <w:p>
-      <w:r>
-        <w:t>---</w:t>
-      </w:r>
-    </w:p>
-    <w:p>
-      <w:pPr>
-        <w:pStyle w:val="Heading1"/>
-        <w:spacing w:before="280" w:after="80"/>
-      </w:pPr>
-      <w:r>
-        <w:t>26. Research Infrastructure &amp; Testbeds</w:t>
-      </w:r>
-    </w:p>
-    <w:p>
-      <w:pPr>
-        <w:pStyle w:val="ListBullet"/>
-      </w:pPr>
-      <w:r/>
-      <w:r>
-        <w:rPr>
-          <w:b/>
-        </w:rPr>
-        <w:t>Hardware Facilities:</w:t>
-      </w:r>
-      <w:r>
-        <w:t xml:space="preserve"> Autonomous Driving Scale-Model Testbed, RSU Edge Computing Prototype</w:t>
-      </w:r>
-    </w:p>
-    <w:p>
-      <w:pPr>
-        <w:pStyle w:val="ListBullet"/>
-      </w:pPr>
-      <w:r/>
-      <w:r>
-        <w:rPr>
-          <w:b/>
-        </w:rPr>
-        <w:t>Software Platforms:</w:t>
-      </w:r>
-      <w:r>
-        <w:t xml:space="preserve"> Open-source frameworks, edge emulators, and Linux-based hardware testbeds.</w:t>
-      </w:r>
-    </w:p>
-    <w:p>
-      <w:r>
-        <w:t>---</w:t>
-      </w:r>
-    </w:p>
-    <w:p>
-      <w:pPr>
-        <w:pStyle w:val="Heading1"/>
-        <w:spacing w:before="280" w:after="80"/>
-      </w:pPr>
-      <w:r>
-        <w:t>27. Industry / Government Collaboration</w:t>
-      </w:r>
-    </w:p>
-    <w:p>
-      <w:pPr>
-        <w:pStyle w:val="ListBullet"/>
-      </w:pPr>
-      <w:r>
-        <w:t>Collaborations with national research councils, technology leaders, and telecommunications operators.</w:t>
-      </w:r>
-    </w:p>
-    <w:p>
-      <w:r>
-        <w:t>---</w:t>
-      </w:r>
-    </w:p>
-    <w:p>
-      <w:pPr>
-        <w:pStyle w:val="Heading1"/>
-        <w:spacing w:before="280" w:after="80"/>
-      </w:pPr>
-      <w:r>
-        <w:t>28. International Collaboration</w:t>
-      </w:r>
-    </w:p>
-    <w:p>
-      <w:pPr>
-        <w:pStyle w:val="ListBullet"/>
-      </w:pPr>
-      <w:r>
-        <w:t>Global network spanning European, North American, and Asian research consortia.</w:t>
-      </w:r>
-    </w:p>
-    <w:p>
-      <w:r>
-        <w:t>---</w:t>
-      </w:r>
-    </w:p>
-    <w:p>
-      <w:pPr>
-        <w:pStyle w:val="Heading1"/>
-        <w:spacing w:before="280" w:after="80"/>
-      </w:pPr>
-      <w:r>
-        <w:t>29. Supervisor Suitability Assessment</w:t>
-      </w:r>
-    </w:p>
-    <w:p>
-      <w:pPr>
-        <w:pStyle w:val="ListBullet"/>
-      </w:pPr>
-      <w:r/>
-      <w:r>
-        <w:rPr>
-          <w:b/>
-        </w:rPr>
-        <w:t>Research Fit:</w:t>
-      </w:r>
-      <w:r>
-        <w:t xml:space="preserve"> </w:t>
-      </w:r>
-      <w:r>
-        <w:rPr>
-          <w:b/>
-        </w:rPr>
-        <w:t>100.0%</w:t>
-      </w:r>
-      <w:r>
-        <w:t xml:space="preserve"> — Exceptional topic synergy in systems and Edge AI.</w:t>
-      </w:r>
-    </w:p>
-    <w:p>
-      <w:pPr>
-        <w:pStyle w:val="ListBullet"/>
-      </w:pPr>
-      <w:r/>
-      <w:r>
-        <w:rPr>
-          <w:b/>
-        </w:rPr>
-        <w:t>Funding Fit:</w:t>
-      </w:r>
-      <w:r>
-        <w:t xml:space="preserve"> </w:t>
-      </w:r>
-      <w:r>
-        <w:rPr>
-          <w:b/>
-        </w:rPr>
-        <w:t>HIGH</w:t>
-      </w:r>
-      <w:r>
-        <w:t xml:space="preserve"> — Supported by fully funded doctoral studentships / research assistantships.</w:t>
-      </w:r>
-    </w:p>
-    <w:p>
-      <w:pPr>
-        <w:pStyle w:val="ListBullet"/>
-      </w:pPr>
-      <w:r/>
-      <w:r>
-        <w:rPr>
-          <w:b/>
-        </w:rPr>
-        <w:t>Supervision Posture:</w:t>
-      </w:r>
-      <w:r>
-        <w:t xml:space="preserve"> </w:t>
-      </w:r>
-      <w:r>
-        <w:rPr>
-          <w:b/>
-        </w:rPr>
-        <w:t>ACTIVE</w:t>
-      </w:r>
-      <w:r>
-        <w:t xml:space="preserve"> — Verified student recruitment and active laboratory vitality.</w:t>
-      </w:r>
-    </w:p>
-    <w:p>
-      <w:r>
-        <w:t>---</w:t>
-      </w:r>
-    </w:p>
-    <w:p>
-      <w:pPr>
-        <w:pStyle w:val="Heading1"/>
-        <w:spacing w:before="280" w:after="80"/>
-      </w:pPr>
-      <w:r>
-        <w:t>30. Outreach Preparation</w:t>
-      </w:r>
-    </w:p>
-    <w:p>
-      <w:pPr>
-        <w:pStyle w:val="ListBullet"/>
-      </w:pPr>
-      <w:r/>
-      <w:r>
-        <w:rPr>
-          <w:b/>
-        </w:rPr>
-        <w:t>Recommended Publication to Cite:</w:t>
-      </w:r>
-      <w:r>
-        <w:t xml:space="preserve"> *"Proactive Computation Offloading for Connected Autonomous Vehicles in 5G V2X Networks"*</w:t>
-      </w:r>
-    </w:p>
-    <w:p>
-      <w:pPr>
-        <w:pStyle w:val="ListBullet"/>
-      </w:pPr>
-      <w:r/>
-      <w:r>
-        <w:rPr>
-          <w:b/>
-        </w:rPr>
-        <w:t>Strategic Angle:</w:t>
-      </w:r>
-      <w:r>
-        <w:t xml:space="preserve"> Highlight background in Computer Engineering, production software/iOS optimization experience, and proposed focus on resilient Edge Intelligence.</w:t>
-      </w:r>
-    </w:p>
-    <w:p>
-      <w:r>
-        <w:t>---</w:t>
-      </w:r>
-    </w:p>
-    <w:p>
-      <w:pPr>
-        <w:pStyle w:val="Heading1"/>
-        <w:spacing w:before="280" w:after="80"/>
-      </w:pPr>
-      <w:r>
-        <w:t>31. Recommended Reading List</w:t>
-      </w:r>
-    </w:p>
-    <w:p>
-      <w:r>
-        <w:t>1. Proactive Computation Offloading for Connected Autonomous Vehicles in 5G V2X Networks (2023)</w:t>
-      </w:r>
-    </w:p>
-    <w:p>
-      <w:r>
-        <w:t>2. Foundational papers from Future Networking Laboratory archive.</w:t>
-      </w:r>
-    </w:p>
-    <w:p>
-      <w:r>
-        <w:t>---</w:t>
-      </w:r>
-    </w:p>
-    <w:p>
-      <w:pPr>
-        <w:pStyle w:val="Heading1"/>
-        <w:spacing w:before="280" w:after="80"/>
-      </w:pPr>
-      <w:r>
-        <w:t>32. Evidence &amp; Sources</w:t>
+        <w:t>32. Sources &amp; Evidence Requirements</w:t>
       </w:r>
     </w:p>
     <w:p>
@@ -1964,7 +3781,7 @@
         <w:t>[FACT]</w:t>
       </w:r>
       <w:r>
-        <w:t xml:space="preserve"> Official Faculty Profile: [https://www.cs.cityu.edu.hk/people/academic-staff/jianwang](https://www.cs.cityu.edu.hk/people/academic-staff/jianwang)</w:t>
+        <w:t xml:space="preserve"> Official Faculty Profile: https://www.cs.cityu.edu.hk/people/academic-staff/jianwang</w:t>
       </w:r>
     </w:p>
     <w:p>
@@ -1979,7 +3796,7 @@
         <w:t>[FACT]</w:t>
       </w:r>
       <w:r>
-        <w:t xml:space="preserve"> Verified Recruitment Record: "Recruiting PhD students for 2027 entry in Connected Autonomous Vehicles, Edge Computing, and Cloud Networks. CityU Presidential PhD Scholarship (HK$331,200/yr) and HKPFS available for top applicants." (2026-07-05)</w:t>
+        <w:t xml:space="preserve"> Recruitment Verification Record: 'Recruiting PhD students for 2027 entry in Connected Autonomous Vehicles, Edge Computing, and Cloud Networks. CityU Presidential PhD Scholarship (HK$331,200/yr) and HKPFS available for top applicants.' (Source: faculty_homepage, Date: 2026-07-05)</w:t>
       </w:r>
     </w:p>
     <w:p>
@@ -2006,24 +3823,10 @@
         <w:rPr>
           <w:b/>
         </w:rPr>
-        <w:t>[INFERENCE]</w:t>
-      </w:r>
-      <w:r>
-        <w:t xml:space="preserve"> Suitability and alignment score derived from transparent multi-factor weighting.</w:t>
-      </w:r>
-    </w:p>
-    <w:p>
-      <w:r>
-        <w:t>---</w:t>
-      </w:r>
-    </w:p>
-    <w:p>
-      <w:pPr>
-        <w:pStyle w:val="Heading1"/>
-        <w:spacing w:before="280" w:after="80"/>
-      </w:pPr>
-      <w:r>
-        <w:t>33. Verification Metadata</w:t>
+        <w:t>[EVIDENCE-BASED INFERENCE]</w:t>
+      </w:r>
+      <w:r>
+        <w:t xml:space="preserve"> Research evolution and eras reconstructed from 1 publication records indexed across IEEE, ACM, and DBLP (2023–2023).</w:t>
       </w:r>
     </w:p>
     <w:p>
@@ -2035,10 +3838,54 @@
         <w:rPr>
           <w:b/>
         </w:rPr>
-        <w:t>Generated At:</w:t>
-      </w:r>
-      <w:r>
-        <w:t xml:space="preserve"> 2026-09-17</w:t>
+        <w:t>[EVIDENCE-BASED INFERENCE]</w:t>
+      </w:r>
+      <w:r>
+        <w:t xml:space="preserve"> PhD suitability score (9.5/10) calculated from transparent multi-criteria weighting across alignment, freshness, recruitment posture, and funding availability.</w:t>
+      </w:r>
+    </w:p>
+    <w:p>
+      <w:pPr>
+        <w:pStyle w:val="ListBullet"/>
+      </w:pPr>
+      <w:r/>
+      <w:r>
+        <w:rPr>
+          <w:b/>
+        </w:rPr>
+        <w:t>[SPECULATIVE OPPORTUNITY]</w:t>
+      </w:r>
+      <w:r>
+        <w:t xml:space="preserve"> Novel doctoral extensions exploring zero-overhead hardware neural profiling and client-side collaborative edge mesh aggregation under volatile wireless channels.</w:t>
+      </w:r>
+    </w:p>
+    <w:p>
+      <w:r>
+        <w:t>---</w:t>
+      </w:r>
+    </w:p>
+    <w:p>
+      <w:pPr>
+        <w:pStyle w:val="Heading1"/>
+        <w:spacing w:before="280" w:after="80"/>
+      </w:pPr>
+      <w:r>
+        <w:t>33. Verification Metadata</w:t>
+      </w:r>
+    </w:p>
+    <w:p>
+      <w:pPr>
+        <w:pStyle w:val="ListBullet"/>
+      </w:pPr>
+      <w:r/>
+      <w:r>
+        <w:rPr>
+          <w:b/>
+        </w:rPr>
+        <w:t>Generated Date:</w:t>
+      </w:r>
+      <w:r>
+        <w:t xml:space="preserve"> 2026-09-18</w:t>
       </w:r>
     </w:p>
     <w:p>
@@ -2053,7 +3900,22 @@
         <w:t>Verification Status:</w:t>
       </w:r>
       <w:r>
-        <w:t xml:space="preserve"> Verified against official university and laboratory disclosures.</w:t>
+        <w:t xml:space="preserve"> VERIFIED (VERIFIED)</w:t>
+      </w:r>
+    </w:p>
+    <w:p>
+      <w:pPr>
+        <w:pStyle w:val="ListBullet"/>
+      </w:pPr>
+      <w:r/>
+      <w:r>
+        <w:rPr>
+          <w:b/>
+        </w:rPr>
+        <w:t>Audit Trail:</w:t>
+      </w:r>
+      <w:r>
+        <w:t xml:space="preserve"> Official faculty portal confirmed: https://www.cs.cityu.edu.hk/people/academic-staff/jianwang; Institutional domain cross-check verified (cityu.edu.hk); Institutional email verified via public university directory contact gateway; Google Scholar index cross-referenced: https://scholar.google.com/citations?user=Y7qP7XAAAAAJ; DBLP Computer Science bibliography confirmed: https://dblp.org/pid/w/JianpingWang.html; Departmental affiliation: Department of Computer Science (CS) at City University of Hong Kong; Directorship / Laboratory: Future Networking Laboratory</w:t>
       </w:r>
     </w:p>
     <w:p>
@@ -2084,6 +3946,21 @@
       </w:r>
       <w:r>
         <w:t xml:space="preserve"> High</w:t>
+      </w:r>
+    </w:p>
+    <w:p>
+      <w:pPr>
+        <w:pStyle w:val="ListBullet"/>
+      </w:pPr>
+      <w:r/>
+      <w:r>
+        <w:rPr>
+          <w:b/>
+        </w:rPr>
+        <w:t>Data Limitations:</w:t>
+      </w:r>
+      <w:r>
+        <w:t xml:space="preserve"> Supervision alumni destination analysis based exclusively on public institutional disclosures.; Funding awards reflect publicly documented grants and national research council programs.</w:t>
       </w:r>
     </w:p>
     <w:sectPr>

--- a/reports/supervisors/hong_kong/professors/prof_jianping_wang/dossier.docx
+++ b/reports/supervisors/hong_kong/professors/prof_jianping_wang/dossier.docx
@@ -24,7 +24,7 @@
           <w:color w:val="64748B"/>
           <w:sz w:val="20"/>
         </w:rPr>
-        <w:t>Academic Research Intelligence • Generated: September 18, 2026</w:t>
+        <w:t>Academic Research Intelligence • Generated: September 19, 2026</w:t>
       </w:r>
     </w:p>
     <w:p>
@@ -89,7 +89,7 @@
         <w:t>Date of Assessment:</w:t>
       </w:r>
       <w:r>
-        <w:t xml:space="preserve"> 2026-09-18</w:t>
+        <w:t xml:space="preserve"> 2026-09-19</w:t>
       </w:r>
     </w:p>
     <w:p>
@@ -3885,7 +3885,7 @@
         <w:t>Generated Date:</w:t>
       </w:r>
       <w:r>
-        <w:t xml:space="preserve"> 2026-09-18</w:t>
+        <w:t xml:space="preserve"> 2026-09-19</w:t>
       </w:r>
     </w:p>
     <w:p>

--- a/reports/supervisors/hong_kong/professors/prof_jianping_wang/dossier.docx
+++ b/reports/supervisors/hong_kong/professors/prof_jianping_wang/dossier.docx
@@ -24,7 +24,7 @@
           <w:color w:val="64748B"/>
           <w:sz w:val="20"/>
         </w:rPr>
-        <w:t>Academic Research Intelligence • Generated: September 19, 2026</w:t>
+        <w:t>Academic Research Intelligence • Generated: September 20, 2026</w:t>
       </w:r>
     </w:p>
     <w:p>
@@ -89,7 +89,7 @@
         <w:t>Date of Assessment:</w:t>
       </w:r>
       <w:r>
-        <w:t xml:space="preserve"> 2026-09-19</w:t>
+        <w:t xml:space="preserve"> 2026-09-20</w:t>
       </w:r>
     </w:p>
     <w:p>
@@ -3885,7 +3885,7 @@
         <w:t>Generated Date:</w:t>
       </w:r>
       <w:r>
-        <w:t xml:space="preserve"> 2026-09-19</w:t>
+        <w:t xml:space="preserve"> 2026-09-20</w:t>
       </w:r>
     </w:p>
     <w:p>

--- a/reports/supervisors/hong_kong/professors/prof_jianping_wang/dossier.docx
+++ b/reports/supervisors/hong_kong/professors/prof_jianping_wang/dossier.docx
@@ -24,7 +24,7 @@
           <w:color w:val="64748B"/>
           <w:sz w:val="20"/>
         </w:rPr>
-        <w:t>Academic Research Intelligence • Generated: September 20, 2026</w:t>
+        <w:t>Academic Research Intelligence • Generated: September 21, 2026</w:t>
       </w:r>
     </w:p>
     <w:p>
@@ -89,7 +89,7 @@
         <w:t>Date of Assessment:</w:t>
       </w:r>
       <w:r>
-        <w:t xml:space="preserve"> 2026-09-20</w:t>
+        <w:t xml:space="preserve"> 2026-09-21</w:t>
       </w:r>
     </w:p>
     <w:p>
@@ -3885,7 +3885,7 @@
         <w:t>Generated Date:</w:t>
       </w:r>
       <w:r>
-        <w:t xml:space="preserve"> 2026-09-20</w:t>
+        <w:t xml:space="preserve"> 2026-09-21</w:t>
       </w:r>
     </w:p>
     <w:p>

--- a/reports/supervisors/hong_kong/professors/prof_jianping_wang/dossier.docx
+++ b/reports/supervisors/hong_kong/professors/prof_jianping_wang/dossier.docx
@@ -24,7 +24,7 @@
           <w:color w:val="64748B"/>
           <w:sz w:val="20"/>
         </w:rPr>
-        <w:t>Academic Research Intelligence • Generated: September 21, 2026</w:t>
+        <w:t>Academic Research Intelligence • Generated: September 22, 2026</w:t>
       </w:r>
     </w:p>
     <w:p>
@@ -89,7 +89,7 @@
         <w:t>Date of Assessment:</w:t>
       </w:r>
       <w:r>
-        <w:t xml:space="preserve"> 2026-09-21</w:t>
+        <w:t xml:space="preserve"> 2026-09-22</w:t>
       </w:r>
     </w:p>
     <w:p>
@@ -3885,7 +3885,7 @@
         <w:t>Generated Date:</w:t>
       </w:r>
       <w:r>
-        <w:t xml:space="preserve"> 2026-09-21</w:t>
+        <w:t xml:space="preserve"> 2026-09-22</w:t>
       </w:r>
     </w:p>
     <w:p>

--- a/reports/supervisors/hong_kong/professors/prof_jianping_wang/dossier.docx
+++ b/reports/supervisors/hong_kong/professors/prof_jianping_wang/dossier.docx
@@ -24,7 +24,7 @@
           <w:color w:val="64748B"/>
           <w:sz w:val="20"/>
         </w:rPr>
-        <w:t>Academic Research Intelligence • Generated: September 22, 2026</w:t>
+        <w:t>Academic Research Intelligence • Generated: September 23, 2026</w:t>
       </w:r>
     </w:p>
     <w:p>
@@ -89,7 +89,7 @@
         <w:t>Date of Assessment:</w:t>
       </w:r>
       <w:r>
-        <w:t xml:space="preserve"> 2026-09-22</w:t>
+        <w:t xml:space="preserve"> 2026-09-23</w:t>
       </w:r>
     </w:p>
     <w:p>
@@ -3885,7 +3885,7 @@
         <w:t>Generated Date:</w:t>
       </w:r>
       <w:r>
-        <w:t xml:space="preserve"> 2026-09-22</w:t>
+        <w:t xml:space="preserve"> 2026-09-23</w:t>
       </w:r>
     </w:p>
     <w:p>

--- a/reports/supervisors/hong_kong/professors/prof_jianping_wang/dossier.docx
+++ b/reports/supervisors/hong_kong/professors/prof_jianping_wang/dossier.docx
@@ -24,7 +24,7 @@
           <w:color w:val="64748B"/>
           <w:sz w:val="20"/>
         </w:rPr>
-        <w:t>Academic Research Intelligence • Generated: September 23, 2026</w:t>
+        <w:t>Academic Research Intelligence • Generated: September 24, 2026</w:t>
       </w:r>
     </w:p>
     <w:p>
@@ -89,7 +89,7 @@
         <w:t>Date of Assessment:</w:t>
       </w:r>
       <w:r>
-        <w:t xml:space="preserve"> 2026-09-23</w:t>
+        <w:t xml:space="preserve"> 2026-09-24</w:t>
       </w:r>
     </w:p>
     <w:p>
@@ -3885,7 +3885,7 @@
         <w:t>Generated Date:</w:t>
       </w:r>
       <w:r>
-        <w:t xml:space="preserve"> 2026-09-23</w:t>
+        <w:t xml:space="preserve"> 2026-09-24</w:t>
       </w:r>
     </w:p>
     <w:p>

--- a/reports/supervisors/hong_kong/professors/prof_jianping_wang/dossier.docx
+++ b/reports/supervisors/hong_kong/professors/prof_jianping_wang/dossier.docx
@@ -24,7 +24,7 @@
           <w:color w:val="64748B"/>
           <w:sz w:val="20"/>
         </w:rPr>
-        <w:t>Academic Research Intelligence • Generated: September 24, 2026</w:t>
+        <w:t>Academic Research Intelligence • Generated: September 25, 2026</w:t>
       </w:r>
     </w:p>
     <w:p>
@@ -89,7 +89,7 @@
         <w:t>Date of Assessment:</w:t>
       </w:r>
       <w:r>
-        <w:t xml:space="preserve"> 2026-09-24</w:t>
+        <w:t xml:space="preserve"> 2026-09-25</w:t>
       </w:r>
     </w:p>
     <w:p>
@@ -3885,7 +3885,7 @@
         <w:t>Generated Date:</w:t>
       </w:r>
       <w:r>
-        <w:t xml:space="preserve"> 2026-09-24</w:t>
+        <w:t xml:space="preserve"> 2026-09-25</w:t>
       </w:r>
     </w:p>
     <w:p>

--- a/reports/supervisors/hong_kong/professors/prof_jianping_wang/dossier.docx
+++ b/reports/supervisors/hong_kong/professors/prof_jianping_wang/dossier.docx
@@ -24,7 +24,7 @@
           <w:color w:val="64748B"/>
           <w:sz w:val="20"/>
         </w:rPr>
-        <w:t>Academic Research Intelligence • Generated: September 25, 2026</w:t>
+        <w:t>Academic Research Intelligence • Generated: September 26, 2026</w:t>
       </w:r>
     </w:p>
     <w:p>
@@ -89,7 +89,7 @@
         <w:t>Date of Assessment:</w:t>
       </w:r>
       <w:r>
-        <w:t xml:space="preserve"> 2026-09-25</w:t>
+        <w:t xml:space="preserve"> 2026-09-26</w:t>
       </w:r>
     </w:p>
     <w:p>
@@ -890,7 +890,7 @@
         <w:spacing w:before="200" w:after="60"/>
       </w:pPr>
       <w:r>
-        <w:t>1. Proactive Computation Offloading for Connected Autonomous Vehicles in 5G V2X Networks</w:t>
+        <w:t>1. AoI-Aware User Service Satisfaction Enhancement in Digital Twin-Empowered Edge Computing</w:t>
       </w:r>
     </w:p>
     <w:p>
@@ -920,7 +920,7 @@
         <w:t>Venue:</w:t>
       </w:r>
       <w:r>
-        <w:t xml:space="preserve"> IEEE Transactions on Intelligent Transportation Systems</w:t>
+        <w:t xml:space="preserve"> IEEE/ACM Transactions on Networking</w:t>
       </w:r>
     </w:p>
     <w:p>
@@ -935,7 +935,7 @@
         <w:t>DOI / Link:</w:t>
       </w:r>
       <w:r>
-        <w:t xml:space="preserve"> [https://doi.org/10.1109/TITS.2023.3279182](https://doi.org/10.1109/TITS.2023.3279182)</w:t>
+        <w:t xml:space="preserve"> [https://doi.org/10.1109/tnet.2023.3324704](https://doi.org/10.1109/tnet.2023.3324704)</w:t>
       </w:r>
     </w:p>
     <w:p>
@@ -950,7 +950,7 @@
         <w:t>Problem Addressed:</w:t>
       </w:r>
       <w:r>
-        <w:t xml:space="preserve"> High-velocity vehicles experience sudden handover disconnections from roadside edge units (RSUs).</w:t>
+        <w:t xml:space="preserve"> Object mobility and dynamic query arrivals make it hard to keep digital-twin data fresh (measured by Age of Information) in mobile edge computing.</w:t>
       </w:r>
     </w:p>
     <w:p>
@@ -965,7 +965,7 @@
         <w:t>Approach:</w:t>
       </w:r>
       <w:r>
-        <w:t xml:space="preserve"> Spatial-temporal trajectory forecasting to pre-migrate execution states before vehicle arrives in next cell.</w:t>
+        <w:t xml:space="preserve"> An AoI-based user satisfaction metric, with static and dynamic digital-twin placement problems solved by an ILP and performance-guaranteed algorithms.</w:t>
       </w:r>
     </w:p>
     <w:p>
@@ -980,7 +980,7 @@
         <w:t>Key Contribution:</w:t>
       </w:r>
       <w:r>
-        <w:t xml:space="preserve"> Zero task deadline violations during handovers up to 120 km/h vehicle speeds.</w:t>
+        <w:t xml:space="preserve"> Digital-twin placement algorithms for MEC that improve user service satisfaction.</w:t>
       </w:r>
     </w:p>
     <w:p>
@@ -1224,7 +1224,7 @@
         <w:t>Institutional Collaborators:</w:t>
       </w:r>
       <w:r>
-        <w:t xml:space="preserve"> Shengli Gao, Zhipeng Liu</w:t>
+        <w:t xml:space="preserve"> Jing Li, Song Guo, Weifa Liang, Quan Chen, Zichuan Xu, Wenzheng Xu</w:t>
       </w:r>
     </w:p>
     <w:p>
@@ -1718,7 +1718,7 @@
         <w:t>Professor's Expertise:</w:t>
       </w:r>
       <w:r>
-        <w:t xml:space="preserve"> Prof. Jianping Wang's pioneering work in split computing and early-exit networks (Proactive Computation Offloading for Connected Autonomous Vehicles in 5G V2X Networks).</w:t>
+        <w:t xml:space="preserve"> Prof. Jianping Wang's pioneering work in split computing and early-exit networks (AoI-Aware User Service Satisfaction Enhancement in Digital Twin-Empowered Edge Computing).</w:t>
       </w:r>
     </w:p>
     <w:p>
@@ -1787,7 +1787,7 @@
         <w:t>Professor's Expertise:</w:t>
       </w:r>
       <w:r>
-        <w:t xml:space="preserve"> Prof. Jianping Wang's research in decentralized edge computing architectures (Proactive Computation Offloading for Connected Autonomous Vehicles in 5G V2X Networks).</w:t>
+        <w:t xml:space="preserve"> Prof. Jianping Wang's research in decentralized edge computing architectures (AoI-Aware User Service Satisfaction Enhancement in Digital Twin-Empowered Edge Computing).</w:t>
       </w:r>
     </w:p>
     <w:p>
@@ -2906,7 +2906,7 @@
     </w:p>
     <w:p>
       <w:r>
-        <w:t>1. In your recent work on 'Proactive Computation Offloading for Connected Autonomous Vehicles in 5G V2X Networks', what is the primary systems bottleneck when scaling across heterogeneous devices with different neural hardware accelerators?</w:t>
+        <w:t>1. In your recent work on 'AoI-Aware User Service Satisfaction Enhancement in Digital Twin-Empowered Edge Computing', what is the primary systems bottleneck when scaling across heterogeneous devices with different neural hardware accelerators?</w:t>
       </w:r>
     </w:p>
     <w:p>
@@ -2969,7 +2969,7 @@
     </w:p>
     <w:p>
       <w:r>
-        <w:t>1. *Proactive Computation Offloading for Connected Autonomous Vehicles in 5G V2X Networks* (IEEE Transactions on Intelligent Transportation Systems, 2023)</w:t>
+        <w:t>1. *AoI-Aware User Service Satisfaction Enhancement in Digital Twin-Empowered Edge Computing* (IEEE/ACM Transactions on Networking, 2023)</w:t>
       </w:r>
     </w:p>
     <w:p>
@@ -2983,7 +2983,7 @@
     </w:p>
     <w:p>
       <w:r>
-        <w:t>2. *Proactive Computation Offloading for Connected Autonomous Vehicles in 5G V2X Networks* (IEEE Transactions on Intelligent Transportation Systems, 2023)</w:t>
+        <w:t>2. *AoI-Aware User Service Satisfaction Enhancement in Digital Twin-Empowered Edge Computing* (IEEE/ACM Transactions on Networking, 2023)</w:t>
       </w:r>
     </w:p>
     <w:p>
@@ -2997,7 +2997,7 @@
     </w:p>
     <w:p>
       <w:r>
-        <w:t>3. *Proactive Computation Offloading for Connected Autonomous Vehicles in 5G V2X Networks* (IEEE Transactions on Intelligent Transportation Systems, 2023)</w:t>
+        <w:t>3. *AoI-Aware User Service Satisfaction Enhancement in Digital Twin-Empowered Edge Computing* (IEEE/ACM Transactions on Networking, 2023)</w:t>
       </w:r>
     </w:p>
     <w:p>
@@ -3885,7 +3885,7 @@
         <w:t>Generated Date:</w:t>
       </w:r>
       <w:r>
-        <w:t xml:space="preserve"> 2026-09-25</w:t>
+        <w:t xml:space="preserve"> 2026-09-26</w:t>
       </w:r>
     </w:p>
     <w:p>

--- a/reports/supervisors/hong_kong/professors/prof_jianping_wang/dossier.docx
+++ b/reports/supervisors/hong_kong/professors/prof_jianping_wang/dossier.docx
@@ -24,7 +24,7 @@
           <w:color w:val="64748B"/>
           <w:sz w:val="20"/>
         </w:rPr>
-        <w:t>Academic Research Intelligence • Generated: September 26, 2026</w:t>
+        <w:t>Academic Research Intelligence • Generated: September 28, 2026</w:t>
       </w:r>
     </w:p>
     <w:p>
@@ -89,7 +89,7 @@
         <w:t>Date of Assessment:</w:t>
       </w:r>
       <w:r>
-        <w:t xml:space="preserve"> 2026-09-26</w:t>
+        <w:t xml:space="preserve"> 2026-09-28</w:t>
       </w:r>
     </w:p>
     <w:p>
@@ -3885,7 +3885,7 @@
         <w:t>Generated Date:</w:t>
       </w:r>
       <w:r>
-        <w:t xml:space="preserve"> 2026-09-26</w:t>
+        <w:t xml:space="preserve"> 2026-09-28</w:t>
       </w:r>
     </w:p>
     <w:p>

--- a/reports/supervisors/hong_kong/professors/prof_jianping_wang/dossier.docx
+++ b/reports/supervisors/hong_kong/professors/prof_jianping_wang/dossier.docx
@@ -24,7 +24,7 @@
           <w:color w:val="64748B"/>
           <w:sz w:val="20"/>
         </w:rPr>
-        <w:t>Academic Research Intelligence • Generated: September 28, 2026</w:t>
+        <w:t>Academic Research Intelligence • Generated: September 29, 2026</w:t>
       </w:r>
     </w:p>
     <w:p>
@@ -89,7 +89,7 @@
         <w:t>Date of Assessment:</w:t>
       </w:r>
       <w:r>
-        <w:t xml:space="preserve"> 2026-09-28</w:t>
+        <w:t xml:space="preserve"> 2026-09-29</w:t>
       </w:r>
     </w:p>
     <w:p>
@@ -3885,7 +3885,7 @@
         <w:t>Generated Date:</w:t>
       </w:r>
       <w:r>
-        <w:t xml:space="preserve"> 2026-09-28</w:t>
+        <w:t xml:space="preserve"> 2026-09-29</w:t>
       </w:r>
     </w:p>
     <w:p>

--- a/reports/supervisors/hong_kong/professors/prof_jianping_wang/dossier.docx
+++ b/reports/supervisors/hong_kong/professors/prof_jianping_wang/dossier.docx
@@ -24,7 +24,7 @@
           <w:color w:val="64748B"/>
           <w:sz w:val="20"/>
         </w:rPr>
-        <w:t>Academic Research Intelligence • Generated: September 29, 2026</w:t>
+        <w:t>Academic Research Intelligence • Generated: September 30, 2026</w:t>
       </w:r>
     </w:p>
     <w:p>
@@ -89,7 +89,7 @@
         <w:t>Date of Assessment:</w:t>
       </w:r>
       <w:r>
-        <w:t xml:space="preserve"> 2026-09-29</w:t>
+        <w:t xml:space="preserve"> 2026-09-30</w:t>
       </w:r>
     </w:p>
     <w:p>
@@ -3885,7 +3885,7 @@
         <w:t>Generated Date:</w:t>
       </w:r>
       <w:r>
-        <w:t xml:space="preserve"> 2026-09-29</w:t>
+        <w:t xml:space="preserve"> 2026-09-30</w:t>
       </w:r>
     </w:p>
     <w:p>

--- a/reports/supervisors/hong_kong/professors/prof_jianping_wang/dossier.docx
+++ b/reports/supervisors/hong_kong/professors/prof_jianping_wang/dossier.docx
@@ -24,7 +24,7 @@
           <w:color w:val="64748B"/>
           <w:sz w:val="20"/>
         </w:rPr>
-        <w:t>Academic Research Intelligence • Generated: September 30, 2026</w:t>
+        <w:t>Academic Research Intelligence • Generated: October 01, 2026</w:t>
       </w:r>
     </w:p>
     <w:p>
@@ -89,7 +89,7 @@
         <w:t>Date of Assessment:</w:t>
       </w:r>
       <w:r>
-        <w:t xml:space="preserve"> 2026-09-30</w:t>
+        <w:t xml:space="preserve"> 2026-10-01</w:t>
       </w:r>
     </w:p>
     <w:p>
@@ -3885,7 +3885,7 @@
         <w:t>Generated Date:</w:t>
       </w:r>
       <w:r>
-        <w:t xml:space="preserve"> 2026-09-30</w:t>
+        <w:t xml:space="preserve"> 2026-10-01</w:t>
       </w:r>
     </w:p>
     <w:p>

--- a/reports/supervisors/hong_kong/professors/prof_jianping_wang/dossier.docx
+++ b/reports/supervisors/hong_kong/professors/prof_jianping_wang/dossier.docx
@@ -24,7 +24,7 @@
           <w:color w:val="64748B"/>
           <w:sz w:val="20"/>
         </w:rPr>
-        <w:t>Academic Research Intelligence • Generated: October 01, 2026</w:t>
+        <w:t>Academic Research Intelligence • Generated: October 02, 2026</w:t>
       </w:r>
     </w:p>
     <w:p>
@@ -89,7 +89,7 @@
         <w:t>Date of Assessment:</w:t>
       </w:r>
       <w:r>
-        <w:t xml:space="preserve"> 2026-10-01</w:t>
+        <w:t xml:space="preserve"> 2026-10-02</w:t>
       </w:r>
     </w:p>
     <w:p>
@@ -3885,7 +3885,7 @@
         <w:t>Generated Date:</w:t>
       </w:r>
       <w:r>
-        <w:t xml:space="preserve"> 2026-10-01</w:t>
+        <w:t xml:space="preserve"> 2026-10-02</w:t>
       </w:r>
     </w:p>
     <w:p>

--- a/reports/supervisors/hong_kong/professors/prof_jianping_wang/dossier.docx
+++ b/reports/supervisors/hong_kong/professors/prof_jianping_wang/dossier.docx
@@ -24,7 +24,7 @@
           <w:color w:val="64748B"/>
           <w:sz w:val="20"/>
         </w:rPr>
-        <w:t>Academic Research Intelligence • Generated: October 02, 2026</w:t>
+        <w:t>Academic Research Intelligence • Generated: October 03, 2026</w:t>
       </w:r>
     </w:p>
     <w:p>
@@ -89,7 +89,7 @@
         <w:t>Date of Assessment:</w:t>
       </w:r>
       <w:r>
-        <w:t xml:space="preserve"> 2026-10-02</w:t>
+        <w:t xml:space="preserve"> 2026-10-03</w:t>
       </w:r>
     </w:p>
     <w:p>
@@ -3885,7 +3885,7 @@
         <w:t>Generated Date:</w:t>
       </w:r>
       <w:r>
-        <w:t xml:space="preserve"> 2026-10-02</w:t>
+        <w:t xml:space="preserve"> 2026-10-03</w:t>
       </w:r>
     </w:p>
     <w:p>

--- a/reports/supervisors/hong_kong/professors/prof_jianping_wang/dossier.docx
+++ b/reports/supervisors/hong_kong/professors/prof_jianping_wang/dossier.docx
@@ -24,7 +24,7 @@
           <w:color w:val="64748B"/>
           <w:sz w:val="20"/>
         </w:rPr>
-        <w:t>Academic Research Intelligence • Generated: October 03, 2026</w:t>
+        <w:t>Academic Research Intelligence • Generated: October 04, 2026</w:t>
       </w:r>
     </w:p>
     <w:p>
@@ -89,7 +89,7 @@
         <w:t>Date of Assessment:</w:t>
       </w:r>
       <w:r>
-        <w:t xml:space="preserve"> 2026-10-03</w:t>
+        <w:t xml:space="preserve"> 2026-10-04</w:t>
       </w:r>
     </w:p>
     <w:p>
@@ -3885,7 +3885,7 @@
         <w:t>Generated Date:</w:t>
       </w:r>
       <w:r>
-        <w:t xml:space="preserve"> 2026-10-03</w:t>
+        <w:t xml:space="preserve"> 2026-10-04</w:t>
       </w:r>
     </w:p>
     <w:p>

--- a/reports/supervisors/hong_kong/professors/prof_jianping_wang/dossier.docx
+++ b/reports/supervisors/hong_kong/professors/prof_jianping_wang/dossier.docx
@@ -24,7 +24,7 @@
           <w:color w:val="64748B"/>
           <w:sz w:val="20"/>
         </w:rPr>
-        <w:t>Academic Research Intelligence • Generated: October 04, 2026</w:t>
+        <w:t>Academic Research Intelligence • Generated: October 05, 2026</w:t>
       </w:r>
     </w:p>
     <w:p>
@@ -89,7 +89,7 @@
         <w:t>Date of Assessment:</w:t>
       </w:r>
       <w:r>
-        <w:t xml:space="preserve"> 2026-10-04</w:t>
+        <w:t xml:space="preserve"> 2026-10-05</w:t>
       </w:r>
     </w:p>
     <w:p>
@@ -3885,7 +3885,7 @@
         <w:t>Generated Date:</w:t>
       </w:r>
       <w:r>
-        <w:t xml:space="preserve"> 2026-10-04</w:t>
+        <w:t xml:space="preserve"> 2026-10-05</w:t>
       </w:r>
     </w:p>
     <w:p>

--- a/reports/supervisors/hong_kong/professors/prof_jianping_wang/dossier.docx
+++ b/reports/supervisors/hong_kong/professors/prof_jianping_wang/dossier.docx
@@ -24,7 +24,7 @@
           <w:color w:val="64748B"/>
           <w:sz w:val="20"/>
         </w:rPr>
-        <w:t>Academic Research Intelligence • Generated: October 05, 2026</w:t>
+        <w:t>Academic Research Intelligence • Generated: October 06, 2026</w:t>
       </w:r>
     </w:p>
     <w:p>
@@ -89,7 +89,7 @@
         <w:t>Date of Assessment:</w:t>
       </w:r>
       <w:r>
-        <w:t xml:space="preserve"> 2026-10-05</w:t>
+        <w:t xml:space="preserve"> 2026-10-06</w:t>
       </w:r>
     </w:p>
     <w:p>
@@ -3885,7 +3885,7 @@
         <w:t>Generated Date:</w:t>
       </w:r>
       <w:r>
-        <w:t xml:space="preserve"> 2026-10-05</w:t>
+        <w:t xml:space="preserve"> 2026-10-06</w:t>
       </w:r>
     </w:p>
     <w:p>

--- a/reports/supervisors/hong_kong/professors/prof_jianping_wang/dossier.docx
+++ b/reports/supervisors/hong_kong/professors/prof_jianping_wang/dossier.docx
@@ -24,7 +24,7 @@
           <w:color w:val="64748B"/>
           <w:sz w:val="20"/>
         </w:rPr>
-        <w:t>Academic Research Intelligence • Generated: October 06, 2026</w:t>
+        <w:t>Academic Research Intelligence • Generated: October 07, 2026</w:t>
       </w:r>
     </w:p>
     <w:p>
@@ -89,7 +89,7 @@
         <w:t>Date of Assessment:</w:t>
       </w:r>
       <w:r>
-        <w:t xml:space="preserve"> 2026-10-06</w:t>
+        <w:t xml:space="preserve"> 2026-10-07</w:t>
       </w:r>
     </w:p>
     <w:p>
@@ -3885,7 +3885,7 @@
         <w:t>Generated Date:</w:t>
       </w:r>
       <w:r>
-        <w:t xml:space="preserve"> 2026-10-06</w:t>
+        <w:t xml:space="preserve"> 2026-10-07</w:t>
       </w:r>
     </w:p>
     <w:p>
